--- a/人形机器人综合实践课(2025年1期)/八、运动控制-强化学习原理/doc/作业8.2.docx
+++ b/人形机器人综合实践课(2025年1期)/八、运动控制-强化学习原理/doc/作业8.2.docx
@@ -3,6 +3,11 @@
 <w:document xmlns:wpc="http://schemas.microsoft.com/office/word/2010/wordprocessingCanvas" xmlns:cx="http://schemas.microsoft.com/office/drawing/2014/chartex" xmlns:cx1="http://schemas.microsoft.com/office/drawing/2015/9/8/chartex" xmlns:cx2="http://schemas.microsoft.com/office/drawing/2015/10/21/chartex" xmlns:cx3="http://schemas.microsoft.com/office/drawing/2016/5/9/chartex" xmlns:cx4="http://schemas.microsoft.com/office/drawing/2016/5/10/chartex" xmlns:cx5="http://schemas.microsoft.com/office/drawing/2016/5/11/chartex" xmlns:cx6="http://schemas.microsoft.com/office/drawing/2016/5/12/chartex" xmlns:cx7="http://schemas.microsoft.com/office/drawing/2016/5/13/chartex" xmlns:cx8="http://schemas.microsoft.com/office/drawing/2016/5/14/chartex" xmlns:mc="http://schemas.openxmlformats.org/markup-compatibility/2006" xmlns:aink="http://schemas.microsoft.com/office/drawing/2016/ink" xmlns:am3d="http://schemas.microsoft.com/office/drawing/2017/model3d" xmlns:o="urn:schemas-microsoft-com:office:office" xmlns:oel="http://schemas.microsoft.com/office/2019/extlst" xmlns:r="http://schemas.openxmlformats.org/officeDocument/2006/relationships" xmlns:m="http://schemas.openxmlformats.org/officeDocument/2006/math" xmlns:v="urn:schemas-microsoft-com:vml" xmlns:wp14="http://schemas.microsoft.com/office/word/2010/wordprocessingDrawing" xmlns:wp="http://schemas.openxmlformats.org/drawingml/2006/wordprocessingDrawing" xmlns:w10="urn:schemas-microsoft-com:office:word" xmlns:w="http://schemas.openxmlformats.org/wordprocessingml/2006/main" xmlns:w14="http://schemas.microsoft.com/office/word/2010/wordml" xmlns:w15="http://schemas.microsoft.com/office/word/2012/wordml" xmlns:w16cex="http://schemas.microsoft.com/office/word/2018/wordml/cex" xmlns:w16cid="http://schemas.microsoft.com/office/word/2016/wordml/cid" xmlns:w16="http://schemas.microsoft.com/office/word/2018/wordml" xmlns:w16du="http://schemas.microsoft.com/office/word/2023/wordml/word16du" xmlns:w16sdtdh="http://schemas.microsoft.com/office/word/2020/wordml/sdtdatahash" xmlns:w16sdtfl="http://schemas.microsoft.com/office/word/2024/wordml/sdtformatlock" xmlns:w16se="http://schemas.microsoft.com/office/word/2015/wordml/symex" xmlns:wpg="http://schemas.microsoft.com/office/word/2010/wordprocessingGroup" xmlns:wpi="http://schemas.microsoft.com/office/word/2010/wordprocessingInk" xmlns:wne="http://schemas.microsoft.com/office/word/2006/wordml" xmlns:wps="http://schemas.microsoft.com/office/word/2010/wordprocessingShape" mc:Ignorable="w14 w15 w16se w16cid w16 w16cex w16sdtdh w16sdtfl w16du wp14">
   <w:body>
     <w:p>
+      <w:pPr>
+        <w:rPr>
+          <w:rFonts w:hint="eastAsia"/>
+        </w:rPr>
+      </w:pPr>
       <w:r>
         <w:rPr>
           <w:b/>
@@ -14,6 +19,7 @@
     <w:p>
       <w:pPr>
         <w:rPr>
+          <w:rFonts w:hint="eastAsia"/>
           <w:b/>
           <w:bCs/>
         </w:rPr>
@@ -32,6 +38,9 @@
           <w:ilvl w:val="0"/>
           <w:numId w:val="1"/>
         </w:numPr>
+        <w:rPr>
+          <w:rFonts w:hint="eastAsia"/>
+        </w:rPr>
       </w:pPr>
       <w:r>
         <w:t xml:space="preserve">在官方 locomotion 任务中，自选 1 </w:t>
@@ -51,6 +60,9 @@
           <w:ilvl w:val="0"/>
           <w:numId w:val="2"/>
         </w:numPr>
+        <w:rPr>
+          <w:rFonts w:hint="eastAsia"/>
+        </w:rPr>
       </w:pPr>
       <w:r>
         <w:rPr>
@@ -66,6 +78,7 @@
     <w:p>
       <w:pPr>
         <w:rPr>
+          <w:rFonts w:hint="eastAsia"/>
           <w:b/>
           <w:bCs/>
         </w:rPr>
@@ -79,6 +92,11 @@
       </w:r>
     </w:p>
     <w:p>
+      <w:pPr>
+        <w:rPr>
+          <w:rFonts w:hint="eastAsia"/>
+        </w:rPr>
+      </w:pPr>
       <w:r>
         <w:t>找到该任务对应的 reward 定义位置，完成以下分析：</w:t>
       </w:r>
@@ -89,6 +107,9 @@
           <w:ilvl w:val="0"/>
           <w:numId w:val="4"/>
         </w:numPr>
+        <w:rPr>
+          <w:rFonts w:hint="eastAsia"/>
+        </w:rPr>
       </w:pPr>
       <w:r>
         <w:t>列出该任务的所有 reward 项；</w:t>
@@ -100,6 +121,9 @@
           <w:ilvl w:val="0"/>
           <w:numId w:val="5"/>
         </w:numPr>
+        <w:rPr>
+          <w:rFonts w:hint="eastAsia"/>
+        </w:rPr>
       </w:pPr>
       <w:r>
         <w:t>对每个 reward 项分别说明：</w:t>
@@ -111,6 +135,9 @@
           <w:ilvl w:val="1"/>
           <w:numId w:val="3"/>
         </w:numPr>
+        <w:rPr>
+          <w:rFonts w:hint="eastAsia"/>
+        </w:rPr>
       </w:pPr>
       <w:r>
         <w:t>权重是多少；</w:t>
@@ -122,6 +149,9 @@
           <w:ilvl w:val="1"/>
           <w:numId w:val="3"/>
         </w:numPr>
+        <w:rPr>
+          <w:rFonts w:hint="eastAsia"/>
+        </w:rPr>
       </w:pPr>
       <w:r>
         <w:t>它奖励什么行为；</w:t>
@@ -133,6 +163,9 @@
           <w:ilvl w:val="1"/>
           <w:numId w:val="3"/>
         </w:numPr>
+        <w:rPr>
+          <w:rFonts w:hint="eastAsia"/>
+        </w:rPr>
       </w:pPr>
       <w:r>
         <w:t>它惩罚什么行为；</w:t>
@@ -144,6 +177,9 @@
           <w:ilvl w:val="0"/>
           <w:numId w:val="6"/>
         </w:numPr>
+        <w:rPr>
+          <w:rFonts w:hint="eastAsia"/>
+        </w:rPr>
       </w:pPr>
       <w:r>
         <w:t>总结这个任务的 reward 设计逻辑；</w:t>
@@ -155,12 +191,20 @@
           <w:ilvl w:val="0"/>
           <w:numId w:val="7"/>
         </w:numPr>
+        <w:rPr>
+          <w:rFonts w:hint="eastAsia"/>
+        </w:rPr>
       </w:pPr>
       <w:r>
         <w:t>分析这个reward设计可能仍存在什么不足，谈谈你的理解。</w:t>
       </w:r>
     </w:p>
     <w:p>
+      <w:pPr>
+        <w:rPr>
+          <w:rFonts w:hint="eastAsia"/>
+        </w:rPr>
+      </w:pPr>
       <w:r>
         <w:t>建议整理成类似表格：</w:t>
       </w:r>
@@ -202,6 +246,11 @@
             <w:hideMark/>
           </w:tcPr>
           <w:p>
+            <w:pPr>
+              <w:rPr>
+                <w:rFonts w:hint="eastAsia"/>
+              </w:rPr>
+            </w:pPr>
             <w:r>
               <w:t>reward 项</w:t>
             </w:r>
@@ -226,6 +275,11 @@
             <w:hideMark/>
           </w:tcPr>
           <w:p>
+            <w:pPr>
+              <w:rPr>
+                <w:rFonts w:hint="eastAsia"/>
+              </w:rPr>
+            </w:pPr>
             <w:r>
               <w:t>原始权重</w:t>
             </w:r>
@@ -250,6 +304,11 @@
             <w:hideMark/>
           </w:tcPr>
           <w:p>
+            <w:pPr>
+              <w:rPr>
+                <w:rFonts w:hint="eastAsia"/>
+              </w:rPr>
+            </w:pPr>
             <w:r>
               <w:t>奖励或惩罚什么</w:t>
             </w:r>
@@ -274,6 +333,11 @@
             <w:hideMark/>
           </w:tcPr>
           <w:p>
+            <w:pPr>
+              <w:rPr>
+                <w:rFonts w:hint="eastAsia"/>
+              </w:rPr>
+            </w:pPr>
             <w:r>
               <w:t>你的理解</w:t>
             </w:r>
@@ -299,7 +363,13 @@
             <w:vAlign w:val="center"/>
             <w:hideMark/>
           </w:tcPr>
-          <w:p/>
+          <w:p>
+            <w:pPr>
+              <w:rPr>
+                <w:rFonts w:hint="eastAsia"/>
+              </w:rPr>
+            </w:pPr>
+          </w:p>
         </w:tc>
         <w:tc>
           <w:tcPr>
@@ -319,7 +389,13 @@
             <w:vAlign w:val="center"/>
             <w:hideMark/>
           </w:tcPr>
-          <w:p/>
+          <w:p>
+            <w:pPr>
+              <w:rPr>
+                <w:rFonts w:hint="eastAsia"/>
+              </w:rPr>
+            </w:pPr>
+          </w:p>
         </w:tc>
         <w:tc>
           <w:tcPr>
@@ -339,7 +415,13 @@
             <w:vAlign w:val="center"/>
             <w:hideMark/>
           </w:tcPr>
-          <w:p/>
+          <w:p>
+            <w:pPr>
+              <w:rPr>
+                <w:rFonts w:hint="eastAsia"/>
+              </w:rPr>
+            </w:pPr>
+          </w:p>
         </w:tc>
         <w:tc>
           <w:tcPr>
@@ -359,13 +441,20 @@
             <w:vAlign w:val="center"/>
             <w:hideMark/>
           </w:tcPr>
-          <w:p/>
+          <w:p>
+            <w:pPr>
+              <w:rPr>
+                <w:rFonts w:hint="eastAsia"/>
+              </w:rPr>
+            </w:pPr>
+          </w:p>
         </w:tc>
       </w:tr>
     </w:tbl>
     <w:p>
       <w:pPr>
         <w:rPr>
+          <w:rFonts w:hint="eastAsia"/>
           <w:b/>
           <w:bCs/>
         </w:rPr>
@@ -379,6 +468,11 @@
       </w:r>
     </w:p>
     <w:p>
+      <w:pPr>
+        <w:rPr>
+          <w:rFonts w:hint="eastAsia"/>
+        </w:rPr>
+      </w:pPr>
       <w:r>
         <w:t>在你选择的任务中，挑选 </w:t>
       </w:r>
@@ -410,6 +504,11 @@
       </w:r>
     </w:p>
     <w:p>
+      <w:pPr>
+        <w:rPr>
+          <w:rFonts w:hint="eastAsia"/>
+        </w:rPr>
+      </w:pPr>
       <w:r>
         <w:t>要求：</w:t>
       </w:r>
@@ -420,6 +519,9 @@
           <w:ilvl w:val="0"/>
           <w:numId w:val="9"/>
         </w:numPr>
+        <w:rPr>
+          <w:rFonts w:hint="eastAsia"/>
+        </w:rPr>
       </w:pPr>
       <w:r>
         <w:t>原则上只改 </w:t>
@@ -457,6 +559,9 @@
           <w:ilvl w:val="0"/>
           <w:numId w:val="10"/>
         </w:numPr>
+        <w:rPr>
+          <w:rFonts w:hint="eastAsia"/>
+        </w:rPr>
       </w:pPr>
       <w:r>
         <w:t>改动幅度要足够明显，建议至少增加或减少 </w:t>
@@ -478,6 +583,9 @@
           <w:ilvl w:val="0"/>
           <w:numId w:val="11"/>
         </w:numPr>
+        <w:rPr>
+          <w:rFonts w:hint="eastAsia"/>
+        </w:rPr>
       </w:pPr>
       <w:r>
         <w:t>在修改前，先写下你的预测：</w:t>
@@ -489,6 +597,9 @@
           <w:ilvl w:val="1"/>
           <w:numId w:val="8"/>
         </w:numPr>
+        <w:rPr>
+          <w:rFonts w:hint="eastAsia"/>
+        </w:rPr>
       </w:pPr>
       <w:r>
         <w:t>你觉得训练会变得更稳还是更激进？</w:t>
@@ -500,6 +611,9 @@
           <w:ilvl w:val="1"/>
           <w:numId w:val="8"/>
         </w:numPr>
+        <w:rPr>
+          <w:rFonts w:hint="eastAsia"/>
+        </w:rPr>
       </w:pPr>
       <w:r>
         <w:t>你觉得机器人会更快还是更保守？</w:t>
@@ -511,6 +625,9 @@
           <w:ilvl w:val="1"/>
           <w:numId w:val="8"/>
         </w:numPr>
+        <w:rPr>
+          <w:rFonts w:hint="eastAsia"/>
+        </w:rPr>
       </w:pPr>
       <w:r>
         <w:t>你</w:t>
@@ -527,6 +644,7 @@
     <w:p>
       <w:pPr>
         <w:rPr>
+          <w:rFonts w:hint="eastAsia"/>
           <w:b/>
           <w:bCs/>
         </w:rPr>
@@ -540,6 +658,11 @@
       </w:r>
     </w:p>
     <w:p>
+      <w:pPr>
+        <w:rPr>
+          <w:rFonts w:hint="eastAsia"/>
+        </w:rPr>
+      </w:pPr>
       <w:r>
         <w:lastRenderedPageBreak/>
         <w:t>分别运行：</w:t>
@@ -551,6 +674,9 @@
           <w:ilvl w:val="0"/>
           <w:numId w:val="12"/>
         </w:numPr>
+        <w:rPr>
+          <w:rFonts w:hint="eastAsia"/>
+        </w:rPr>
       </w:pPr>
       <w:r>
         <w:t>原始 reward 配置下的短程训练；</w:t>
@@ -562,12 +688,20 @@
           <w:ilvl w:val="0"/>
           <w:numId w:val="13"/>
         </w:numPr>
+        <w:rPr>
+          <w:rFonts w:hint="eastAsia"/>
+        </w:rPr>
       </w:pPr>
       <w:r>
         <w:t>修改 reward 权重后的短程训练。</w:t>
       </w:r>
     </w:p>
     <w:p>
+      <w:pPr>
+        <w:rPr>
+          <w:rFonts w:hint="eastAsia"/>
+        </w:rPr>
+      </w:pPr>
       <w:r>
         <w:t>要求两组训练尽量保持一致：</w:t>
       </w:r>
@@ -578,6 +712,9 @@
           <w:ilvl w:val="0"/>
           <w:numId w:val="14"/>
         </w:numPr>
+        <w:rPr>
+          <w:rFonts w:hint="eastAsia"/>
+        </w:rPr>
       </w:pPr>
       <w:r>
         <w:t>同一个任务；</w:t>
@@ -589,6 +726,9 @@
           <w:ilvl w:val="0"/>
           <w:numId w:val="14"/>
         </w:numPr>
+        <w:rPr>
+          <w:rFonts w:hint="eastAsia"/>
+        </w:rPr>
       </w:pPr>
       <w:r>
         <w:t>同样的训练命令结构；</w:t>
@@ -600,6 +740,9 @@
           <w:ilvl w:val="0"/>
           <w:numId w:val="14"/>
         </w:numPr>
+        <w:rPr>
+          <w:rFonts w:hint="eastAsia"/>
+        </w:rPr>
       </w:pPr>
       <w:r>
         <w:t>同样的环境数量；</w:t>
@@ -611,6 +754,9 @@
           <w:ilvl w:val="0"/>
           <w:numId w:val="14"/>
         </w:numPr>
+        <w:rPr>
+          <w:rFonts w:hint="eastAsia"/>
+        </w:rPr>
       </w:pPr>
       <w:r>
         <w:t>同样的训练时长或迭代长度；</w:t>
@@ -622,12 +768,20 @@
           <w:ilvl w:val="0"/>
           <w:numId w:val="14"/>
         </w:numPr>
+        <w:rPr>
+          <w:rFonts w:hint="eastAsia"/>
+        </w:rPr>
       </w:pPr>
       <w:r>
         <w:t>同样的日志方式。</w:t>
       </w:r>
     </w:p>
     <w:p>
+      <w:pPr>
+        <w:rPr>
+          <w:rFonts w:hint="eastAsia"/>
+        </w:rPr>
+      </w:pPr>
       <w:r>
         <w:t>不要求完整收敛，重点是做“可比较的训练对比”。</w:t>
       </w:r>
@@ -635,6 +789,7 @@
     <w:p>
       <w:pPr>
         <w:rPr>
+          <w:rFonts w:hint="eastAsia"/>
           <w:b/>
           <w:bCs/>
         </w:rPr>
@@ -648,6 +803,11 @@
       </w:r>
     </w:p>
     <w:p>
+      <w:pPr>
+        <w:rPr>
+          <w:rFonts w:hint="eastAsia"/>
+        </w:rPr>
+      </w:pPr>
       <w:r>
         <w:t>对“修改前 / 修改后”两组训练进行对比，至少分析下面几项：</w:t>
       </w:r>
@@ -658,6 +818,9 @@
           <w:ilvl w:val="0"/>
           <w:numId w:val="15"/>
         </w:numPr>
+        <w:rPr>
+          <w:rFonts w:hint="eastAsia"/>
+        </w:rPr>
       </w:pPr>
       <w:r>
         <w:t>总奖励变化趋势；</w:t>
@@ -669,6 +832,9 @@
           <w:ilvl w:val="0"/>
           <w:numId w:val="16"/>
         </w:numPr>
+        <w:rPr>
+          <w:rFonts w:hint="eastAsia"/>
+        </w:rPr>
       </w:pPr>
       <w:r>
         <w:t>你修改的那个 reward 分项变化趋势；</w:t>
@@ -680,6 +846,9 @@
           <w:ilvl w:val="0"/>
           <w:numId w:val="17"/>
         </w:numPr>
+        <w:rPr>
+          <w:rFonts w:hint="eastAsia"/>
+        </w:rPr>
       </w:pPr>
       <w:r>
         <w:t xml:space="preserve">至少再选 1 </w:t>
@@ -699,12 +868,20 @@
           <w:ilvl w:val="0"/>
           <w:numId w:val="18"/>
         </w:numPr>
+        <w:rPr>
+          <w:rFonts w:hint="eastAsia"/>
+        </w:rPr>
       </w:pPr>
       <w:r>
         <w:t>如果有可视化观察，请描述机器人行为的差异：</w:t>
       </w:r>
     </w:p>
     <w:p>
+      <w:pPr>
+        <w:rPr>
+          <w:rFonts w:hint="eastAsia"/>
+        </w:rPr>
+      </w:pPr>
       <w:r>
         <w:t>建议至少给出以下材料：</w:t>
       </w:r>
@@ -715,6 +892,9 @@
           <w:ilvl w:val="0"/>
           <w:numId w:val="19"/>
         </w:numPr>
+        <w:rPr>
+          <w:rFonts w:hint="eastAsia"/>
+        </w:rPr>
       </w:pPr>
       <w:r>
         <w:t>两组 run 名称；</w:t>
@@ -726,6 +906,9 @@
           <w:ilvl w:val="0"/>
           <w:numId w:val="19"/>
         </w:numPr>
+        <w:rPr>
+          <w:rFonts w:hint="eastAsia"/>
+        </w:rPr>
       </w:pPr>
       <w:r>
         <w:t>两组训练命令；</w:t>
@@ -737,6 +920,9 @@
           <w:ilvl w:val="0"/>
           <w:numId w:val="19"/>
         </w:numPr>
+        <w:rPr>
+          <w:rFonts w:hint="eastAsia"/>
+        </w:rPr>
       </w:pPr>
       <w:proofErr w:type="spellStart"/>
       <w:r>
@@ -761,6 +947,9 @@
           <w:ilvl w:val="0"/>
           <w:numId w:val="19"/>
         </w:numPr>
+        <w:rPr>
+          <w:rFonts w:hint="eastAsia"/>
+        </w:rPr>
       </w:pPr>
       <w:r>
         <w:t>你修改前后的 reward 配置截图或代码片段；</w:t>
@@ -772,6 +961,9 @@
           <w:ilvl w:val="0"/>
           <w:numId w:val="19"/>
         </w:numPr>
+        <w:rPr>
+          <w:rFonts w:hint="eastAsia"/>
+        </w:rPr>
       </w:pPr>
       <w:r>
         <w:t>文字分析。</w:t>
@@ -780,6 +972,7 @@
     <w:p>
       <w:pPr>
         <w:rPr>
+          <w:rFonts w:hint="eastAsia"/>
           <w:b/>
           <w:bCs/>
         </w:rPr>
@@ -793,6 +986,11 @@
       </w:r>
     </w:p>
     <w:p>
+      <w:pPr>
+        <w:rPr>
+          <w:rFonts w:hint="eastAsia"/>
+        </w:rPr>
+      </w:pPr>
       <w:r>
         <w:t xml:space="preserve">最后请回答下面 3 </w:t>
       </w:r>
@@ -811,6 +1009,9 @@
           <w:ilvl w:val="0"/>
           <w:numId w:val="20"/>
         </w:numPr>
+        <w:rPr>
+          <w:rFonts w:hint="eastAsia"/>
+        </w:rPr>
       </w:pPr>
       <w:r>
         <w:t>你的实验结果和最初预测一致吗？</w:t>
@@ -822,6 +1023,9 @@
           <w:ilvl w:val="0"/>
           <w:numId w:val="21"/>
         </w:numPr>
+        <w:rPr>
+          <w:rFonts w:hint="eastAsia"/>
+        </w:rPr>
       </w:pPr>
       <w:r>
         <w:t>这个 reward 项在训练里到底起了什么作用？</w:t>
@@ -833,6 +1037,9 @@
           <w:ilvl w:val="0"/>
           <w:numId w:val="22"/>
         </w:numPr>
+        <w:rPr>
+          <w:rFonts w:hint="eastAsia"/>
+        </w:rPr>
       </w:pPr>
       <w:r>
         <w:t>你觉得哪个 reward 是最重要的，为什么？</w:t>
@@ -841,6 +1048,7 @@
     <w:p>
       <w:pPr>
         <w:rPr>
+          <w:rFonts w:hint="eastAsia"/>
           <w:b/>
           <w:bCs/>
         </w:rPr>
@@ -855,6 +1063,11 @@
       </w:r>
     </w:p>
     <w:p>
+      <w:pPr>
+        <w:rPr>
+          <w:rFonts w:hint="eastAsia"/>
+        </w:rPr>
+      </w:pPr>
       <w:r>
         <w:t>请将以上内容整理为 </w:t>
       </w:r>
@@ -873,8 +1086,6441 @@
       <w:pPr>
         <w:rPr>
           <w:rFonts w:hint="eastAsia"/>
-        </w:rPr>
-      </w:pPr>
+          <w:b/>
+          <w:bCs/>
+        </w:rPr>
+      </w:pPr>
+    </w:p>
+    <w:p>
+      <w:pPr>
+        <w:rPr>
+          <w:rFonts w:hint="eastAsia"/>
+          <w:b/>
+          <w:bCs/>
+          <w:sz w:val="28"/>
+          <w:szCs w:val="28"/>
+        </w:rPr>
+      </w:pPr>
+      <w:r>
+        <w:rPr>
+          <w:rFonts w:hint="eastAsia"/>
+          <w:b/>
+          <w:bCs/>
+          <w:sz w:val="28"/>
+          <w:szCs w:val="28"/>
+          <w:highlight w:val="yellow"/>
+        </w:rPr>
+        <w:t>Answers：</w:t>
+      </w:r>
+    </w:p>
+    <w:p>
+      <w:pPr>
+        <w:rPr>
+          <w:rFonts w:hint="eastAsia"/>
+          <w:b/>
+          <w:bCs/>
+        </w:rPr>
+      </w:pPr>
+      <w:r>
+        <w:rPr>
+          <w:b/>
+          <w:bCs/>
+        </w:rPr>
+        <w:t>2.1 选择一个 locomotion 任务</w:t>
+      </w:r>
+    </w:p>
+    <w:p>
+      <w:pPr>
+        <w:rPr>
+          <w:rFonts w:hint="eastAsia"/>
+          <w:szCs w:val="22"/>
+        </w:rPr>
+      </w:pPr>
+      <w:r>
+        <w:rPr>
+          <w:rFonts w:hint="eastAsia"/>
+          <w:szCs w:val="22"/>
+        </w:rPr>
+        <w:t>选择任务：</w:t>
+      </w:r>
+      <w:hyperlink r:id="rId7" w:history="1">
+        <w:r>
+          <w:rPr>
+            <w:rStyle w:val="af2"/>
+            <w:szCs w:val="22"/>
+          </w:rPr>
+          <w:t>Isaac-Velocity-Flat-G1-v0</w:t>
+        </w:r>
+      </w:hyperlink>
+    </w:p>
+    <w:p>
+      <w:pPr>
+        <w:rPr>
+          <w:rFonts w:hint="eastAsia"/>
+          <w:szCs w:val="22"/>
+        </w:rPr>
+      </w:pPr>
+      <w:r>
+        <w:rPr>
+          <w:rFonts w:hint="eastAsia"/>
+          <w:szCs w:val="22"/>
+        </w:rPr>
+        <w:t>./isaaclab.sh -p scripts/reinforcement_learning/rsl_rl/train.py --task Isaac-Velocity-Flat-G1-v0</w:t>
+      </w:r>
+    </w:p>
+    <w:p>
+      <w:pPr>
+        <w:jc w:val="center"/>
+        <w:rPr>
+          <w:rFonts w:hint="eastAsia"/>
+          <w:szCs w:val="22"/>
+        </w:rPr>
+      </w:pPr>
+      <w:r>
+        <w:rPr>
+          <w:noProof/>
+        </w:rPr>
+        <w:drawing>
+          <wp:inline distT="0" distB="0" distL="0" distR="0" wp14:anchorId="7040B41D" wp14:editId="09E39B5A">
+            <wp:extent cx="4123492" cy="2190822"/>
+            <wp:effectExtent l="0" t="0" r="0" b="0"/>
+            <wp:docPr id="839148420" name="图片 1"/>
+            <wp:cNvGraphicFramePr>
+              <a:graphicFrameLocks xmlns:a="http://schemas.openxmlformats.org/drawingml/2006/main" noChangeAspect="1"/>
+            </wp:cNvGraphicFramePr>
+            <a:graphic xmlns:a="http://schemas.openxmlformats.org/drawingml/2006/main">
+              <a:graphicData uri="http://schemas.openxmlformats.org/drawingml/2006/picture">
+                <pic:pic xmlns:pic="http://schemas.openxmlformats.org/drawingml/2006/picture">
+                  <pic:nvPicPr>
+                    <pic:cNvPr id="839148420" name=""/>
+                    <pic:cNvPicPr/>
+                  </pic:nvPicPr>
+                  <pic:blipFill>
+                    <a:blip r:embed="rId8"/>
+                    <a:stretch>
+                      <a:fillRect/>
+                    </a:stretch>
+                  </pic:blipFill>
+                  <pic:spPr>
+                    <a:xfrm>
+                      <a:off x="0" y="0"/>
+                      <a:ext cx="4127575" cy="2192992"/>
+                    </a:xfrm>
+                    <a:prstGeom prst="rect">
+                      <a:avLst/>
+                    </a:prstGeom>
+                  </pic:spPr>
+                </pic:pic>
+              </a:graphicData>
+            </a:graphic>
+          </wp:inline>
+        </w:drawing>
+      </w:r>
+    </w:p>
+    <w:p>
+      <w:pPr>
+        <w:rPr>
+          <w:rFonts w:hint="eastAsia"/>
+          <w:szCs w:val="22"/>
+        </w:rPr>
+      </w:pPr>
+      <w:r>
+        <w:rPr>
+          <w:szCs w:val="22"/>
+        </w:rPr>
+        <w:t>./isaaclab.sh -p scripts/reinforcement_learning/rsl_rl/train.py --headless --task Isaac-Velocity-Flat-G1-v0</w:t>
+      </w:r>
+    </w:p>
+    <w:p>
+      <w:pPr>
+        <w:jc w:val="center"/>
+        <w:rPr>
+          <w:rFonts w:hint="eastAsia"/>
+          <w:szCs w:val="22"/>
+        </w:rPr>
+      </w:pPr>
+      <w:r>
+        <w:rPr>
+          <w:noProof/>
+        </w:rPr>
+        <w:drawing>
+          <wp:inline distT="0" distB="0" distL="0" distR="0" wp14:anchorId="59114B2B" wp14:editId="7BB0C808">
+            <wp:extent cx="4404064" cy="2339891"/>
+            <wp:effectExtent l="0" t="0" r="0" b="3810"/>
+            <wp:docPr id="686222462" name="图片 1"/>
+            <wp:cNvGraphicFramePr>
+              <a:graphicFrameLocks xmlns:a="http://schemas.openxmlformats.org/drawingml/2006/main" noChangeAspect="1"/>
+            </wp:cNvGraphicFramePr>
+            <a:graphic xmlns:a="http://schemas.openxmlformats.org/drawingml/2006/main">
+              <a:graphicData uri="http://schemas.openxmlformats.org/drawingml/2006/picture">
+                <pic:pic xmlns:pic="http://schemas.openxmlformats.org/drawingml/2006/picture">
+                  <pic:nvPicPr>
+                    <pic:cNvPr id="686222462" name=""/>
+                    <pic:cNvPicPr/>
+                  </pic:nvPicPr>
+                  <pic:blipFill>
+                    <a:blip r:embed="rId9"/>
+                    <a:stretch>
+                      <a:fillRect/>
+                    </a:stretch>
+                  </pic:blipFill>
+                  <pic:spPr>
+                    <a:xfrm>
+                      <a:off x="0" y="0"/>
+                      <a:ext cx="4415727" cy="2346087"/>
+                    </a:xfrm>
+                    <a:prstGeom prst="rect">
+                      <a:avLst/>
+                    </a:prstGeom>
+                  </pic:spPr>
+                </pic:pic>
+              </a:graphicData>
+            </a:graphic>
+          </wp:inline>
+        </w:drawing>
+      </w:r>
+    </w:p>
+    <w:p>
+      <w:pPr>
+        <w:rPr>
+          <w:rFonts w:hint="eastAsia"/>
+          <w:szCs w:val="22"/>
+        </w:rPr>
+      </w:pPr>
+      <w:r>
+        <w:rPr>
+          <w:rFonts w:hint="eastAsia"/>
+          <w:szCs w:val="22"/>
+        </w:rPr>
+        <w:t>迭代104次</w:t>
+      </w:r>
+      <w:r>
+        <w:rPr>
+          <w:rFonts w:hint="eastAsia"/>
+          <w:szCs w:val="22"/>
+        </w:rPr>
+        <w:t>的log如下，</w:t>
+      </w:r>
+    </w:p>
+    <w:p>
+      <w:pPr>
+        <w:rPr>
+          <w:rFonts w:hint="eastAsia"/>
+          <w:szCs w:val="22"/>
+        </w:rPr>
+      </w:pPr>
+      <w:r>
+        <w:rPr>
+          <w:noProof/>
+        </w:rPr>
+        <w:lastRenderedPageBreak/>
+        <w:drawing>
+          <wp:inline distT="0" distB="0" distL="0" distR="0" wp14:anchorId="64DA4989" wp14:editId="7E6DC82F">
+            <wp:extent cx="5274310" cy="1470025"/>
+            <wp:effectExtent l="0" t="0" r="2540" b="0"/>
+            <wp:docPr id="639443270" name="图片 1"/>
+            <wp:cNvGraphicFramePr>
+              <a:graphicFrameLocks xmlns:a="http://schemas.openxmlformats.org/drawingml/2006/main" noChangeAspect="1"/>
+            </wp:cNvGraphicFramePr>
+            <a:graphic xmlns:a="http://schemas.openxmlformats.org/drawingml/2006/main">
+              <a:graphicData uri="http://schemas.openxmlformats.org/drawingml/2006/picture">
+                <pic:pic xmlns:pic="http://schemas.openxmlformats.org/drawingml/2006/picture">
+                  <pic:nvPicPr>
+                    <pic:cNvPr id="639443270" name=""/>
+                    <pic:cNvPicPr/>
+                  </pic:nvPicPr>
+                  <pic:blipFill>
+                    <a:blip r:embed="rId10"/>
+                    <a:stretch>
+                      <a:fillRect/>
+                    </a:stretch>
+                  </pic:blipFill>
+                  <pic:spPr>
+                    <a:xfrm>
+                      <a:off x="0" y="0"/>
+                      <a:ext cx="5274310" cy="1470025"/>
+                    </a:xfrm>
+                    <a:prstGeom prst="rect">
+                      <a:avLst/>
+                    </a:prstGeom>
+                  </pic:spPr>
+                </pic:pic>
+              </a:graphicData>
+            </a:graphic>
+          </wp:inline>
+        </w:drawing>
+      </w:r>
+    </w:p>
+    <w:p>
+      <w:pPr>
+        <w:rPr>
+          <w:rFonts w:hint="eastAsia"/>
+          <w:b/>
+          <w:bCs/>
+        </w:rPr>
+      </w:pPr>
+      <w:r>
+        <w:rPr>
+          <w:b/>
+          <w:bCs/>
+        </w:rPr>
+        <w:t>2.2 Reward 设计分析</w:t>
+      </w:r>
+    </w:p>
+    <w:p>
+      <w:pPr>
+        <w:spacing w:after="0"/>
+        <w:rPr>
+          <w:rFonts w:hint="eastAsia"/>
+        </w:rPr>
+      </w:pPr>
+      <w:r>
+        <w:t>该任务对应的reward</w:t>
+      </w:r>
+      <w:r>
+        <w:rPr>
+          <w:rFonts w:hint="eastAsia"/>
+        </w:rPr>
+        <w:t>来自：</w:t>
+      </w:r>
+    </w:p>
+    <w:p>
+      <w:pPr>
+        <w:widowControl/>
+        <w:shd w:val="clear" w:color="auto" w:fill="282C34"/>
+        <w:spacing w:afterLines="50" w:after="156" w:line="285" w:lineRule="atLeast"/>
+        <w:rPr>
+          <w:rFonts w:ascii="Consolas" w:eastAsia="宋体" w:hAnsi="Consolas" w:cs="宋体"/>
+          <w:color w:val="E5C07B"/>
+          <w:kern w:val="0"/>
+          <w:sz w:val="21"/>
+          <w:szCs w:val="21"/>
+          <w14:ligatures w14:val="none"/>
+        </w:rPr>
+      </w:pPr>
+      <w:r>
+        <w:rPr>
+          <w:rFonts w:ascii="Consolas" w:eastAsia="宋体" w:hAnsi="Consolas" w:cs="宋体"/>
+          <w:color w:val="E5C07B"/>
+          <w:kern w:val="0"/>
+          <w:sz w:val="21"/>
+          <w:szCs w:val="21"/>
+          <w14:ligatures w14:val="none"/>
+        </w:rPr>
+        <w:t>G1FlatEnvCfg</w:t>
+      </w:r>
+      <w:r>
+        <w:rPr>
+          <w:rFonts w:ascii="Consolas" w:eastAsia="宋体" w:hAnsi="Consolas" w:cs="宋体" w:hint="eastAsia"/>
+          <w:color w:val="E5C07B"/>
+          <w:kern w:val="0"/>
+          <w:sz w:val="21"/>
+          <w:szCs w:val="21"/>
+          <w14:ligatures w14:val="none"/>
+        </w:rPr>
+        <w:t xml:space="preserve">, </w:t>
+      </w:r>
+      <w:r>
+        <w:rPr>
+          <w:rFonts w:ascii="Consolas" w:eastAsia="宋体" w:hAnsi="Consolas" w:cs="宋体"/>
+          <w:color w:val="E5C07B"/>
+          <w:kern w:val="0"/>
+          <w:sz w:val="21"/>
+          <w:szCs w:val="21"/>
+          <w14:ligatures w14:val="none"/>
+        </w:rPr>
+        <w:t>G1RoughEnvCfg</w:t>
+      </w:r>
+      <w:r>
+        <w:rPr>
+          <w:rFonts w:ascii="Consolas" w:eastAsia="宋体" w:hAnsi="Consolas" w:cs="宋体" w:hint="eastAsia"/>
+          <w:color w:val="E5C07B"/>
+          <w:kern w:val="0"/>
+          <w:sz w:val="21"/>
+          <w:szCs w:val="21"/>
+          <w14:ligatures w14:val="none"/>
+        </w:rPr>
+        <w:t>,</w:t>
+      </w:r>
+      <w:r>
+        <w:rPr>
+          <w:rFonts w:ascii="Consolas" w:eastAsia="宋体" w:hAnsi="Consolas" w:cs="宋体" w:hint="eastAsia"/>
+          <w:color w:val="E5C07B"/>
+          <w:kern w:val="0"/>
+          <w:sz w:val="21"/>
+          <w:szCs w:val="21"/>
+          <w14:ligatures w14:val="none"/>
+        </w:rPr>
+        <w:t xml:space="preserve"> </w:t>
+      </w:r>
+      <w:r>
+        <w:rPr>
+          <w:rFonts w:ascii="Consolas" w:eastAsia="宋体" w:hAnsi="Consolas" w:cs="宋体"/>
+          <w:color w:val="E5C07B"/>
+          <w:kern w:val="0"/>
+          <w:sz w:val="21"/>
+          <w:szCs w:val="21"/>
+          <w14:ligatures w14:val="none"/>
+        </w:rPr>
+        <w:t>G1Rewards</w:t>
+      </w:r>
+      <w:r>
+        <w:rPr>
+          <w:rFonts w:ascii="Consolas" w:eastAsia="宋体" w:hAnsi="Consolas" w:cs="宋体" w:hint="eastAsia"/>
+          <w:color w:val="E5C07B"/>
+          <w:kern w:val="0"/>
+          <w:sz w:val="21"/>
+          <w:szCs w:val="21"/>
+          <w14:ligatures w14:val="none"/>
+        </w:rPr>
+        <w:t xml:space="preserve">, </w:t>
+      </w:r>
+      <w:proofErr w:type="spellStart"/>
+      <w:r>
+        <w:rPr>
+          <w:rFonts w:ascii="Consolas" w:eastAsia="宋体" w:hAnsi="Consolas" w:cs="宋体"/>
+          <w:color w:val="E5C07B"/>
+          <w:kern w:val="0"/>
+          <w:sz w:val="21"/>
+          <w:szCs w:val="21"/>
+          <w14:ligatures w14:val="none"/>
+        </w:rPr>
+        <w:t>LocomotionVelocityRoughEnvCfg</w:t>
+      </w:r>
+      <w:proofErr w:type="spellEnd"/>
+    </w:p>
+    <w:p>
+      <w:pPr>
+        <w:spacing w:after="0"/>
+        <w:rPr>
+          <w:rFonts w:hint="eastAsia"/>
+          <w:b/>
+          <w:bCs/>
+          <w:szCs w:val="22"/>
+        </w:rPr>
+      </w:pPr>
+      <w:r>
+        <w:rPr>
+          <w:rFonts w:hint="eastAsia"/>
+          <w:b/>
+          <w:bCs/>
+          <w:szCs w:val="22"/>
+        </w:rPr>
+        <w:t>（1）</w:t>
+      </w:r>
+      <w:r>
+        <w:rPr>
+          <w:b/>
+          <w:bCs/>
+          <w:szCs w:val="22"/>
+        </w:rPr>
+        <w:t>Reward汇总表</w:t>
+      </w:r>
+    </w:p>
+    <w:tbl>
+      <w:tblPr>
+        <w:tblStyle w:val="af5"/>
+        <w:tblW w:w="8359" w:type="dxa"/>
+        <w:jc w:val="center"/>
+        <w:tblLook w:val="04A0" w:firstRow="1" w:lastRow="0" w:firstColumn="1" w:lastColumn="0" w:noHBand="0" w:noVBand="1"/>
+      </w:tblPr>
+      <w:tblGrid>
+        <w:gridCol w:w="2118"/>
+        <w:gridCol w:w="1276"/>
+        <w:gridCol w:w="1992"/>
+        <w:gridCol w:w="2973"/>
+      </w:tblGrid>
+      <w:tr>
+        <w:trPr>
+          <w:jc w:val="center"/>
+        </w:trPr>
+        <w:tc>
+          <w:tcPr>
+            <w:tcW w:w="2118" w:type="dxa"/>
+            <w:vAlign w:val="center"/>
+          </w:tcPr>
+          <w:p>
+            <w:pPr>
+              <w:jc w:val="center"/>
+              <w:rPr>
+                <w:rFonts w:hint="eastAsia"/>
+                <w:szCs w:val="22"/>
+              </w:rPr>
+            </w:pPr>
+            <w:r>
+              <w:t>reward项</w:t>
+            </w:r>
+          </w:p>
+        </w:tc>
+        <w:tc>
+          <w:tcPr>
+            <w:tcW w:w="1276" w:type="dxa"/>
+            <w:vAlign w:val="center"/>
+          </w:tcPr>
+          <w:p>
+            <w:pPr>
+              <w:jc w:val="center"/>
+              <w:rPr>
+                <w:rFonts w:hint="eastAsia"/>
+                <w:szCs w:val="22"/>
+              </w:rPr>
+            </w:pPr>
+            <w:r>
+              <w:rPr>
+                <w:rFonts w:hint="eastAsia"/>
+              </w:rPr>
+              <w:t>最终</w:t>
+            </w:r>
+            <w:r>
+              <w:t>权重</w:t>
+            </w:r>
+          </w:p>
+        </w:tc>
+        <w:tc>
+          <w:tcPr>
+            <w:tcW w:w="1992" w:type="dxa"/>
+            <w:vAlign w:val="center"/>
+          </w:tcPr>
+          <w:p>
+            <w:pPr>
+              <w:jc w:val="center"/>
+              <w:rPr>
+                <w:rFonts w:hint="eastAsia"/>
+                <w:szCs w:val="22"/>
+              </w:rPr>
+            </w:pPr>
+            <w:r>
+              <w:t>奖励或惩罚什么</w:t>
+            </w:r>
+          </w:p>
+        </w:tc>
+        <w:tc>
+          <w:tcPr>
+            <w:tcW w:w="2973" w:type="dxa"/>
+            <w:vAlign w:val="center"/>
+          </w:tcPr>
+          <w:p>
+            <w:pPr>
+              <w:jc w:val="center"/>
+              <w:rPr>
+                <w:rFonts w:hint="eastAsia"/>
+                <w:szCs w:val="22"/>
+              </w:rPr>
+            </w:pPr>
+            <w:r>
+              <w:t>你的理解</w:t>
+            </w:r>
+          </w:p>
+        </w:tc>
+      </w:tr>
+      <w:tr>
+        <w:trPr>
+          <w:jc w:val="center"/>
+        </w:trPr>
+        <w:tc>
+          <w:tcPr>
+            <w:tcW w:w="2118" w:type="dxa"/>
+            <w:vAlign w:val="center"/>
+          </w:tcPr>
+          <w:p>
+            <w:pPr>
+              <w:spacing w:line="220" w:lineRule="exact"/>
+              <w:jc w:val="center"/>
+              <w:rPr>
+                <w:rFonts w:hint="eastAsia"/>
+                <w:sz w:val="16"/>
+                <w:szCs w:val="16"/>
+              </w:rPr>
+            </w:pPr>
+            <w:proofErr w:type="spellStart"/>
+            <w:r>
+              <w:rPr>
+                <w:sz w:val="16"/>
+                <w:szCs w:val="16"/>
+              </w:rPr>
+              <w:t>track_lin_vel_xy_exp</w:t>
+            </w:r>
+            <w:proofErr w:type="spellEnd"/>
+          </w:p>
+        </w:tc>
+        <w:tc>
+          <w:tcPr>
+            <w:tcW w:w="1276" w:type="dxa"/>
+            <w:vAlign w:val="center"/>
+          </w:tcPr>
+          <w:p>
+            <w:pPr>
+              <w:spacing w:line="220" w:lineRule="exact"/>
+              <w:jc w:val="center"/>
+              <w:rPr>
+                <w:rFonts w:hint="eastAsia"/>
+                <w:sz w:val="16"/>
+                <w:szCs w:val="16"/>
+              </w:rPr>
+            </w:pPr>
+            <w:r>
+              <w:rPr>
+                <w:sz w:val="16"/>
+                <w:szCs w:val="16"/>
+              </w:rPr>
+              <w:t>1.0</w:t>
+            </w:r>
+          </w:p>
+        </w:tc>
+        <w:tc>
+          <w:tcPr>
+            <w:tcW w:w="1992" w:type="dxa"/>
+            <w:vAlign w:val="center"/>
+          </w:tcPr>
+          <w:p>
+            <w:pPr>
+              <w:spacing w:line="220" w:lineRule="exact"/>
+              <w:jc w:val="center"/>
+              <w:rPr>
+                <w:rFonts w:hint="eastAsia"/>
+                <w:sz w:val="16"/>
+                <w:szCs w:val="16"/>
+              </w:rPr>
+            </w:pPr>
+            <w:r>
+              <w:rPr>
+                <w:sz w:val="16"/>
+                <w:szCs w:val="16"/>
+              </w:rPr>
+              <w:t>奖励x/y线速度跟踪指令</w:t>
+            </w:r>
+          </w:p>
+        </w:tc>
+        <w:tc>
+          <w:tcPr>
+            <w:tcW w:w="2973" w:type="dxa"/>
+            <w:vAlign w:val="center"/>
+          </w:tcPr>
+          <w:p>
+            <w:pPr>
+              <w:spacing w:line="220" w:lineRule="exact"/>
+              <w:jc w:val="center"/>
+              <w:rPr>
+                <w:rFonts w:hint="eastAsia"/>
+                <w:sz w:val="16"/>
+                <w:szCs w:val="16"/>
+              </w:rPr>
+            </w:pPr>
+            <w:proofErr w:type="gramStart"/>
+            <w:r>
+              <w:rPr>
+                <w:rFonts w:hint="eastAsia"/>
+                <w:sz w:val="16"/>
+                <w:szCs w:val="16"/>
+              </w:rPr>
+              <w:t>奖励</w:t>
+            </w:r>
+            <w:r>
+              <w:rPr>
+                <w:sz w:val="16"/>
+                <w:szCs w:val="16"/>
+              </w:rPr>
+              <w:t>按</w:t>
+            </w:r>
+            <w:proofErr w:type="gramEnd"/>
+            <w:r>
+              <w:rPr>
+                <w:sz w:val="16"/>
+                <w:szCs w:val="16"/>
+              </w:rPr>
+              <w:t>指令走起来</w:t>
+            </w:r>
+          </w:p>
+        </w:tc>
+      </w:tr>
+      <w:tr>
+        <w:trPr>
+          <w:jc w:val="center"/>
+        </w:trPr>
+        <w:tc>
+          <w:tcPr>
+            <w:tcW w:w="2118" w:type="dxa"/>
+            <w:vAlign w:val="center"/>
+          </w:tcPr>
+          <w:p>
+            <w:pPr>
+              <w:spacing w:line="220" w:lineRule="exact"/>
+              <w:jc w:val="center"/>
+              <w:rPr>
+                <w:rFonts w:hint="eastAsia"/>
+                <w:sz w:val="16"/>
+                <w:szCs w:val="16"/>
+              </w:rPr>
+            </w:pPr>
+            <w:proofErr w:type="spellStart"/>
+            <w:r>
+              <w:rPr>
+                <w:sz w:val="16"/>
+                <w:szCs w:val="16"/>
+              </w:rPr>
+              <w:t>track_ang_vel_z_exp</w:t>
+            </w:r>
+            <w:proofErr w:type="spellEnd"/>
+          </w:p>
+        </w:tc>
+        <w:tc>
+          <w:tcPr>
+            <w:tcW w:w="1276" w:type="dxa"/>
+            <w:vAlign w:val="center"/>
+          </w:tcPr>
+          <w:p>
+            <w:pPr>
+              <w:spacing w:line="220" w:lineRule="exact"/>
+              <w:jc w:val="center"/>
+              <w:rPr>
+                <w:rFonts w:hint="eastAsia"/>
+                <w:sz w:val="16"/>
+                <w:szCs w:val="16"/>
+              </w:rPr>
+            </w:pPr>
+            <w:r>
+              <w:rPr>
+                <w:sz w:val="16"/>
+                <w:szCs w:val="16"/>
+              </w:rPr>
+              <w:t>1.0</w:t>
+            </w:r>
+          </w:p>
+        </w:tc>
+        <w:tc>
+          <w:tcPr>
+            <w:tcW w:w="1992" w:type="dxa"/>
+            <w:vAlign w:val="center"/>
+          </w:tcPr>
+          <w:p>
+            <w:pPr>
+              <w:spacing w:line="220" w:lineRule="exact"/>
+              <w:rPr>
+                <w:rFonts w:hint="eastAsia"/>
+                <w:sz w:val="16"/>
+                <w:szCs w:val="16"/>
+              </w:rPr>
+            </w:pPr>
+            <w:r>
+              <w:rPr>
+                <w:sz w:val="16"/>
+                <w:szCs w:val="16"/>
+              </w:rPr>
+              <w:t>奖励yaw角速度跟踪指令</w:t>
+            </w:r>
+          </w:p>
+        </w:tc>
+        <w:tc>
+          <w:tcPr>
+            <w:tcW w:w="2973" w:type="dxa"/>
+            <w:vAlign w:val="center"/>
+          </w:tcPr>
+          <w:p>
+            <w:pPr>
+              <w:spacing w:line="220" w:lineRule="exact"/>
+              <w:rPr>
+                <w:rFonts w:hint="eastAsia"/>
+                <w:sz w:val="16"/>
+                <w:szCs w:val="16"/>
+              </w:rPr>
+            </w:pPr>
+            <w:proofErr w:type="gramStart"/>
+            <w:r>
+              <w:rPr>
+                <w:rFonts w:hint="eastAsia"/>
+                <w:sz w:val="16"/>
+                <w:szCs w:val="16"/>
+              </w:rPr>
+              <w:t>奖励</w:t>
+            </w:r>
+            <w:r>
+              <w:rPr>
+                <w:sz w:val="16"/>
+                <w:szCs w:val="16"/>
+              </w:rPr>
+              <w:t>按</w:t>
+            </w:r>
+            <w:proofErr w:type="gramEnd"/>
+            <w:r>
+              <w:rPr>
+                <w:sz w:val="16"/>
+                <w:szCs w:val="16"/>
+              </w:rPr>
+              <w:t>指令转向。</w:t>
+            </w:r>
+            <w:r>
+              <w:rPr>
+                <w:sz w:val="16"/>
+                <w:szCs w:val="16"/>
+              </w:rPr>
+              <w:t>G1FlatEnvCfg</w:t>
+            </w:r>
+            <w:r>
+              <w:rPr>
+                <w:sz w:val="16"/>
+                <w:szCs w:val="16"/>
+              </w:rPr>
+              <w:t>把G1Rewards中的2.0 调回1.0，与线速度等权</w:t>
+            </w:r>
+          </w:p>
+        </w:tc>
+      </w:tr>
+      <w:tr>
+        <w:trPr>
+          <w:jc w:val="center"/>
+        </w:trPr>
+        <w:tc>
+          <w:tcPr>
+            <w:tcW w:w="2118" w:type="dxa"/>
+            <w:vAlign w:val="center"/>
+          </w:tcPr>
+          <w:p>
+            <w:pPr>
+              <w:spacing w:line="220" w:lineRule="exact"/>
+              <w:jc w:val="center"/>
+              <w:rPr>
+                <w:rFonts w:hint="eastAsia"/>
+                <w:sz w:val="16"/>
+                <w:szCs w:val="16"/>
+              </w:rPr>
+            </w:pPr>
+            <w:r>
+              <w:rPr>
+                <w:sz w:val="16"/>
+                <w:szCs w:val="16"/>
+              </w:rPr>
+              <w:t>ang_vel_xy_l2</w:t>
+            </w:r>
+          </w:p>
+        </w:tc>
+        <w:tc>
+          <w:tcPr>
+            <w:tcW w:w="1276" w:type="dxa"/>
+            <w:vAlign w:val="center"/>
+          </w:tcPr>
+          <w:p>
+            <w:pPr>
+              <w:spacing w:line="220" w:lineRule="exact"/>
+              <w:jc w:val="center"/>
+              <w:rPr>
+                <w:rFonts w:hint="eastAsia"/>
+                <w:sz w:val="16"/>
+                <w:szCs w:val="16"/>
+              </w:rPr>
+            </w:pPr>
+            <w:r>
+              <w:rPr>
+                <w:sz w:val="16"/>
+                <w:szCs w:val="16"/>
+              </w:rPr>
+              <w:t>-0.05</w:t>
+            </w:r>
+          </w:p>
+        </w:tc>
+        <w:tc>
+          <w:tcPr>
+            <w:tcW w:w="1992" w:type="dxa"/>
+            <w:vAlign w:val="center"/>
+          </w:tcPr>
+          <w:p>
+            <w:pPr>
+              <w:spacing w:line="220" w:lineRule="exact"/>
+              <w:rPr>
+                <w:rFonts w:hint="eastAsia"/>
+                <w:sz w:val="16"/>
+                <w:szCs w:val="16"/>
+              </w:rPr>
+            </w:pPr>
+            <w:r>
+              <w:rPr>
+                <w:sz w:val="16"/>
+                <w:szCs w:val="16"/>
+              </w:rPr>
+              <w:t>惩罚roll/pitch角速度的平方</w:t>
+            </w:r>
+          </w:p>
+        </w:tc>
+        <w:tc>
+          <w:tcPr>
+            <w:tcW w:w="2973" w:type="dxa"/>
+            <w:vAlign w:val="center"/>
+          </w:tcPr>
+          <w:p>
+            <w:pPr>
+              <w:spacing w:line="220" w:lineRule="exact"/>
+              <w:rPr>
+                <w:rFonts w:hint="eastAsia"/>
+                <w:sz w:val="16"/>
+                <w:szCs w:val="16"/>
+              </w:rPr>
+            </w:pPr>
+            <w:r>
+              <w:rPr>
+                <w:sz w:val="16"/>
+                <w:szCs w:val="16"/>
+              </w:rPr>
+              <w:t>抑制</w:t>
+            </w:r>
+            <w:proofErr w:type="gramStart"/>
+            <w:r>
+              <w:rPr>
+                <w:rFonts w:hint="eastAsia"/>
+                <w:sz w:val="16"/>
+                <w:szCs w:val="16"/>
+              </w:rPr>
+              <w:t>机器人</w:t>
+            </w:r>
+            <w:r>
+              <w:rPr>
+                <w:sz w:val="16"/>
+                <w:szCs w:val="16"/>
+              </w:rPr>
+              <w:t>翻晃</w:t>
+            </w:r>
+            <w:proofErr w:type="gramEnd"/>
+          </w:p>
+        </w:tc>
+      </w:tr>
+      <w:tr>
+        <w:trPr>
+          <w:jc w:val="center"/>
+        </w:trPr>
+        <w:tc>
+          <w:tcPr>
+            <w:tcW w:w="2118" w:type="dxa"/>
+            <w:vAlign w:val="center"/>
+          </w:tcPr>
+          <w:p>
+            <w:pPr>
+              <w:spacing w:line="220" w:lineRule="exact"/>
+              <w:jc w:val="center"/>
+              <w:rPr>
+                <w:rFonts w:hint="eastAsia"/>
+                <w:sz w:val="16"/>
+                <w:szCs w:val="16"/>
+              </w:rPr>
+            </w:pPr>
+            <w:r>
+              <w:rPr>
+                <w:sz w:val="16"/>
+                <w:szCs w:val="16"/>
+              </w:rPr>
+              <w:t>lin_vel_z_l2</w:t>
+            </w:r>
+          </w:p>
+        </w:tc>
+        <w:tc>
+          <w:tcPr>
+            <w:tcW w:w="1276" w:type="dxa"/>
+            <w:vAlign w:val="center"/>
+          </w:tcPr>
+          <w:p>
+            <w:pPr>
+              <w:spacing w:line="220" w:lineRule="exact"/>
+              <w:jc w:val="center"/>
+              <w:rPr>
+                <w:rFonts w:hint="eastAsia"/>
+                <w:sz w:val="16"/>
+                <w:szCs w:val="16"/>
+              </w:rPr>
+            </w:pPr>
+            <w:r>
+              <w:rPr>
+                <w:sz w:val="16"/>
+                <w:szCs w:val="16"/>
+              </w:rPr>
+              <w:t>-0.2</w:t>
+            </w:r>
+          </w:p>
+        </w:tc>
+        <w:tc>
+          <w:tcPr>
+            <w:tcW w:w="1992" w:type="dxa"/>
+            <w:vAlign w:val="center"/>
+          </w:tcPr>
+          <w:p>
+            <w:pPr>
+              <w:spacing w:line="220" w:lineRule="exact"/>
+              <w:rPr>
+                <w:rFonts w:hint="eastAsia"/>
+                <w:sz w:val="16"/>
+                <w:szCs w:val="16"/>
+              </w:rPr>
+            </w:pPr>
+            <w:r>
+              <w:rPr>
+                <w:sz w:val="16"/>
+                <w:szCs w:val="16"/>
+              </w:rPr>
+              <w:t>惩罚z线速度的平方</w:t>
+            </w:r>
+          </w:p>
+        </w:tc>
+        <w:tc>
+          <w:tcPr>
+            <w:tcW w:w="2973" w:type="dxa"/>
+            <w:vAlign w:val="center"/>
+          </w:tcPr>
+          <w:p>
+            <w:pPr>
+              <w:spacing w:line="220" w:lineRule="exact"/>
+              <w:rPr>
+                <w:rFonts w:hint="eastAsia"/>
+                <w:sz w:val="16"/>
+                <w:szCs w:val="16"/>
+              </w:rPr>
+            </w:pPr>
+            <w:r>
+              <w:rPr>
+                <w:sz w:val="16"/>
+                <w:szCs w:val="16"/>
+              </w:rPr>
+              <w:t>抑制上下颠簸。地形稳定</w:t>
+            </w:r>
+            <w:r>
+              <w:rPr>
+                <w:rFonts w:hint="eastAsia"/>
+                <w:sz w:val="16"/>
+                <w:szCs w:val="16"/>
+              </w:rPr>
+              <w:t>，</w:t>
+            </w:r>
+            <w:r>
+              <w:rPr>
+                <w:sz w:val="16"/>
+                <w:szCs w:val="16"/>
+              </w:rPr>
+              <w:t>G1FlatEnvCfg</w:t>
+            </w:r>
+            <w:r>
+              <w:rPr>
+                <w:rFonts w:hint="eastAsia"/>
+                <w:sz w:val="16"/>
+                <w:szCs w:val="16"/>
+              </w:rPr>
+              <w:t>把</w:t>
+            </w:r>
+            <w:r>
+              <w:rPr>
+                <w:sz w:val="16"/>
+                <w:szCs w:val="16"/>
+              </w:rPr>
+              <w:t>G1RoughEnvCfg</w:t>
+            </w:r>
+            <w:r>
+              <w:rPr>
+                <w:rFonts w:hint="eastAsia"/>
+                <w:sz w:val="16"/>
+                <w:szCs w:val="16"/>
+              </w:rPr>
+              <w:t>中的0.0更新为</w:t>
+            </w:r>
+            <w:r>
+              <w:rPr>
+                <w:sz w:val="16"/>
+                <w:szCs w:val="16"/>
+              </w:rPr>
+              <w:t>-0.2</w:t>
+            </w:r>
+          </w:p>
+        </w:tc>
+      </w:tr>
+      <w:tr>
+        <w:trPr>
+          <w:jc w:val="center"/>
+        </w:trPr>
+        <w:tc>
+          <w:tcPr>
+            <w:tcW w:w="2118" w:type="dxa"/>
+            <w:vAlign w:val="center"/>
+          </w:tcPr>
+          <w:p>
+            <w:pPr>
+              <w:spacing w:line="220" w:lineRule="exact"/>
+              <w:jc w:val="center"/>
+              <w:rPr>
+                <w:rFonts w:hint="eastAsia"/>
+                <w:sz w:val="16"/>
+                <w:szCs w:val="16"/>
+              </w:rPr>
+            </w:pPr>
+            <w:r>
+              <w:rPr>
+                <w:sz w:val="16"/>
+                <w:szCs w:val="16"/>
+              </w:rPr>
+              <w:t>action_rate_l2</w:t>
+            </w:r>
+          </w:p>
+        </w:tc>
+        <w:tc>
+          <w:tcPr>
+            <w:tcW w:w="1276" w:type="dxa"/>
+            <w:vAlign w:val="center"/>
+          </w:tcPr>
+          <w:p>
+            <w:pPr>
+              <w:spacing w:line="220" w:lineRule="exact"/>
+              <w:jc w:val="center"/>
+              <w:rPr>
+                <w:rFonts w:hint="eastAsia"/>
+                <w:sz w:val="16"/>
+                <w:szCs w:val="16"/>
+              </w:rPr>
+            </w:pPr>
+            <w:r>
+              <w:rPr>
+                <w:sz w:val="16"/>
+                <w:szCs w:val="16"/>
+              </w:rPr>
+              <w:t>-0.005</w:t>
+            </w:r>
+          </w:p>
+        </w:tc>
+        <w:tc>
+          <w:tcPr>
+            <w:tcW w:w="1992" w:type="dxa"/>
+            <w:vAlign w:val="center"/>
+          </w:tcPr>
+          <w:p>
+            <w:pPr>
+              <w:spacing w:line="220" w:lineRule="exact"/>
+              <w:rPr>
+                <w:rFonts w:hint="eastAsia"/>
+                <w:sz w:val="16"/>
+                <w:szCs w:val="16"/>
+              </w:rPr>
+            </w:pPr>
+            <w:r>
+              <w:rPr>
+                <w:sz w:val="16"/>
+                <w:szCs w:val="16"/>
+              </w:rPr>
+              <w:t>惩罚相邻两步action之差的平方</w:t>
+            </w:r>
+          </w:p>
+        </w:tc>
+        <w:tc>
+          <w:tcPr>
+            <w:tcW w:w="2973" w:type="dxa"/>
+            <w:vAlign w:val="center"/>
+          </w:tcPr>
+          <w:p>
+            <w:pPr>
+              <w:spacing w:line="220" w:lineRule="exact"/>
+              <w:rPr>
+                <w:rFonts w:hint="eastAsia"/>
+                <w:sz w:val="16"/>
+                <w:szCs w:val="16"/>
+              </w:rPr>
+            </w:pPr>
+            <w:r>
+              <w:rPr>
+                <w:sz w:val="16"/>
+                <w:szCs w:val="16"/>
+              </w:rPr>
+              <w:t>让动作平滑，避免策略输出抖动</w:t>
+            </w:r>
+          </w:p>
+        </w:tc>
+      </w:tr>
+      <w:tr>
+        <w:trPr>
+          <w:jc w:val="center"/>
+        </w:trPr>
+        <w:tc>
+          <w:tcPr>
+            <w:tcW w:w="2118" w:type="dxa"/>
+            <w:vAlign w:val="center"/>
+          </w:tcPr>
+          <w:p>
+            <w:pPr>
+              <w:spacing w:line="220" w:lineRule="exact"/>
+              <w:jc w:val="center"/>
+              <w:rPr>
+                <w:rFonts w:hint="eastAsia"/>
+                <w:sz w:val="16"/>
+                <w:szCs w:val="16"/>
+              </w:rPr>
+            </w:pPr>
+            <w:proofErr w:type="spellStart"/>
+            <w:r>
+              <w:rPr>
+                <w:sz w:val="16"/>
+                <w:szCs w:val="16"/>
+              </w:rPr>
+              <w:t>feet_air_time</w:t>
+            </w:r>
+            <w:proofErr w:type="spellEnd"/>
+          </w:p>
+        </w:tc>
+        <w:tc>
+          <w:tcPr>
+            <w:tcW w:w="1276" w:type="dxa"/>
+            <w:vAlign w:val="center"/>
+          </w:tcPr>
+          <w:p>
+            <w:pPr>
+              <w:spacing w:line="220" w:lineRule="exact"/>
+              <w:jc w:val="center"/>
+              <w:rPr>
+                <w:rFonts w:hint="eastAsia"/>
+                <w:sz w:val="16"/>
+                <w:szCs w:val="16"/>
+              </w:rPr>
+            </w:pPr>
+            <w:r>
+              <w:rPr>
+                <w:sz w:val="16"/>
+                <w:szCs w:val="16"/>
+              </w:rPr>
+              <w:t>0.75</w:t>
+            </w:r>
+          </w:p>
+        </w:tc>
+        <w:tc>
+          <w:tcPr>
+            <w:tcW w:w="1992" w:type="dxa"/>
+            <w:vAlign w:val="center"/>
+          </w:tcPr>
+          <w:p>
+            <w:pPr>
+              <w:spacing w:line="220" w:lineRule="exact"/>
+              <w:rPr>
+                <w:rFonts w:hint="eastAsia"/>
+                <w:sz w:val="16"/>
+                <w:szCs w:val="16"/>
+              </w:rPr>
+            </w:pPr>
+            <w:r>
+              <w:rPr>
+                <w:sz w:val="16"/>
+                <w:szCs w:val="16"/>
+              </w:rPr>
+              <w:t>奖励双足腾空时间超过threshold=0.4s的</w:t>
+            </w:r>
+            <w:r>
+              <w:rPr>
+                <w:rFonts w:hint="eastAsia"/>
+                <w:sz w:val="16"/>
+                <w:szCs w:val="16"/>
+              </w:rPr>
+              <w:t>移动</w:t>
+            </w:r>
+          </w:p>
+        </w:tc>
+        <w:tc>
+          <w:tcPr>
+            <w:tcW w:w="2973" w:type="dxa"/>
+            <w:vAlign w:val="center"/>
+          </w:tcPr>
+          <w:p>
+            <w:pPr>
+              <w:spacing w:line="220" w:lineRule="exact"/>
+              <w:rPr>
+                <w:rFonts w:hint="eastAsia"/>
+                <w:sz w:val="16"/>
+                <w:szCs w:val="16"/>
+              </w:rPr>
+            </w:pPr>
+            <w:r>
+              <w:rPr>
+                <w:sz w:val="16"/>
+                <w:szCs w:val="16"/>
+              </w:rPr>
+              <w:t>奖励</w:t>
+            </w:r>
+            <w:r>
+              <w:rPr>
+                <w:sz w:val="16"/>
+                <w:szCs w:val="16"/>
+              </w:rPr>
+              <w:t>"踏步式"步态，避免</w:t>
+            </w:r>
+            <w:proofErr w:type="gramStart"/>
+            <w:r>
+              <w:rPr>
+                <w:sz w:val="16"/>
+                <w:szCs w:val="16"/>
+              </w:rPr>
+              <w:t>拖步</w:t>
+            </w:r>
+            <w:r>
+              <w:rPr>
+                <w:rFonts w:hint="eastAsia"/>
+                <w:sz w:val="16"/>
+                <w:szCs w:val="16"/>
+              </w:rPr>
+              <w:t>或者</w:t>
+            </w:r>
+            <w:proofErr w:type="gramEnd"/>
+            <w:r>
+              <w:rPr>
+                <w:sz w:val="16"/>
+                <w:szCs w:val="16"/>
+              </w:rPr>
+              <w:t>原地小碎步</w:t>
+            </w:r>
+          </w:p>
+        </w:tc>
+      </w:tr>
+      <w:tr>
+        <w:trPr>
+          <w:jc w:val="center"/>
+        </w:trPr>
+        <w:tc>
+          <w:tcPr>
+            <w:tcW w:w="2118" w:type="dxa"/>
+            <w:vAlign w:val="center"/>
+          </w:tcPr>
+          <w:p>
+            <w:pPr>
+              <w:spacing w:line="220" w:lineRule="exact"/>
+              <w:jc w:val="center"/>
+              <w:rPr>
+                <w:rFonts w:hint="eastAsia"/>
+                <w:sz w:val="16"/>
+                <w:szCs w:val="16"/>
+              </w:rPr>
+            </w:pPr>
+            <w:r>
+              <w:rPr>
+                <w:sz w:val="16"/>
+                <w:szCs w:val="16"/>
+              </w:rPr>
+              <w:t>dof_torques_l2</w:t>
+            </w:r>
+          </w:p>
+        </w:tc>
+        <w:tc>
+          <w:tcPr>
+            <w:tcW w:w="1276" w:type="dxa"/>
+            <w:vAlign w:val="center"/>
+          </w:tcPr>
+          <w:p>
+            <w:pPr>
+              <w:spacing w:line="220" w:lineRule="exact"/>
+              <w:jc w:val="center"/>
+              <w:rPr>
+                <w:rFonts w:hint="eastAsia"/>
+                <w:sz w:val="16"/>
+                <w:szCs w:val="16"/>
+              </w:rPr>
+            </w:pPr>
+            <w:r>
+              <w:rPr>
+                <w:sz w:val="16"/>
+                <w:szCs w:val="16"/>
+              </w:rPr>
+              <w:t>-2.0e-6</w:t>
+            </w:r>
+          </w:p>
+        </w:tc>
+        <w:tc>
+          <w:tcPr>
+            <w:tcW w:w="1992" w:type="dxa"/>
+            <w:vAlign w:val="center"/>
+          </w:tcPr>
+          <w:p>
+            <w:pPr>
+              <w:spacing w:line="220" w:lineRule="exact"/>
+              <w:rPr>
+                <w:rFonts w:hint="eastAsia"/>
+                <w:sz w:val="16"/>
+                <w:szCs w:val="16"/>
+              </w:rPr>
+            </w:pPr>
+            <w:r>
+              <w:rPr>
+                <w:sz w:val="16"/>
+                <w:szCs w:val="16"/>
+              </w:rPr>
+              <w:t>惩罚hip/knee关节力矩的平方</w:t>
+            </w:r>
+          </w:p>
+        </w:tc>
+        <w:tc>
+          <w:tcPr>
+            <w:tcW w:w="2973" w:type="dxa"/>
+            <w:vAlign w:val="center"/>
+          </w:tcPr>
+          <w:p>
+            <w:pPr>
+              <w:spacing w:line="220" w:lineRule="exact"/>
+              <w:rPr>
+                <w:rFonts w:hint="eastAsia"/>
+                <w:sz w:val="16"/>
+                <w:szCs w:val="16"/>
+              </w:rPr>
+            </w:pPr>
+            <w:r>
+              <w:rPr>
+                <w:sz w:val="16"/>
+                <w:szCs w:val="16"/>
+              </w:rPr>
+              <w:t>只惩罚</w:t>
+            </w:r>
+            <w:proofErr w:type="gramStart"/>
+            <w:r>
+              <w:rPr>
+                <w:sz w:val="16"/>
+                <w:szCs w:val="16"/>
+              </w:rPr>
+              <w:t>腿部主</w:t>
+            </w:r>
+            <w:proofErr w:type="gramEnd"/>
+            <w:r>
+              <w:rPr>
+                <w:sz w:val="16"/>
+                <w:szCs w:val="16"/>
+              </w:rPr>
+              <w:t>驱动关节</w:t>
+            </w:r>
+            <w:r>
+              <w:rPr>
+                <w:rFonts w:hint="eastAsia"/>
+                <w:sz w:val="16"/>
+                <w:szCs w:val="16"/>
+              </w:rPr>
+              <w:t>，</w:t>
+            </w:r>
+            <w:r>
+              <w:rPr>
+                <w:sz w:val="16"/>
+                <w:szCs w:val="16"/>
+              </w:rPr>
+              <w:t>节能</w:t>
+            </w:r>
+            <w:r>
+              <w:rPr>
+                <w:rFonts w:hint="eastAsia"/>
+                <w:sz w:val="16"/>
+                <w:szCs w:val="16"/>
+              </w:rPr>
+              <w:t>并</w:t>
+            </w:r>
+            <w:r>
+              <w:rPr>
+                <w:sz w:val="16"/>
+                <w:szCs w:val="16"/>
+              </w:rPr>
+              <w:t>抑制</w:t>
+            </w:r>
+            <w:proofErr w:type="gramStart"/>
+            <w:r>
+              <w:rPr>
+                <w:sz w:val="16"/>
+                <w:szCs w:val="16"/>
+              </w:rPr>
+              <w:t>硬</w:t>
+            </w:r>
+            <w:r>
+              <w:rPr>
+                <w:rFonts w:hint="eastAsia"/>
+                <w:sz w:val="16"/>
+                <w:szCs w:val="16"/>
+              </w:rPr>
+              <w:t>动作</w:t>
+            </w:r>
+            <w:proofErr w:type="gramEnd"/>
+          </w:p>
+        </w:tc>
+      </w:tr>
+      <w:tr>
+        <w:trPr>
+          <w:jc w:val="center"/>
+        </w:trPr>
+        <w:tc>
+          <w:tcPr>
+            <w:tcW w:w="2118" w:type="dxa"/>
+            <w:vAlign w:val="center"/>
+          </w:tcPr>
+          <w:p>
+            <w:pPr>
+              <w:spacing w:line="220" w:lineRule="exact"/>
+              <w:jc w:val="center"/>
+              <w:rPr>
+                <w:rFonts w:hint="eastAsia"/>
+                <w:sz w:val="16"/>
+                <w:szCs w:val="16"/>
+              </w:rPr>
+            </w:pPr>
+            <w:r>
+              <w:rPr>
+                <w:sz w:val="16"/>
+                <w:szCs w:val="16"/>
+              </w:rPr>
+              <w:t>dof_acc_l2</w:t>
+            </w:r>
+          </w:p>
+        </w:tc>
+        <w:tc>
+          <w:tcPr>
+            <w:tcW w:w="1276" w:type="dxa"/>
+            <w:vAlign w:val="center"/>
+          </w:tcPr>
+          <w:p>
+            <w:pPr>
+              <w:spacing w:line="220" w:lineRule="exact"/>
+              <w:jc w:val="center"/>
+              <w:rPr>
+                <w:rFonts w:hint="eastAsia"/>
+                <w:sz w:val="16"/>
+                <w:szCs w:val="16"/>
+              </w:rPr>
+            </w:pPr>
+            <w:r>
+              <w:rPr>
+                <w:sz w:val="16"/>
+                <w:szCs w:val="16"/>
+              </w:rPr>
+              <w:t>-1.0e-7</w:t>
+            </w:r>
+          </w:p>
+        </w:tc>
+        <w:tc>
+          <w:tcPr>
+            <w:tcW w:w="1992" w:type="dxa"/>
+            <w:vAlign w:val="center"/>
+          </w:tcPr>
+          <w:p>
+            <w:pPr>
+              <w:spacing w:line="220" w:lineRule="exact"/>
+              <w:rPr>
+                <w:rFonts w:hint="eastAsia"/>
+                <w:sz w:val="16"/>
+                <w:szCs w:val="16"/>
+              </w:rPr>
+            </w:pPr>
+            <w:r>
+              <w:rPr>
+                <w:sz w:val="16"/>
+                <w:szCs w:val="16"/>
+              </w:rPr>
+              <w:t>惩罚hip/knee关节加速度的平方</w:t>
+            </w:r>
+          </w:p>
+        </w:tc>
+        <w:tc>
+          <w:tcPr>
+            <w:tcW w:w="2973" w:type="dxa"/>
+            <w:vAlign w:val="center"/>
+          </w:tcPr>
+          <w:p>
+            <w:pPr>
+              <w:spacing w:line="220" w:lineRule="exact"/>
+              <w:rPr>
+                <w:rFonts w:hint="eastAsia"/>
+                <w:sz w:val="16"/>
+                <w:szCs w:val="16"/>
+              </w:rPr>
+            </w:pPr>
+            <w:r>
+              <w:rPr>
+                <w:sz w:val="16"/>
+                <w:szCs w:val="16"/>
+              </w:rPr>
+              <w:t>抑制抖动</w:t>
+            </w:r>
+            <w:r>
+              <w:rPr>
+                <w:rFonts w:hint="eastAsia"/>
+                <w:sz w:val="16"/>
+                <w:szCs w:val="16"/>
+              </w:rPr>
+              <w:t>或</w:t>
+            </w:r>
+            <w:r>
+              <w:rPr>
+                <w:sz w:val="16"/>
+                <w:szCs w:val="16"/>
+              </w:rPr>
+              <w:t>高频震荡</w:t>
+            </w:r>
+          </w:p>
+        </w:tc>
+      </w:tr>
+      <w:tr>
+        <w:trPr>
+          <w:jc w:val="center"/>
+        </w:trPr>
+        <w:tc>
+          <w:tcPr>
+            <w:tcW w:w="2118" w:type="dxa"/>
+            <w:vAlign w:val="center"/>
+          </w:tcPr>
+          <w:p>
+            <w:pPr>
+              <w:spacing w:line="220" w:lineRule="exact"/>
+              <w:jc w:val="center"/>
+              <w:rPr>
+                <w:rFonts w:hint="eastAsia"/>
+                <w:sz w:val="16"/>
+                <w:szCs w:val="16"/>
+              </w:rPr>
+            </w:pPr>
+            <w:r>
+              <w:rPr>
+                <w:sz w:val="16"/>
+                <w:szCs w:val="16"/>
+              </w:rPr>
+              <w:t>flat_orientation_l2</w:t>
+            </w:r>
+          </w:p>
+        </w:tc>
+        <w:tc>
+          <w:tcPr>
+            <w:tcW w:w="1276" w:type="dxa"/>
+            <w:vAlign w:val="center"/>
+          </w:tcPr>
+          <w:p>
+            <w:pPr>
+              <w:spacing w:line="220" w:lineRule="exact"/>
+              <w:jc w:val="center"/>
+              <w:rPr>
+                <w:rFonts w:hint="eastAsia"/>
+                <w:sz w:val="16"/>
+                <w:szCs w:val="16"/>
+              </w:rPr>
+            </w:pPr>
+            <w:r>
+              <w:rPr>
+                <w:sz w:val="16"/>
+                <w:szCs w:val="16"/>
+              </w:rPr>
+              <w:t>-1.0</w:t>
+            </w:r>
+          </w:p>
+        </w:tc>
+        <w:tc>
+          <w:tcPr>
+            <w:tcW w:w="1992" w:type="dxa"/>
+            <w:vAlign w:val="center"/>
+          </w:tcPr>
+          <w:p>
+            <w:pPr>
+              <w:spacing w:line="220" w:lineRule="exact"/>
+              <w:rPr>
+                <w:rFonts w:hint="eastAsia"/>
+                <w:sz w:val="16"/>
+                <w:szCs w:val="16"/>
+              </w:rPr>
+            </w:pPr>
+            <w:r>
+              <w:rPr>
+                <w:sz w:val="16"/>
+                <w:szCs w:val="16"/>
+              </w:rPr>
+              <w:t>惩罚投影重力的水平分量平方</w:t>
+            </w:r>
+          </w:p>
+        </w:tc>
+        <w:tc>
+          <w:tcPr>
+            <w:tcW w:w="2973" w:type="dxa"/>
+            <w:vAlign w:val="center"/>
+          </w:tcPr>
+          <w:p>
+            <w:pPr>
+              <w:spacing w:line="220" w:lineRule="exact"/>
+              <w:rPr>
+                <w:rFonts w:hint="eastAsia"/>
+                <w:sz w:val="16"/>
+                <w:szCs w:val="16"/>
+              </w:rPr>
+            </w:pPr>
+            <w:r>
+              <w:rPr>
+                <w:sz w:val="16"/>
+                <w:szCs w:val="16"/>
+              </w:rPr>
+              <w:t>强制躯干竖直</w:t>
+            </w:r>
+          </w:p>
+        </w:tc>
+      </w:tr>
+      <w:tr>
+        <w:trPr>
+          <w:jc w:val="center"/>
+        </w:trPr>
+        <w:tc>
+          <w:tcPr>
+            <w:tcW w:w="2118" w:type="dxa"/>
+            <w:vAlign w:val="center"/>
+          </w:tcPr>
+          <w:p>
+            <w:pPr>
+              <w:spacing w:line="220" w:lineRule="exact"/>
+              <w:jc w:val="center"/>
+              <w:rPr>
+                <w:rFonts w:hint="eastAsia"/>
+                <w:sz w:val="16"/>
+                <w:szCs w:val="16"/>
+              </w:rPr>
+            </w:pPr>
+            <w:proofErr w:type="spellStart"/>
+            <w:r>
+              <w:rPr>
+                <w:sz w:val="16"/>
+                <w:szCs w:val="16"/>
+              </w:rPr>
+              <w:t>feet_slide</w:t>
+            </w:r>
+            <w:proofErr w:type="spellEnd"/>
+          </w:p>
+        </w:tc>
+        <w:tc>
+          <w:tcPr>
+            <w:tcW w:w="1276" w:type="dxa"/>
+            <w:vAlign w:val="center"/>
+          </w:tcPr>
+          <w:p>
+            <w:pPr>
+              <w:spacing w:line="220" w:lineRule="exact"/>
+              <w:jc w:val="center"/>
+              <w:rPr>
+                <w:rFonts w:hint="eastAsia"/>
+                <w:sz w:val="16"/>
+                <w:szCs w:val="16"/>
+              </w:rPr>
+            </w:pPr>
+            <w:r>
+              <w:rPr>
+                <w:sz w:val="16"/>
+                <w:szCs w:val="16"/>
+              </w:rPr>
+              <w:t>-0.1</w:t>
+            </w:r>
+          </w:p>
+        </w:tc>
+        <w:tc>
+          <w:tcPr>
+            <w:tcW w:w="1992" w:type="dxa"/>
+            <w:vAlign w:val="center"/>
+          </w:tcPr>
+          <w:p>
+            <w:pPr>
+              <w:spacing w:line="220" w:lineRule="exact"/>
+              <w:rPr>
+                <w:rFonts w:hint="eastAsia"/>
+                <w:sz w:val="16"/>
+                <w:szCs w:val="16"/>
+              </w:rPr>
+            </w:pPr>
+            <w:r>
+              <w:rPr>
+                <w:sz w:val="16"/>
+                <w:szCs w:val="16"/>
+              </w:rPr>
+              <w:t>惩罚脚与地面接触时</w:t>
+            </w:r>
+            <w:r>
+              <w:rPr>
+                <w:rFonts w:hint="eastAsia"/>
+                <w:sz w:val="16"/>
+                <w:szCs w:val="16"/>
+              </w:rPr>
+              <w:t>的</w:t>
+            </w:r>
+            <w:r>
+              <w:rPr>
+                <w:sz w:val="16"/>
+                <w:szCs w:val="16"/>
+              </w:rPr>
+              <w:t>水平速度</w:t>
+            </w:r>
+          </w:p>
+        </w:tc>
+        <w:tc>
+          <w:tcPr>
+            <w:tcW w:w="2973" w:type="dxa"/>
+            <w:vAlign w:val="center"/>
+          </w:tcPr>
+          <w:p>
+            <w:pPr>
+              <w:spacing w:line="220" w:lineRule="exact"/>
+              <w:rPr>
+                <w:rFonts w:hint="eastAsia"/>
+                <w:sz w:val="16"/>
+                <w:szCs w:val="16"/>
+              </w:rPr>
+            </w:pPr>
+            <w:r>
+              <w:rPr>
+                <w:sz w:val="16"/>
+                <w:szCs w:val="16"/>
+              </w:rPr>
+              <w:t>抑制"滑步"</w:t>
+            </w:r>
+          </w:p>
+        </w:tc>
+      </w:tr>
+      <w:tr>
+        <w:trPr>
+          <w:jc w:val="center"/>
+        </w:trPr>
+        <w:tc>
+          <w:tcPr>
+            <w:tcW w:w="2118" w:type="dxa"/>
+            <w:vAlign w:val="center"/>
+          </w:tcPr>
+          <w:p>
+            <w:pPr>
+              <w:spacing w:line="220" w:lineRule="exact"/>
+              <w:jc w:val="center"/>
+              <w:rPr>
+                <w:rFonts w:hint="eastAsia"/>
+                <w:sz w:val="16"/>
+                <w:szCs w:val="16"/>
+              </w:rPr>
+            </w:pPr>
+            <w:proofErr w:type="spellStart"/>
+            <w:r>
+              <w:rPr>
+                <w:sz w:val="16"/>
+                <w:szCs w:val="16"/>
+              </w:rPr>
+              <w:t>dof_pos_limits</w:t>
+            </w:r>
+            <w:proofErr w:type="spellEnd"/>
+          </w:p>
+        </w:tc>
+        <w:tc>
+          <w:tcPr>
+            <w:tcW w:w="1276" w:type="dxa"/>
+            <w:vAlign w:val="center"/>
+          </w:tcPr>
+          <w:p>
+            <w:pPr>
+              <w:spacing w:line="220" w:lineRule="exact"/>
+              <w:jc w:val="center"/>
+              <w:rPr>
+                <w:rFonts w:hint="eastAsia"/>
+                <w:sz w:val="16"/>
+                <w:szCs w:val="16"/>
+              </w:rPr>
+            </w:pPr>
+            <w:r>
+              <w:rPr>
+                <w:sz w:val="16"/>
+                <w:szCs w:val="16"/>
+              </w:rPr>
+              <w:t>-1.0</w:t>
+            </w:r>
+          </w:p>
+        </w:tc>
+        <w:tc>
+          <w:tcPr>
+            <w:tcW w:w="1992" w:type="dxa"/>
+            <w:vAlign w:val="center"/>
+          </w:tcPr>
+          <w:p>
+            <w:pPr>
+              <w:spacing w:line="220" w:lineRule="exact"/>
+              <w:rPr>
+                <w:rFonts w:hint="eastAsia"/>
+                <w:sz w:val="16"/>
+                <w:szCs w:val="16"/>
+              </w:rPr>
+            </w:pPr>
+            <w:r>
+              <w:rPr>
+                <w:sz w:val="16"/>
+                <w:szCs w:val="16"/>
+              </w:rPr>
+              <w:t>惩罚ankle pitch/roll接近关节</w:t>
+            </w:r>
+            <w:r>
+              <w:rPr>
+                <w:rFonts w:hint="eastAsia"/>
+                <w:sz w:val="16"/>
+                <w:szCs w:val="16"/>
+              </w:rPr>
+              <w:t>软</w:t>
+            </w:r>
+            <w:r>
+              <w:rPr>
+                <w:sz w:val="16"/>
+                <w:szCs w:val="16"/>
+              </w:rPr>
+              <w:t>限位</w:t>
+            </w:r>
+          </w:p>
+        </w:tc>
+        <w:tc>
+          <w:tcPr>
+            <w:tcW w:w="2973" w:type="dxa"/>
+            <w:vAlign w:val="center"/>
+          </w:tcPr>
+          <w:p>
+            <w:pPr>
+              <w:spacing w:line="220" w:lineRule="exact"/>
+              <w:rPr>
+                <w:rFonts w:hint="eastAsia"/>
+                <w:sz w:val="16"/>
+                <w:szCs w:val="16"/>
+              </w:rPr>
+            </w:pPr>
+            <w:r>
+              <w:rPr>
+                <w:sz w:val="16"/>
+                <w:szCs w:val="16"/>
+              </w:rPr>
+              <w:t>保护脚踝，避免到达</w:t>
+            </w:r>
+            <w:r>
+              <w:rPr>
+                <w:rFonts w:hint="eastAsia"/>
+                <w:sz w:val="16"/>
+                <w:szCs w:val="16"/>
+              </w:rPr>
+              <w:t>软</w:t>
+            </w:r>
+            <w:r>
+              <w:rPr>
+                <w:sz w:val="16"/>
+                <w:szCs w:val="16"/>
+              </w:rPr>
+              <w:t>限位（G1脚踝结构相对脆弱）</w:t>
+            </w:r>
+          </w:p>
+        </w:tc>
+      </w:tr>
+      <w:tr>
+        <w:trPr>
+          <w:jc w:val="center"/>
+        </w:trPr>
+        <w:tc>
+          <w:tcPr>
+            <w:tcW w:w="2118" w:type="dxa"/>
+            <w:vAlign w:val="center"/>
+          </w:tcPr>
+          <w:p>
+            <w:pPr>
+              <w:spacing w:line="220" w:lineRule="exact"/>
+              <w:jc w:val="center"/>
+              <w:rPr>
+                <w:rFonts w:hint="eastAsia"/>
+                <w:sz w:val="16"/>
+                <w:szCs w:val="16"/>
+              </w:rPr>
+            </w:pPr>
+            <w:proofErr w:type="spellStart"/>
+            <w:r>
+              <w:rPr>
+                <w:sz w:val="16"/>
+                <w:szCs w:val="16"/>
+              </w:rPr>
+              <w:t>joint_deviation_hip</w:t>
+            </w:r>
+            <w:proofErr w:type="spellEnd"/>
+          </w:p>
+        </w:tc>
+        <w:tc>
+          <w:tcPr>
+            <w:tcW w:w="1276" w:type="dxa"/>
+            <w:vAlign w:val="center"/>
+          </w:tcPr>
+          <w:p>
+            <w:pPr>
+              <w:spacing w:line="220" w:lineRule="exact"/>
+              <w:jc w:val="center"/>
+              <w:rPr>
+                <w:rFonts w:hint="eastAsia"/>
+                <w:sz w:val="16"/>
+                <w:szCs w:val="16"/>
+              </w:rPr>
+            </w:pPr>
+            <w:r>
+              <w:rPr>
+                <w:sz w:val="16"/>
+                <w:szCs w:val="16"/>
+              </w:rPr>
+              <w:t>-0.1</w:t>
+            </w:r>
+          </w:p>
+        </w:tc>
+        <w:tc>
+          <w:tcPr>
+            <w:tcW w:w="1992" w:type="dxa"/>
+            <w:vAlign w:val="center"/>
+          </w:tcPr>
+          <w:p>
+            <w:pPr>
+              <w:spacing w:line="220" w:lineRule="exact"/>
+              <w:rPr>
+                <w:rFonts w:hint="eastAsia"/>
+                <w:sz w:val="16"/>
+                <w:szCs w:val="16"/>
+              </w:rPr>
+            </w:pPr>
+            <w:r>
+              <w:rPr>
+                <w:sz w:val="16"/>
+                <w:szCs w:val="16"/>
+              </w:rPr>
+              <w:t>L1惩罚</w:t>
+            </w:r>
+            <w:proofErr w:type="spellStart"/>
+            <w:r>
+              <w:rPr>
+                <w:sz w:val="16"/>
+                <w:szCs w:val="16"/>
+              </w:rPr>
+              <w:t>hip_yaw</w:t>
+            </w:r>
+            <w:proofErr w:type="spellEnd"/>
+            <w:r>
+              <w:rPr>
+                <w:sz w:val="16"/>
+                <w:szCs w:val="16"/>
+              </w:rPr>
+              <w:t>/</w:t>
+            </w:r>
+            <w:proofErr w:type="spellStart"/>
+            <w:r>
+              <w:rPr>
+                <w:sz w:val="16"/>
+                <w:szCs w:val="16"/>
+              </w:rPr>
+              <w:t>hip_roll</w:t>
+            </w:r>
+            <w:proofErr w:type="spellEnd"/>
+            <w:r>
+              <w:rPr>
+                <w:sz w:val="16"/>
+                <w:szCs w:val="16"/>
+              </w:rPr>
+              <w:t>偏离默认姿态</w:t>
+            </w:r>
+          </w:p>
+        </w:tc>
+        <w:tc>
+          <w:tcPr>
+            <w:tcW w:w="2973" w:type="dxa"/>
+            <w:vAlign w:val="center"/>
+          </w:tcPr>
+          <w:p>
+            <w:pPr>
+              <w:spacing w:line="220" w:lineRule="exact"/>
+              <w:rPr>
+                <w:rFonts w:hint="eastAsia"/>
+                <w:sz w:val="16"/>
+                <w:szCs w:val="16"/>
+              </w:rPr>
+            </w:pPr>
+            <w:r>
+              <w:rPr>
+                <w:sz w:val="16"/>
+                <w:szCs w:val="16"/>
+              </w:rPr>
+              <w:t>防止扭胯等怪异姿态</w:t>
+            </w:r>
+          </w:p>
+        </w:tc>
+      </w:tr>
+      <w:tr>
+        <w:trPr>
+          <w:jc w:val="center"/>
+        </w:trPr>
+        <w:tc>
+          <w:tcPr>
+            <w:tcW w:w="2118" w:type="dxa"/>
+            <w:vAlign w:val="center"/>
+          </w:tcPr>
+          <w:p>
+            <w:pPr>
+              <w:spacing w:line="220" w:lineRule="exact"/>
+              <w:jc w:val="center"/>
+              <w:rPr>
+                <w:rFonts w:hint="eastAsia"/>
+                <w:sz w:val="16"/>
+                <w:szCs w:val="16"/>
+              </w:rPr>
+            </w:pPr>
+            <w:proofErr w:type="spellStart"/>
+            <w:r>
+              <w:rPr>
+                <w:sz w:val="16"/>
+                <w:szCs w:val="16"/>
+              </w:rPr>
+              <w:t>joint_deviation_arms</w:t>
+            </w:r>
+            <w:proofErr w:type="spellEnd"/>
+          </w:p>
+        </w:tc>
+        <w:tc>
+          <w:tcPr>
+            <w:tcW w:w="1276" w:type="dxa"/>
+            <w:vAlign w:val="center"/>
+          </w:tcPr>
+          <w:p>
+            <w:pPr>
+              <w:spacing w:line="220" w:lineRule="exact"/>
+              <w:jc w:val="center"/>
+              <w:rPr>
+                <w:rFonts w:hint="eastAsia"/>
+                <w:sz w:val="16"/>
+                <w:szCs w:val="16"/>
+              </w:rPr>
+            </w:pPr>
+            <w:r>
+              <w:rPr>
+                <w:sz w:val="16"/>
+                <w:szCs w:val="16"/>
+              </w:rPr>
+              <w:t>-0.1</w:t>
+            </w:r>
+          </w:p>
+        </w:tc>
+        <w:tc>
+          <w:tcPr>
+            <w:tcW w:w="1992" w:type="dxa"/>
+            <w:vAlign w:val="center"/>
+          </w:tcPr>
+          <w:p>
+            <w:pPr>
+              <w:spacing w:line="220" w:lineRule="exact"/>
+              <w:rPr>
+                <w:rFonts w:hint="eastAsia"/>
+                <w:sz w:val="16"/>
+                <w:szCs w:val="16"/>
+              </w:rPr>
+            </w:pPr>
+            <w:r>
+              <w:rPr>
+                <w:sz w:val="16"/>
+                <w:szCs w:val="16"/>
+              </w:rPr>
+              <w:t>L1惩罚</w:t>
+            </w:r>
+            <w:r>
+              <w:rPr>
+                <w:sz w:val="16"/>
+                <w:szCs w:val="16"/>
+              </w:rPr>
+              <w:t>双臂5个关节偏离默认姿态</w:t>
+            </w:r>
+          </w:p>
+        </w:tc>
+        <w:tc>
+          <w:tcPr>
+            <w:tcW w:w="2973" w:type="dxa"/>
+            <w:vAlign w:val="center"/>
+          </w:tcPr>
+          <w:p>
+            <w:pPr>
+              <w:spacing w:line="220" w:lineRule="exact"/>
+              <w:rPr>
+                <w:rFonts w:hint="eastAsia"/>
+                <w:sz w:val="16"/>
+                <w:szCs w:val="16"/>
+              </w:rPr>
+            </w:pPr>
+            <w:r>
+              <w:rPr>
+                <w:sz w:val="16"/>
+                <w:szCs w:val="16"/>
+              </w:rPr>
+              <w:t>让手臂自然下垂，</w:t>
+            </w:r>
+            <w:proofErr w:type="gramStart"/>
+            <w:r>
+              <w:rPr>
+                <w:rFonts w:hint="eastAsia"/>
+                <w:sz w:val="16"/>
+                <w:szCs w:val="16"/>
+              </w:rPr>
+              <w:t>防止</w:t>
+            </w:r>
+            <w:r>
+              <w:rPr>
+                <w:sz w:val="16"/>
+                <w:szCs w:val="16"/>
+              </w:rPr>
+              <w:t>乱挥</w:t>
+            </w:r>
+            <w:proofErr w:type="gramEnd"/>
+          </w:p>
+        </w:tc>
+      </w:tr>
+      <w:tr>
+        <w:trPr>
+          <w:jc w:val="center"/>
+        </w:trPr>
+        <w:tc>
+          <w:tcPr>
+            <w:tcW w:w="2118" w:type="dxa"/>
+            <w:vAlign w:val="center"/>
+          </w:tcPr>
+          <w:p>
+            <w:pPr>
+              <w:spacing w:line="220" w:lineRule="exact"/>
+              <w:jc w:val="center"/>
+              <w:rPr>
+                <w:rFonts w:hint="eastAsia"/>
+                <w:sz w:val="16"/>
+                <w:szCs w:val="16"/>
+              </w:rPr>
+            </w:pPr>
+            <w:proofErr w:type="spellStart"/>
+            <w:r>
+              <w:rPr>
+                <w:sz w:val="16"/>
+                <w:szCs w:val="16"/>
+              </w:rPr>
+              <w:t>joint_deviation_fingers</w:t>
+            </w:r>
+            <w:proofErr w:type="spellEnd"/>
+          </w:p>
+        </w:tc>
+        <w:tc>
+          <w:tcPr>
+            <w:tcW w:w="1276" w:type="dxa"/>
+            <w:vAlign w:val="center"/>
+          </w:tcPr>
+          <w:p>
+            <w:pPr>
+              <w:spacing w:line="220" w:lineRule="exact"/>
+              <w:jc w:val="center"/>
+              <w:rPr>
+                <w:rFonts w:hint="eastAsia"/>
+                <w:sz w:val="16"/>
+                <w:szCs w:val="16"/>
+              </w:rPr>
+            </w:pPr>
+            <w:r>
+              <w:rPr>
+                <w:sz w:val="16"/>
+                <w:szCs w:val="16"/>
+              </w:rPr>
+              <w:t>-0.05</w:t>
+            </w:r>
+          </w:p>
+        </w:tc>
+        <w:tc>
+          <w:tcPr>
+            <w:tcW w:w="1992" w:type="dxa"/>
+            <w:vAlign w:val="center"/>
+          </w:tcPr>
+          <w:p>
+            <w:pPr>
+              <w:spacing w:line="220" w:lineRule="exact"/>
+              <w:rPr>
+                <w:rFonts w:hint="eastAsia"/>
+                <w:sz w:val="16"/>
+                <w:szCs w:val="16"/>
+              </w:rPr>
+            </w:pPr>
+            <w:r>
+              <w:rPr>
+                <w:sz w:val="16"/>
+                <w:szCs w:val="16"/>
+              </w:rPr>
+              <w:t>惩罚手指7个关节偏离默认</w:t>
+            </w:r>
+            <w:r>
+              <w:rPr>
+                <w:sz w:val="16"/>
+                <w:szCs w:val="16"/>
+              </w:rPr>
+              <w:t>姿态</w:t>
+            </w:r>
+          </w:p>
+        </w:tc>
+        <w:tc>
+          <w:tcPr>
+            <w:tcW w:w="2973" w:type="dxa"/>
+            <w:vAlign w:val="center"/>
+          </w:tcPr>
+          <w:p>
+            <w:pPr>
+              <w:spacing w:line="220" w:lineRule="exact"/>
+              <w:rPr>
+                <w:rFonts w:hint="eastAsia"/>
+                <w:sz w:val="16"/>
+                <w:szCs w:val="16"/>
+              </w:rPr>
+            </w:pPr>
+            <w:r>
+              <w:rPr>
+                <w:sz w:val="16"/>
+                <w:szCs w:val="16"/>
+              </w:rPr>
+              <w:t>步行任务里手指保持默认形态</w:t>
+            </w:r>
+          </w:p>
+        </w:tc>
+      </w:tr>
+      <w:tr>
+        <w:trPr>
+          <w:jc w:val="center"/>
+        </w:trPr>
+        <w:tc>
+          <w:tcPr>
+            <w:tcW w:w="2118" w:type="dxa"/>
+            <w:vAlign w:val="center"/>
+          </w:tcPr>
+          <w:p>
+            <w:pPr>
+              <w:spacing w:line="220" w:lineRule="exact"/>
+              <w:jc w:val="center"/>
+              <w:rPr>
+                <w:rFonts w:hint="eastAsia"/>
+                <w:sz w:val="16"/>
+                <w:szCs w:val="16"/>
+              </w:rPr>
+            </w:pPr>
+            <w:proofErr w:type="spellStart"/>
+            <w:r>
+              <w:rPr>
+                <w:sz w:val="16"/>
+                <w:szCs w:val="16"/>
+              </w:rPr>
+              <w:t>joint_deviation_torso</w:t>
+            </w:r>
+            <w:proofErr w:type="spellEnd"/>
+          </w:p>
+        </w:tc>
+        <w:tc>
+          <w:tcPr>
+            <w:tcW w:w="1276" w:type="dxa"/>
+            <w:vAlign w:val="center"/>
+          </w:tcPr>
+          <w:p>
+            <w:pPr>
+              <w:spacing w:line="220" w:lineRule="exact"/>
+              <w:jc w:val="center"/>
+              <w:rPr>
+                <w:rFonts w:hint="eastAsia"/>
+                <w:sz w:val="16"/>
+                <w:szCs w:val="16"/>
+              </w:rPr>
+            </w:pPr>
+            <w:r>
+              <w:rPr>
+                <w:sz w:val="16"/>
+                <w:szCs w:val="16"/>
+              </w:rPr>
+              <w:t>-0.1</w:t>
+            </w:r>
+          </w:p>
+        </w:tc>
+        <w:tc>
+          <w:tcPr>
+            <w:tcW w:w="1992" w:type="dxa"/>
+            <w:vAlign w:val="center"/>
+          </w:tcPr>
+          <w:p>
+            <w:pPr>
+              <w:spacing w:line="220" w:lineRule="exact"/>
+              <w:rPr>
+                <w:rFonts w:hint="eastAsia"/>
+                <w:sz w:val="16"/>
+                <w:szCs w:val="16"/>
+              </w:rPr>
+            </w:pPr>
+            <w:r>
+              <w:rPr>
+                <w:sz w:val="16"/>
+                <w:szCs w:val="16"/>
+              </w:rPr>
+              <w:t>惩罚</w:t>
+            </w:r>
+            <w:proofErr w:type="spellStart"/>
+            <w:r>
+              <w:rPr>
+                <w:sz w:val="16"/>
+                <w:szCs w:val="16"/>
+              </w:rPr>
+              <w:t>torso_joint</w:t>
+            </w:r>
+            <w:proofErr w:type="spellEnd"/>
+            <w:r>
+              <w:rPr>
+                <w:sz w:val="16"/>
+                <w:szCs w:val="16"/>
+              </w:rPr>
+              <w:t>偏离默认</w:t>
+            </w:r>
+            <w:r>
+              <w:rPr>
+                <w:sz w:val="16"/>
+                <w:szCs w:val="16"/>
+              </w:rPr>
+              <w:t>姿态</w:t>
+            </w:r>
+          </w:p>
+        </w:tc>
+        <w:tc>
+          <w:tcPr>
+            <w:tcW w:w="2973" w:type="dxa"/>
+            <w:vAlign w:val="center"/>
+          </w:tcPr>
+          <w:p>
+            <w:pPr>
+              <w:spacing w:line="220" w:lineRule="exact"/>
+              <w:rPr>
+                <w:rFonts w:hint="eastAsia"/>
+                <w:sz w:val="16"/>
+                <w:szCs w:val="16"/>
+              </w:rPr>
+            </w:pPr>
+            <w:r>
+              <w:rPr>
+                <w:sz w:val="16"/>
+                <w:szCs w:val="16"/>
+              </w:rPr>
+              <w:t>防止上半身相对下半身扭转</w:t>
+            </w:r>
+          </w:p>
+        </w:tc>
+      </w:tr>
+      <w:tr>
+        <w:trPr>
+          <w:jc w:val="center"/>
+        </w:trPr>
+        <w:tc>
+          <w:tcPr>
+            <w:tcW w:w="2118" w:type="dxa"/>
+            <w:vAlign w:val="center"/>
+          </w:tcPr>
+          <w:p>
+            <w:pPr>
+              <w:spacing w:line="220" w:lineRule="exact"/>
+              <w:jc w:val="center"/>
+              <w:rPr>
+                <w:rFonts w:hint="eastAsia"/>
+                <w:sz w:val="16"/>
+                <w:szCs w:val="16"/>
+              </w:rPr>
+            </w:pPr>
+            <w:proofErr w:type="spellStart"/>
+            <w:r>
+              <w:rPr>
+                <w:sz w:val="16"/>
+                <w:szCs w:val="16"/>
+              </w:rPr>
+              <w:t>termination_penalty</w:t>
+            </w:r>
+            <w:proofErr w:type="spellEnd"/>
+          </w:p>
+        </w:tc>
+        <w:tc>
+          <w:tcPr>
+            <w:tcW w:w="1276" w:type="dxa"/>
+            <w:vAlign w:val="center"/>
+          </w:tcPr>
+          <w:p>
+            <w:pPr>
+              <w:spacing w:line="220" w:lineRule="exact"/>
+              <w:jc w:val="center"/>
+              <w:rPr>
+                <w:rFonts w:hint="eastAsia"/>
+                <w:sz w:val="16"/>
+                <w:szCs w:val="16"/>
+              </w:rPr>
+            </w:pPr>
+            <w:r>
+              <w:rPr>
+                <w:sz w:val="16"/>
+                <w:szCs w:val="16"/>
+              </w:rPr>
+              <w:t>-200.0</w:t>
+            </w:r>
+          </w:p>
+        </w:tc>
+        <w:tc>
+          <w:tcPr>
+            <w:tcW w:w="1992" w:type="dxa"/>
+            <w:vAlign w:val="center"/>
+          </w:tcPr>
+          <w:p>
+            <w:pPr>
+              <w:spacing w:line="220" w:lineRule="exact"/>
+              <w:rPr>
+                <w:rFonts w:hint="eastAsia"/>
+                <w:sz w:val="16"/>
+                <w:szCs w:val="16"/>
+              </w:rPr>
+            </w:pPr>
+            <w:r>
+              <w:rPr>
+                <w:sz w:val="16"/>
+                <w:szCs w:val="16"/>
+              </w:rPr>
+              <w:t>惩罚episode因摔倒提前终止</w:t>
+            </w:r>
+          </w:p>
+        </w:tc>
+        <w:tc>
+          <w:tcPr>
+            <w:tcW w:w="2973" w:type="dxa"/>
+            <w:vAlign w:val="center"/>
+          </w:tcPr>
+          <w:p>
+            <w:pPr>
+              <w:spacing w:line="220" w:lineRule="exact"/>
+              <w:rPr>
+                <w:rFonts w:hint="eastAsia"/>
+                <w:sz w:val="16"/>
+                <w:szCs w:val="16"/>
+              </w:rPr>
+            </w:pPr>
+            <w:r>
+              <w:rPr>
+                <w:sz w:val="16"/>
+                <w:szCs w:val="16"/>
+              </w:rPr>
+              <w:t>一次性大惩罚，让策略学会</w:t>
+            </w:r>
+            <w:r>
+              <w:rPr>
+                <w:rFonts w:hint="eastAsia"/>
+                <w:sz w:val="16"/>
+                <w:szCs w:val="16"/>
+              </w:rPr>
+              <w:t>避免摔倒</w:t>
+            </w:r>
+          </w:p>
+        </w:tc>
+      </w:tr>
+    </w:tbl>
+    <w:p>
+      <w:pPr>
+        <w:spacing w:after="0"/>
+        <w:rPr>
+          <w:rFonts w:hint="eastAsia"/>
+          <w:b/>
+          <w:bCs/>
+          <w:szCs w:val="22"/>
+        </w:rPr>
+      </w:pPr>
+      <w:r>
+        <w:rPr>
+          <w:rFonts w:hint="eastAsia"/>
+          <w:b/>
+          <w:bCs/>
+          <w:szCs w:val="22"/>
+        </w:rPr>
+        <w:t>（2）</w:t>
+      </w:r>
+      <w:r>
+        <w:rPr>
+          <w:b/>
+          <w:bCs/>
+          <w:szCs w:val="22"/>
+        </w:rPr>
+        <w:t>Reward设计逻辑总结</w:t>
+      </w:r>
+    </w:p>
+    <w:p>
+      <w:pPr>
+        <w:spacing w:after="0"/>
+        <w:rPr>
+          <w:rFonts w:hint="eastAsia"/>
+        </w:rPr>
+      </w:pPr>
+      <w:r>
+        <w:rPr>
+          <w:rFonts w:hint="eastAsia"/>
+        </w:rPr>
+        <w:t>根据</w:t>
+      </w:r>
+      <w:r>
+        <w:rPr>
+          <w:rFonts w:hint="eastAsia"/>
+        </w:rPr>
+        <w:t>机器人在平坦路面行走场景设计reward，加大对主要驱动力的奖励、鼓励正确的行为、惩罚影响稳定性和安全性的行为。</w:t>
+      </w:r>
+    </w:p>
+    <w:p>
+      <w:pPr>
+        <w:pStyle w:val="a9"/>
+        <w:numPr>
+          <w:ilvl w:val="1"/>
+          <w:numId w:val="18"/>
+        </w:numPr>
+        <w:spacing w:after="0"/>
+        <w:ind w:left="641" w:hanging="357"/>
+        <w:rPr>
+          <w:rFonts w:hint="eastAsia"/>
+        </w:rPr>
+      </w:pPr>
+      <w:r>
+        <w:rPr>
+          <w:rFonts w:hint="eastAsia"/>
+        </w:rPr>
+        <w:t>加大对主要驱动力的奖励</w:t>
+      </w:r>
+    </w:p>
+    <w:p>
+      <w:pPr>
+        <w:pStyle w:val="a9"/>
+        <w:spacing w:after="0"/>
+        <w:ind w:left="641"/>
+        <w:rPr>
+          <w:rFonts w:hint="eastAsia"/>
+        </w:rPr>
+      </w:pPr>
+      <w:proofErr w:type="spellStart"/>
+      <w:r>
+        <w:t>track_lin_vel_xy_exp</w:t>
+      </w:r>
+      <w:proofErr w:type="spellEnd"/>
+      <w:r>
+        <w:rPr>
+          <w:rFonts w:hint="eastAsia"/>
+        </w:rPr>
+        <w:t>和</w:t>
+      </w:r>
+      <w:proofErr w:type="spellStart"/>
+      <w:r>
+        <w:t>track_ang_vel_z_exp</w:t>
+      </w:r>
+      <w:proofErr w:type="spellEnd"/>
+      <w:proofErr w:type="gramStart"/>
+      <w:r>
+        <w:rPr>
+          <w:rFonts w:hint="eastAsia"/>
+        </w:rPr>
+        <w:t>对应值为指数级且</w:t>
+      </w:r>
+      <w:proofErr w:type="gramEnd"/>
+      <w:r>
+        <w:rPr>
+          <w:rFonts w:hint="eastAsia"/>
+        </w:rPr>
+        <w:t>权重为1.0，</w:t>
+      </w:r>
+      <w:r>
+        <w:t>告诉</w:t>
+      </w:r>
+      <w:r>
+        <w:lastRenderedPageBreak/>
+        <w:t>策略</w:t>
+      </w:r>
+      <w:r>
+        <w:rPr>
+          <w:rFonts w:hint="eastAsia"/>
+        </w:rPr>
+        <w:t>“</w:t>
+      </w:r>
+      <w:r>
+        <w:t>按指令的速度和方向走</w:t>
+      </w:r>
+      <w:r>
+        <w:rPr>
+          <w:rFonts w:hint="eastAsia"/>
+        </w:rPr>
+        <w:t>”。</w:t>
+      </w:r>
+    </w:p>
+    <w:p>
+      <w:pPr>
+        <w:pStyle w:val="a9"/>
+        <w:numPr>
+          <w:ilvl w:val="1"/>
+          <w:numId w:val="18"/>
+        </w:numPr>
+        <w:spacing w:after="0"/>
+        <w:ind w:left="641" w:hanging="357"/>
+        <w:rPr>
+          <w:rFonts w:hint="eastAsia"/>
+        </w:rPr>
+      </w:pPr>
+      <w:r>
+        <w:rPr>
+          <w:rFonts w:hint="eastAsia"/>
+        </w:rPr>
+        <w:t>鼓励正确的行为</w:t>
+      </w:r>
+    </w:p>
+    <w:p>
+      <w:pPr>
+        <w:pStyle w:val="a9"/>
+        <w:rPr>
+          <w:rFonts w:hint="eastAsia"/>
+        </w:rPr>
+      </w:pPr>
+      <w:proofErr w:type="spellStart"/>
+      <w:r>
+        <w:t>feet_air_time</w:t>
+      </w:r>
+      <w:proofErr w:type="spellEnd"/>
+      <w:r>
+        <w:rPr>
+          <w:rFonts w:hint="eastAsia"/>
+        </w:rPr>
+        <w:t>权重为0.75，</w:t>
+      </w:r>
+      <w:r>
+        <w:t>较大权重鼓励</w:t>
+      </w:r>
+      <w:r>
+        <w:rPr>
+          <w:rFonts w:hint="eastAsia"/>
+        </w:rPr>
+        <w:t>机器人</w:t>
+      </w:r>
+      <w:r>
+        <w:t>形成</w:t>
+      </w:r>
+      <w:r>
+        <w:rPr>
+          <w:rFonts w:hint="eastAsia"/>
+        </w:rPr>
+        <w:t>“</w:t>
+      </w:r>
+      <w:r>
+        <w:t>抬脚-落脚</w:t>
+      </w:r>
+      <w:r>
+        <w:rPr>
+          <w:rFonts w:hint="eastAsia"/>
+        </w:rPr>
+        <w:t>”</w:t>
+      </w:r>
+      <w:r>
+        <w:t>的双足周期步态，</w:t>
+      </w:r>
+      <w:r>
+        <w:rPr>
+          <w:rFonts w:hint="eastAsia"/>
+        </w:rPr>
+        <w:t>避免</w:t>
+      </w:r>
+      <w:proofErr w:type="gramStart"/>
+      <w:r>
+        <w:rPr>
+          <w:rFonts w:hint="eastAsia"/>
+        </w:rPr>
+        <w:t>拖步或者</w:t>
+      </w:r>
+      <w:proofErr w:type="gramEnd"/>
+      <w:r>
+        <w:rPr>
+          <w:rFonts w:hint="eastAsia"/>
+        </w:rPr>
+        <w:t>原地小碎步。</w:t>
+      </w:r>
+    </w:p>
+    <w:p>
+      <w:pPr>
+        <w:pStyle w:val="a9"/>
+        <w:numPr>
+          <w:ilvl w:val="1"/>
+          <w:numId w:val="18"/>
+        </w:numPr>
+        <w:spacing w:after="0"/>
+        <w:ind w:left="641" w:hanging="357"/>
+        <w:rPr>
+          <w:rFonts w:hint="eastAsia"/>
+        </w:rPr>
+      </w:pPr>
+      <w:r>
+        <w:rPr>
+          <w:rFonts w:hint="eastAsia"/>
+        </w:rPr>
+        <w:t>惩罚影响稳定性和安全性的行为</w:t>
+      </w:r>
+    </w:p>
+    <w:p>
+      <w:pPr>
+        <w:pStyle w:val="a9"/>
+        <w:rPr>
+          <w:rFonts w:hint="eastAsia"/>
+        </w:rPr>
+      </w:pPr>
+      <w:proofErr w:type="spellStart"/>
+      <w:r>
+        <w:t>termination_penalty</w:t>
+      </w:r>
+      <w:proofErr w:type="spellEnd"/>
+      <w:r>
+        <w:rPr>
+          <w:rFonts w:hint="eastAsia"/>
+        </w:rPr>
+        <w:t>、</w:t>
+      </w:r>
+      <w:r>
+        <w:t>flat_orientation_l2</w:t>
+      </w:r>
+      <w:r>
+        <w:rPr>
+          <w:rFonts w:hint="eastAsia"/>
+        </w:rPr>
+        <w:t>、</w:t>
+      </w:r>
+      <w:proofErr w:type="spellStart"/>
+      <w:r>
+        <w:t>dof_pos_limits</w:t>
+      </w:r>
+      <w:proofErr w:type="spellEnd"/>
+      <w:r>
+        <w:rPr>
+          <w:rFonts w:hint="eastAsia"/>
+        </w:rPr>
+        <w:t>、</w:t>
+      </w:r>
+      <w:proofErr w:type="spellStart"/>
+      <w:r>
+        <w:t>feet_slide</w:t>
+      </w:r>
+      <w:proofErr w:type="spellEnd"/>
+      <w:r>
+        <w:rPr>
+          <w:rFonts w:hint="eastAsia"/>
+        </w:rPr>
+        <w:t>、</w:t>
+      </w:r>
+      <w:r>
+        <w:t>lin_vel_z_l2</w:t>
+      </w:r>
+      <w:r>
+        <w:rPr>
+          <w:rFonts w:hint="eastAsia"/>
+        </w:rPr>
+        <w:t>等，这一组reward</w:t>
+      </w:r>
+      <w:r>
+        <w:t>保证机器人</w:t>
+      </w:r>
+      <w:proofErr w:type="gramStart"/>
+      <w:r>
+        <w:t>不</w:t>
+      </w:r>
+      <w:proofErr w:type="gramEnd"/>
+      <w:r>
+        <w:rPr>
+          <w:rFonts w:hint="eastAsia"/>
+        </w:rPr>
+        <w:t>摔倒</w:t>
+      </w:r>
+      <w:r>
+        <w:t>、不抖、不超限位</w:t>
+      </w:r>
+      <w:r>
+        <w:rPr>
+          <w:rFonts w:hint="eastAsia"/>
+        </w:rPr>
+        <w:t>。</w:t>
+      </w:r>
+    </w:p>
+    <w:p>
+      <w:pPr>
+        <w:pStyle w:val="a9"/>
+        <w:numPr>
+          <w:ilvl w:val="1"/>
+          <w:numId w:val="18"/>
+        </w:numPr>
+        <w:ind w:left="641" w:hanging="357"/>
+        <w:rPr>
+          <w:rFonts w:hint="eastAsia"/>
+        </w:rPr>
+      </w:pPr>
+      <w:r>
+        <w:t>小惩罚</w:t>
+      </w:r>
+      <w:r>
+        <w:rPr>
+          <w:rFonts w:hint="eastAsia"/>
+        </w:rPr>
+        <w:t>保持</w:t>
+      </w:r>
+      <w:r>
+        <w:t>自然姿态</w:t>
+      </w:r>
+    </w:p>
+    <w:p>
+      <w:pPr>
+        <w:pStyle w:val="a9"/>
+        <w:ind w:left="641"/>
+        <w:rPr>
+          <w:rFonts w:hint="eastAsia"/>
+        </w:rPr>
+      </w:pPr>
+      <w:r>
+        <w:t>action_rate_l2、dof_torques_l2、dof_acc_l2</w:t>
+      </w:r>
+      <w:r>
+        <w:rPr>
+          <w:rFonts w:hint="eastAsia"/>
+        </w:rPr>
+        <w:t>的权重</w:t>
+      </w:r>
+      <w:r>
+        <w:t>量级都很小，用来</w:t>
+      </w:r>
+      <w:r>
+        <w:rPr>
+          <w:rFonts w:hint="eastAsia"/>
+        </w:rPr>
+        <w:t>“</w:t>
+      </w:r>
+      <w:r>
+        <w:t>软约束</w:t>
+      </w:r>
+      <w:r>
+        <w:rPr>
+          <w:rFonts w:hint="eastAsia"/>
+        </w:rPr>
+        <w:t>”</w:t>
+      </w:r>
+      <w:r>
+        <w:t>动作平滑、能耗合理</w:t>
+      </w:r>
+      <w:r>
+        <w:rPr>
+          <w:rFonts w:hint="eastAsia"/>
+        </w:rPr>
+        <w:t>；</w:t>
+      </w:r>
+      <w:proofErr w:type="spellStart"/>
+      <w:r>
+        <w:t>joint_deviation</w:t>
+      </w:r>
+      <w:proofErr w:type="spellEnd"/>
+      <w:r>
+        <w:t>系列把上肢/手指/躯干</w:t>
+      </w:r>
+      <w:r>
+        <w:rPr>
+          <w:rFonts w:hint="eastAsia"/>
+        </w:rPr>
+        <w:t>置于</w:t>
+      </w:r>
+      <w:r>
+        <w:t>默认姿态附近，避免下肢任务的策略</w:t>
+      </w:r>
+      <w:r>
+        <w:rPr>
+          <w:rFonts w:hint="eastAsia"/>
+        </w:rPr>
+        <w:t>影响</w:t>
+      </w:r>
+      <w:r>
+        <w:t>上肢。</w:t>
+      </w:r>
+    </w:p>
+    <w:p>
+      <w:pPr>
+        <w:rPr>
+          <w:rFonts w:hint="eastAsia"/>
+          <w:b/>
+          <w:bCs/>
+        </w:rPr>
+      </w:pPr>
+      <w:r>
+        <w:rPr>
+          <w:rFonts w:hint="eastAsia"/>
+          <w:b/>
+          <w:bCs/>
+          <w:szCs w:val="22"/>
+        </w:rPr>
+        <w:t>（3）R</w:t>
+      </w:r>
+      <w:r>
+        <w:rPr>
+          <w:b/>
+          <w:bCs/>
+        </w:rPr>
+        <w:t>eward设计</w:t>
+      </w:r>
+      <w:r>
+        <w:rPr>
+          <w:rFonts w:hint="eastAsia"/>
+          <w:b/>
+          <w:bCs/>
+        </w:rPr>
+        <w:t>可能不足</w:t>
+      </w:r>
+    </w:p>
+    <w:p>
+      <w:pPr>
+        <w:rPr>
+          <w:rFonts w:hint="eastAsia"/>
+          <w:szCs w:val="22"/>
+        </w:rPr>
+      </w:pPr>
+      <w:r>
+        <w:rPr>
+          <w:b/>
+          <w:bCs/>
+          <w:szCs w:val="22"/>
+        </w:rPr>
+        <w:tab/>
+      </w:r>
+      <w:r>
+        <w:rPr>
+          <w:rFonts w:hint="eastAsia"/>
+          <w:szCs w:val="22"/>
+        </w:rPr>
+        <w:t xml:space="preserve">1. </w:t>
+      </w:r>
+      <w:r>
+        <w:rPr>
+          <w:rFonts w:hint="eastAsia"/>
+          <w:szCs w:val="22"/>
+        </w:rPr>
+        <w:t>R</w:t>
+      </w:r>
+      <w:r>
+        <w:rPr>
+          <w:rFonts w:hint="eastAsia"/>
+          <w:szCs w:val="22"/>
+        </w:rPr>
+        <w:t>eward项共16个，</w:t>
+      </w:r>
+      <w:r>
+        <w:rPr>
+          <w:szCs w:val="22"/>
+        </w:rPr>
+        <w:t>任何一项调整都</w:t>
+      </w:r>
+      <w:r>
+        <w:rPr>
+          <w:rFonts w:hint="eastAsia"/>
+          <w:szCs w:val="22"/>
+        </w:rPr>
+        <w:t>可能</w:t>
+      </w:r>
+      <w:r>
+        <w:rPr>
+          <w:szCs w:val="22"/>
+        </w:rPr>
+        <w:t>会牵动整体平衡</w:t>
+      </w:r>
+      <w:r>
+        <w:rPr>
+          <w:rFonts w:hint="eastAsia"/>
+          <w:szCs w:val="22"/>
+        </w:rPr>
+        <w:t>，导致重调权重，泛化性差，应该可以使用</w:t>
+      </w:r>
+      <w:r>
+        <w:rPr>
+          <w:szCs w:val="22"/>
+        </w:rPr>
+        <w:t>reward</w:t>
+      </w:r>
+      <w:r>
+        <w:rPr>
+          <w:rFonts w:hint="eastAsia"/>
+          <w:szCs w:val="22"/>
+        </w:rPr>
+        <w:t>归一化改进。</w:t>
+      </w:r>
+    </w:p>
+    <w:p>
+      <w:pPr>
+        <w:rPr>
+          <w:rFonts w:hint="eastAsia"/>
+          <w:szCs w:val="22"/>
+        </w:rPr>
+      </w:pPr>
+      <w:r>
+        <w:rPr>
+          <w:szCs w:val="22"/>
+        </w:rPr>
+        <w:tab/>
+      </w:r>
+      <w:r>
+        <w:rPr>
+          <w:rFonts w:hint="eastAsia"/>
+          <w:szCs w:val="22"/>
+        </w:rPr>
+        <w:t xml:space="preserve">2. </w:t>
+      </w:r>
+      <w:proofErr w:type="spellStart"/>
+      <w:r>
+        <w:rPr>
+          <w:szCs w:val="22"/>
+        </w:rPr>
+        <w:t>joint_deviation</w:t>
+      </w:r>
+      <w:proofErr w:type="spellEnd"/>
+      <w:r>
+        <w:rPr>
+          <w:rFonts w:hint="eastAsia"/>
+          <w:szCs w:val="22"/>
+        </w:rPr>
+        <w:t>系列</w:t>
+      </w:r>
+      <w:r>
+        <w:rPr>
+          <w:szCs w:val="22"/>
+        </w:rPr>
+        <w:t>把上肢</w:t>
+      </w:r>
+      <w:r>
+        <w:rPr>
+          <w:rFonts w:hint="eastAsia"/>
+        </w:rPr>
+        <w:t>置于</w:t>
+      </w:r>
+      <w:r>
+        <w:t>默认姿态附近</w:t>
+      </w:r>
+      <w:r>
+        <w:rPr>
+          <w:rFonts w:hint="eastAsia"/>
+        </w:rPr>
+        <w:t>，</w:t>
+      </w:r>
+      <w:r>
+        <w:rPr>
+          <w:szCs w:val="22"/>
+        </w:rPr>
+        <w:t>人为禁掉了</w:t>
+      </w:r>
+      <w:r>
+        <w:rPr>
+          <w:rFonts w:hint="eastAsia"/>
+          <w:szCs w:val="22"/>
+        </w:rPr>
+        <w:t>“</w:t>
+      </w:r>
+      <w:r>
+        <w:rPr>
+          <w:szCs w:val="22"/>
+        </w:rPr>
+        <w:t>用手臂帮腿平衡</w:t>
+      </w:r>
+      <w:r>
+        <w:rPr>
+          <w:rFonts w:hint="eastAsia"/>
+          <w:szCs w:val="22"/>
+        </w:rPr>
+        <w:t>”</w:t>
+      </w:r>
+      <w:r>
+        <w:rPr>
+          <w:szCs w:val="22"/>
+        </w:rPr>
+        <w:t>的</w:t>
+      </w:r>
+      <w:r>
+        <w:rPr>
+          <w:szCs w:val="22"/>
+        </w:rPr>
+        <w:t>能力</w:t>
+      </w:r>
+      <w:r>
+        <w:rPr>
+          <w:rFonts w:hint="eastAsia"/>
+          <w:szCs w:val="22"/>
+        </w:rPr>
+        <w:t>。</w:t>
+      </w:r>
+    </w:p>
+    <w:p>
+      <w:pPr>
+        <w:rPr>
+          <w:rFonts w:hint="eastAsia"/>
+          <w:szCs w:val="22"/>
+        </w:rPr>
+      </w:pPr>
+      <w:r>
+        <w:rPr>
+          <w:szCs w:val="22"/>
+        </w:rPr>
+        <w:tab/>
+      </w:r>
+      <w:r>
+        <w:rPr>
+          <w:rFonts w:hint="eastAsia"/>
+          <w:szCs w:val="22"/>
+        </w:rPr>
+        <w:t xml:space="preserve">3. </w:t>
+      </w:r>
+      <w:proofErr w:type="spellStart"/>
+      <w:r>
+        <w:rPr>
+          <w:szCs w:val="22"/>
+        </w:rPr>
+        <w:t>feet_air_time</w:t>
+      </w:r>
+      <w:proofErr w:type="spellEnd"/>
+      <w:r>
+        <w:rPr>
+          <w:szCs w:val="22"/>
+        </w:rPr>
+        <w:t>的阈值</w:t>
+      </w:r>
+      <w:r>
+        <w:rPr>
+          <w:rFonts w:hint="eastAsia"/>
+          <w:szCs w:val="22"/>
+        </w:rPr>
+        <w:t>为固定的</w:t>
+      </w:r>
+      <w:r>
+        <w:rPr>
+          <w:szCs w:val="22"/>
+        </w:rPr>
+        <w:t>0.4s</w:t>
+      </w:r>
+      <w:r>
+        <w:rPr>
+          <w:rFonts w:hint="eastAsia"/>
+          <w:szCs w:val="22"/>
+        </w:rPr>
+        <w:t>，应当让阈值随指令速度缩放。</w:t>
+      </w:r>
+    </w:p>
+    <w:p>
+      <w:pPr>
+        <w:rPr>
+          <w:rFonts w:hint="eastAsia"/>
+          <w:b/>
+          <w:bCs/>
+        </w:rPr>
+      </w:pPr>
+      <w:r>
+        <w:rPr>
+          <w:b/>
+          <w:bCs/>
+        </w:rPr>
+        <w:t>2.3 修改reward权重并进行对比实验</w:t>
+      </w:r>
+    </w:p>
+    <w:p>
+      <w:pPr>
+        <w:rPr>
+          <w:rFonts w:hint="eastAsia"/>
+          <w:szCs w:val="22"/>
+        </w:rPr>
+      </w:pPr>
+      <w:r>
+        <w:rPr>
+          <w:rFonts w:hint="eastAsia"/>
+          <w:szCs w:val="22"/>
+        </w:rPr>
+        <w:t>修改</w:t>
+      </w:r>
+      <w:r>
+        <w:rPr>
+          <w:rFonts w:hint="eastAsia"/>
+          <w:szCs w:val="22"/>
+        </w:rPr>
+        <w:t>reward项</w:t>
+      </w:r>
+      <w:proofErr w:type="spellStart"/>
+      <w:r>
+        <w:rPr>
+          <w:szCs w:val="22"/>
+        </w:rPr>
+        <w:t>feet_air_time</w:t>
+      </w:r>
+      <w:proofErr w:type="spellEnd"/>
+      <w:r>
+        <w:rPr>
+          <w:rFonts w:hint="eastAsia"/>
+          <w:szCs w:val="22"/>
+        </w:rPr>
+        <w:t>的权重</w:t>
+      </w:r>
+      <w:r>
+        <w:rPr>
+          <w:rFonts w:hint="eastAsia"/>
+          <w:szCs w:val="22"/>
+        </w:rPr>
+        <w:t>，从0.75减少到0.35。</w:t>
+      </w:r>
+    </w:p>
+    <w:p>
+      <w:pPr>
+        <w:rPr>
+          <w:rFonts w:hint="eastAsia"/>
+          <w:szCs w:val="22"/>
+        </w:rPr>
+      </w:pPr>
+      <w:r>
+        <w:rPr>
+          <w:rFonts w:hint="eastAsia"/>
+          <w:szCs w:val="22"/>
+        </w:rPr>
+        <w:t>如下预测：</w:t>
+      </w:r>
+    </w:p>
+    <w:p>
+      <w:pPr>
+        <w:pStyle w:val="a9"/>
+        <w:numPr>
+          <w:ilvl w:val="1"/>
+          <w:numId w:val="13"/>
+        </w:numPr>
+        <w:ind w:left="1004"/>
+        <w:rPr>
+          <w:rFonts w:hint="eastAsia"/>
+        </w:rPr>
+      </w:pPr>
+      <w:r>
+        <w:t>训练会变得更稳</w:t>
+      </w:r>
+      <w:r>
+        <w:rPr>
+          <w:rFonts w:hint="eastAsia"/>
+        </w:rPr>
+        <w:t>：</w:t>
+      </w:r>
+      <w:r>
+        <w:t>削弱</w:t>
+      </w:r>
+      <w:proofErr w:type="spellStart"/>
+      <w:r>
+        <w:rPr>
+          <w:szCs w:val="22"/>
+        </w:rPr>
+        <w:t>feet_air_time</w:t>
+      </w:r>
+      <w:proofErr w:type="spellEnd"/>
+      <w:r>
+        <w:t>后</w:t>
+      </w:r>
+      <w:r>
+        <w:rPr>
+          <w:rFonts w:hint="eastAsia"/>
+        </w:rPr>
+        <w:t>，</w:t>
+      </w:r>
+      <w:r>
+        <w:t>策略</w:t>
+      </w:r>
+      <w:r>
+        <w:rPr>
+          <w:rFonts w:hint="eastAsia"/>
+        </w:rPr>
+        <w:t>应当</w:t>
+      </w:r>
+      <w:r>
+        <w:t>不会冒着摔倒风险去抬腿，前期reward更平滑、方差更小</w:t>
+      </w:r>
+      <w:r>
+        <w:rPr>
+          <w:rFonts w:hint="eastAsia"/>
+        </w:rPr>
+        <w:t>。</w:t>
+      </w:r>
+    </w:p>
+    <w:p>
+      <w:pPr>
+        <w:pStyle w:val="a9"/>
+        <w:numPr>
+          <w:ilvl w:val="1"/>
+          <w:numId w:val="13"/>
+        </w:numPr>
+        <w:ind w:left="1004"/>
+        <w:rPr>
+          <w:rFonts w:hint="eastAsia"/>
+          <w:szCs w:val="22"/>
+        </w:rPr>
+      </w:pPr>
+      <w:r>
+        <w:t>机器人</w:t>
+      </w:r>
+      <w:r>
+        <w:rPr>
+          <w:rFonts w:hint="eastAsia"/>
+        </w:rPr>
+        <w:t>行为应当更保守，</w:t>
+      </w:r>
+      <w:r>
+        <w:t>抬腿换来的奖励不够弥补带来的不稳风险</w:t>
+      </w:r>
+      <w:r>
+        <w:rPr>
+          <w:rFonts w:hint="eastAsia"/>
+        </w:rPr>
+        <w:t>。</w:t>
+      </w:r>
+    </w:p>
+    <w:p>
+      <w:pPr>
+        <w:pStyle w:val="a9"/>
+        <w:numPr>
+          <w:ilvl w:val="1"/>
+          <w:numId w:val="13"/>
+        </w:numPr>
+        <w:ind w:left="1004"/>
+        <w:rPr>
+          <w:rFonts w:hint="eastAsia"/>
+          <w:szCs w:val="22"/>
+        </w:rPr>
+      </w:pPr>
+      <w:proofErr w:type="spellStart"/>
+      <w:r>
+        <w:rPr>
+          <w:szCs w:val="22"/>
+        </w:rPr>
+        <w:t>feet_air_time</w:t>
+      </w:r>
+      <w:proofErr w:type="spellEnd"/>
+      <w:r>
+        <w:rPr>
+          <w:rFonts w:hint="eastAsia"/>
+          <w:szCs w:val="22"/>
+        </w:rPr>
+        <w:t>曲线肯定变化明显，降到原来的一半以上；</w:t>
+      </w:r>
+      <w:proofErr w:type="spellStart"/>
+      <w:r>
+        <w:rPr>
+          <w:szCs w:val="22"/>
+        </w:rPr>
+        <w:t>feet_slide</w:t>
+      </w:r>
+      <w:proofErr w:type="spellEnd"/>
+      <w:r>
+        <w:rPr>
+          <w:rFonts w:hint="eastAsia"/>
+          <w:szCs w:val="22"/>
+        </w:rPr>
+        <w:t>曲线变化应当也大。</w:t>
+      </w:r>
+    </w:p>
+    <w:p>
+      <w:pPr>
+        <w:rPr>
+          <w:rFonts w:hint="eastAsia"/>
+          <w:b/>
+          <w:bCs/>
+        </w:rPr>
+      </w:pPr>
+      <w:r>
+        <w:rPr>
+          <w:b/>
+          <w:bCs/>
+        </w:rPr>
+        <w:t>2.4 运行修改前后对比训练</w:t>
+      </w:r>
+    </w:p>
+    <w:p>
+      <w:pPr>
+        <w:rPr>
+          <w:rFonts w:hint="eastAsia"/>
+          <w:szCs w:val="22"/>
+        </w:rPr>
+      </w:pPr>
+      <w:r>
+        <w:rPr>
+          <w:rFonts w:hint="eastAsia"/>
+          <w:szCs w:val="22"/>
+        </w:rPr>
+        <w:t>修改前，</w:t>
+      </w:r>
+      <w:proofErr w:type="spellStart"/>
+      <w:r>
+        <w:rPr>
+          <w:szCs w:val="22"/>
+        </w:rPr>
+        <w:t>feet_air_time</w:t>
+      </w:r>
+      <w:proofErr w:type="spellEnd"/>
+      <w:r>
+        <w:rPr>
+          <w:rFonts w:hint="eastAsia"/>
+          <w:szCs w:val="22"/>
+        </w:rPr>
+        <w:t>权重</w:t>
+      </w:r>
+      <w:r>
+        <w:rPr>
+          <w:rFonts w:hint="eastAsia"/>
+          <w:szCs w:val="22"/>
+        </w:rPr>
+        <w:t>=0.75</w:t>
+      </w:r>
+    </w:p>
+    <w:p>
+      <w:pPr>
+        <w:jc w:val="center"/>
+        <w:rPr>
+          <w:rFonts w:hint="eastAsia"/>
+          <w:szCs w:val="22"/>
+        </w:rPr>
+      </w:pPr>
+      <w:r>
+        <w:rPr>
+          <w:noProof/>
+        </w:rPr>
+        <w:lastRenderedPageBreak/>
+        <w:drawing>
+          <wp:inline distT="0" distB="0" distL="0" distR="0" wp14:anchorId="0B86E6C7" wp14:editId="7DD9B12F">
+            <wp:extent cx="3942413" cy="1730086"/>
+            <wp:effectExtent l="0" t="0" r="1270" b="3810"/>
+            <wp:docPr id="635610212" name="图片 1"/>
+            <wp:cNvGraphicFramePr>
+              <a:graphicFrameLocks xmlns:a="http://schemas.openxmlformats.org/drawingml/2006/main" noChangeAspect="1"/>
+            </wp:cNvGraphicFramePr>
+            <a:graphic xmlns:a="http://schemas.openxmlformats.org/drawingml/2006/main">
+              <a:graphicData uri="http://schemas.openxmlformats.org/drawingml/2006/picture">
+                <pic:pic xmlns:pic="http://schemas.openxmlformats.org/drawingml/2006/picture">
+                  <pic:nvPicPr>
+                    <pic:cNvPr id="635610212" name=""/>
+                    <pic:cNvPicPr/>
+                  </pic:nvPicPr>
+                  <pic:blipFill>
+                    <a:blip r:embed="rId11"/>
+                    <a:stretch>
+                      <a:fillRect/>
+                    </a:stretch>
+                  </pic:blipFill>
+                  <pic:spPr>
+                    <a:xfrm>
+                      <a:off x="0" y="0"/>
+                      <a:ext cx="3958930" cy="1737334"/>
+                    </a:xfrm>
+                    <a:prstGeom prst="rect">
+                      <a:avLst/>
+                    </a:prstGeom>
+                  </pic:spPr>
+                </pic:pic>
+              </a:graphicData>
+            </a:graphic>
+          </wp:inline>
+        </w:drawing>
+      </w:r>
+    </w:p>
+    <w:p>
+      <w:pPr>
+        <w:rPr>
+          <w:rFonts w:hint="eastAsia"/>
+          <w:szCs w:val="22"/>
+        </w:rPr>
+      </w:pPr>
+      <w:r>
+        <w:rPr>
+          <w:rFonts w:hint="eastAsia"/>
+          <w:szCs w:val="22"/>
+        </w:rPr>
+        <w:t>执行如下命令进行训练</w:t>
+      </w:r>
+    </w:p>
+    <w:p>
+      <w:pPr>
+        <w:widowControl/>
+        <w:shd w:val="clear" w:color="auto" w:fill="282C34"/>
+        <w:spacing w:after="0" w:line="220" w:lineRule="exact"/>
+        <w:rPr>
+          <w:rFonts w:ascii="Consolas" w:eastAsia="宋体" w:hAnsi="Consolas" w:cs="宋体"/>
+          <w:color w:val="ABB2BF"/>
+          <w:kern w:val="0"/>
+          <w:sz w:val="21"/>
+          <w:szCs w:val="21"/>
+          <w14:ligatures w14:val="none"/>
+        </w:rPr>
+      </w:pPr>
+      <w:r>
+        <w:rPr>
+          <w:rFonts w:ascii="Consolas" w:eastAsia="宋体" w:hAnsi="Consolas" w:cs="宋体"/>
+          <w:color w:val="61AFEF"/>
+          <w:kern w:val="0"/>
+          <w:sz w:val="21"/>
+          <w:szCs w:val="21"/>
+          <w14:ligatures w14:val="none"/>
+        </w:rPr>
+        <w:t>./isaaclab.sh</w:t>
+      </w:r>
+      <w:r>
+        <w:rPr>
+          <w:rFonts w:ascii="Consolas" w:eastAsia="宋体" w:hAnsi="Consolas" w:cs="宋体"/>
+          <w:color w:val="ABB2BF"/>
+          <w:kern w:val="0"/>
+          <w:sz w:val="21"/>
+          <w:szCs w:val="21"/>
+          <w14:ligatures w14:val="none"/>
+        </w:rPr>
+        <w:t xml:space="preserve"> </w:t>
+      </w:r>
+      <w:r>
+        <w:rPr>
+          <w:rFonts w:ascii="Consolas" w:eastAsia="宋体" w:hAnsi="Consolas" w:cs="宋体"/>
+          <w:color w:val="D19A66"/>
+          <w:kern w:val="0"/>
+          <w:sz w:val="21"/>
+          <w:szCs w:val="21"/>
+          <w14:ligatures w14:val="none"/>
+        </w:rPr>
+        <w:t>-p</w:t>
+      </w:r>
+      <w:r>
+        <w:rPr>
+          <w:rFonts w:ascii="Consolas" w:eastAsia="宋体" w:hAnsi="Consolas" w:cs="宋体"/>
+          <w:color w:val="ABB2BF"/>
+          <w:kern w:val="0"/>
+          <w:sz w:val="21"/>
+          <w:szCs w:val="21"/>
+          <w14:ligatures w14:val="none"/>
+        </w:rPr>
+        <w:t xml:space="preserve"> </w:t>
+      </w:r>
+      <w:r>
+        <w:rPr>
+          <w:rFonts w:ascii="Consolas" w:eastAsia="宋体" w:hAnsi="Consolas" w:cs="宋体"/>
+          <w:color w:val="98C379"/>
+          <w:kern w:val="0"/>
+          <w:sz w:val="21"/>
+          <w:szCs w:val="21"/>
+          <w14:ligatures w14:val="none"/>
+        </w:rPr>
+        <w:t>scripts/reinforcement_learning/rsl_rl/train.py</w:t>
+      </w:r>
+      <w:r>
+        <w:rPr>
+          <w:rFonts w:ascii="Consolas" w:eastAsia="宋体" w:hAnsi="Consolas" w:cs="宋体"/>
+          <w:color w:val="ABB2BF"/>
+          <w:kern w:val="0"/>
+          <w:sz w:val="21"/>
+          <w:szCs w:val="21"/>
+          <w14:ligatures w14:val="none"/>
+        </w:rPr>
+        <w:t xml:space="preserve"> </w:t>
+      </w:r>
+      <w:r>
+        <w:rPr>
+          <w:rFonts w:ascii="Consolas" w:eastAsia="宋体" w:hAnsi="Consolas" w:cs="宋体"/>
+          <w:color w:val="56B6C2"/>
+          <w:kern w:val="0"/>
+          <w:sz w:val="21"/>
+          <w:szCs w:val="21"/>
+          <w14:ligatures w14:val="none"/>
+        </w:rPr>
+        <w:t>\</w:t>
+      </w:r>
+    </w:p>
+    <w:p>
+      <w:pPr>
+        <w:widowControl/>
+        <w:shd w:val="clear" w:color="auto" w:fill="282C34"/>
+        <w:spacing w:after="0" w:line="220" w:lineRule="exact"/>
+        <w:rPr>
+          <w:rFonts w:ascii="Consolas" w:eastAsia="宋体" w:hAnsi="Consolas" w:cs="宋体"/>
+          <w:color w:val="ABB2BF"/>
+          <w:kern w:val="0"/>
+          <w:sz w:val="21"/>
+          <w:szCs w:val="21"/>
+          <w14:ligatures w14:val="none"/>
+        </w:rPr>
+      </w:pPr>
+      <w:r>
+        <w:rPr>
+          <w:rFonts w:ascii="Consolas" w:eastAsia="宋体" w:hAnsi="Consolas" w:cs="宋体"/>
+          <w:color w:val="ABB2BF"/>
+          <w:kern w:val="0"/>
+          <w:sz w:val="21"/>
+          <w:szCs w:val="21"/>
+          <w14:ligatures w14:val="none"/>
+        </w:rPr>
+        <w:t xml:space="preserve">    </w:t>
+      </w:r>
+      <w:r>
+        <w:rPr>
+          <w:rFonts w:ascii="Consolas" w:eastAsia="宋体" w:hAnsi="Consolas" w:cs="宋体"/>
+          <w:color w:val="D19A66"/>
+          <w:kern w:val="0"/>
+          <w:sz w:val="21"/>
+          <w:szCs w:val="21"/>
+          <w14:ligatures w14:val="none"/>
+        </w:rPr>
+        <w:t>--task=Isaac-Velocity-Flat-G1-v0</w:t>
+      </w:r>
+      <w:r>
+        <w:rPr>
+          <w:rFonts w:ascii="Consolas" w:eastAsia="宋体" w:hAnsi="Consolas" w:cs="宋体"/>
+          <w:color w:val="ABB2BF"/>
+          <w:kern w:val="0"/>
+          <w:sz w:val="21"/>
+          <w:szCs w:val="21"/>
+          <w14:ligatures w14:val="none"/>
+        </w:rPr>
+        <w:t xml:space="preserve"> </w:t>
+      </w:r>
+      <w:r>
+        <w:rPr>
+          <w:rFonts w:ascii="Consolas" w:eastAsia="宋体" w:hAnsi="Consolas" w:cs="宋体"/>
+          <w:color w:val="56B6C2"/>
+          <w:kern w:val="0"/>
+          <w:sz w:val="21"/>
+          <w:szCs w:val="21"/>
+          <w14:ligatures w14:val="none"/>
+        </w:rPr>
+        <w:t>\</w:t>
+      </w:r>
+    </w:p>
+    <w:p>
+      <w:pPr>
+        <w:widowControl/>
+        <w:shd w:val="clear" w:color="auto" w:fill="282C34"/>
+        <w:spacing w:after="0" w:line="220" w:lineRule="exact"/>
+        <w:rPr>
+          <w:rFonts w:ascii="Consolas" w:eastAsia="宋体" w:hAnsi="Consolas" w:cs="宋体"/>
+          <w:color w:val="ABB2BF"/>
+          <w:kern w:val="0"/>
+          <w:sz w:val="21"/>
+          <w:szCs w:val="21"/>
+          <w14:ligatures w14:val="none"/>
+        </w:rPr>
+      </w:pPr>
+      <w:r>
+        <w:rPr>
+          <w:rFonts w:ascii="Consolas" w:eastAsia="宋体" w:hAnsi="Consolas" w:cs="宋体"/>
+          <w:color w:val="ABB2BF"/>
+          <w:kern w:val="0"/>
+          <w:sz w:val="21"/>
+          <w:szCs w:val="21"/>
+          <w14:ligatures w14:val="none"/>
+        </w:rPr>
+        <w:t xml:space="preserve">    </w:t>
+      </w:r>
+      <w:r>
+        <w:rPr>
+          <w:rFonts w:ascii="Consolas" w:eastAsia="宋体" w:hAnsi="Consolas" w:cs="宋体"/>
+          <w:color w:val="D19A66"/>
+          <w:kern w:val="0"/>
+          <w:sz w:val="21"/>
+          <w:szCs w:val="21"/>
+          <w14:ligatures w14:val="none"/>
+        </w:rPr>
+        <w:t>--</w:t>
+      </w:r>
+      <w:proofErr w:type="spellStart"/>
+      <w:r>
+        <w:rPr>
+          <w:rFonts w:ascii="Consolas" w:eastAsia="宋体" w:hAnsi="Consolas" w:cs="宋体"/>
+          <w:color w:val="D19A66"/>
+          <w:kern w:val="0"/>
+          <w:sz w:val="21"/>
+          <w:szCs w:val="21"/>
+          <w14:ligatures w14:val="none"/>
+        </w:rPr>
+        <w:t>num_envs</w:t>
+      </w:r>
+      <w:proofErr w:type="spellEnd"/>
+      <w:r>
+        <w:rPr>
+          <w:rFonts w:ascii="Consolas" w:eastAsia="宋体" w:hAnsi="Consolas" w:cs="宋体"/>
+          <w:color w:val="D19A66"/>
+          <w:kern w:val="0"/>
+          <w:sz w:val="21"/>
+          <w:szCs w:val="21"/>
+          <w14:ligatures w14:val="none"/>
+        </w:rPr>
+        <w:t>=4096</w:t>
+      </w:r>
+      <w:r>
+        <w:rPr>
+          <w:rFonts w:ascii="Consolas" w:eastAsia="宋体" w:hAnsi="Consolas" w:cs="宋体"/>
+          <w:color w:val="ABB2BF"/>
+          <w:kern w:val="0"/>
+          <w:sz w:val="21"/>
+          <w:szCs w:val="21"/>
+          <w14:ligatures w14:val="none"/>
+        </w:rPr>
+        <w:t xml:space="preserve"> </w:t>
+      </w:r>
+      <w:r>
+        <w:rPr>
+          <w:rFonts w:ascii="Consolas" w:eastAsia="宋体" w:hAnsi="Consolas" w:cs="宋体"/>
+          <w:color w:val="56B6C2"/>
+          <w:kern w:val="0"/>
+          <w:sz w:val="21"/>
+          <w:szCs w:val="21"/>
+          <w14:ligatures w14:val="none"/>
+        </w:rPr>
+        <w:t>\</w:t>
+      </w:r>
+    </w:p>
+    <w:p>
+      <w:pPr>
+        <w:widowControl/>
+        <w:shd w:val="clear" w:color="auto" w:fill="282C34"/>
+        <w:spacing w:after="0" w:line="220" w:lineRule="exact"/>
+        <w:rPr>
+          <w:rFonts w:ascii="Consolas" w:eastAsia="宋体" w:hAnsi="Consolas" w:cs="宋体"/>
+          <w:color w:val="ABB2BF"/>
+          <w:kern w:val="0"/>
+          <w:sz w:val="21"/>
+          <w:szCs w:val="21"/>
+          <w14:ligatures w14:val="none"/>
+        </w:rPr>
+      </w:pPr>
+      <w:r>
+        <w:rPr>
+          <w:rFonts w:ascii="Consolas" w:eastAsia="宋体" w:hAnsi="Consolas" w:cs="宋体"/>
+          <w:color w:val="ABB2BF"/>
+          <w:kern w:val="0"/>
+          <w:sz w:val="21"/>
+          <w:szCs w:val="21"/>
+          <w14:ligatures w14:val="none"/>
+        </w:rPr>
+        <w:t xml:space="preserve">    </w:t>
+      </w:r>
+      <w:r>
+        <w:rPr>
+          <w:rFonts w:ascii="Consolas" w:eastAsia="宋体" w:hAnsi="Consolas" w:cs="宋体"/>
+          <w:color w:val="D19A66"/>
+          <w:kern w:val="0"/>
+          <w:sz w:val="21"/>
+          <w:szCs w:val="21"/>
+          <w14:ligatures w14:val="none"/>
+        </w:rPr>
+        <w:t>--</w:t>
+      </w:r>
+      <w:proofErr w:type="spellStart"/>
+      <w:r>
+        <w:rPr>
+          <w:rFonts w:ascii="Consolas" w:eastAsia="宋体" w:hAnsi="Consolas" w:cs="宋体"/>
+          <w:color w:val="D19A66"/>
+          <w:kern w:val="0"/>
+          <w:sz w:val="21"/>
+          <w:szCs w:val="21"/>
+          <w14:ligatures w14:val="none"/>
+        </w:rPr>
+        <w:t>max_iterations</w:t>
+      </w:r>
+      <w:proofErr w:type="spellEnd"/>
+      <w:r>
+        <w:rPr>
+          <w:rFonts w:ascii="Consolas" w:eastAsia="宋体" w:hAnsi="Consolas" w:cs="宋体"/>
+          <w:color w:val="D19A66"/>
+          <w:kern w:val="0"/>
+          <w:sz w:val="21"/>
+          <w:szCs w:val="21"/>
+          <w14:ligatures w14:val="none"/>
+        </w:rPr>
+        <w:t>=500</w:t>
+      </w:r>
+      <w:r>
+        <w:rPr>
+          <w:rFonts w:ascii="Consolas" w:eastAsia="宋体" w:hAnsi="Consolas" w:cs="宋体"/>
+          <w:color w:val="ABB2BF"/>
+          <w:kern w:val="0"/>
+          <w:sz w:val="21"/>
+          <w:szCs w:val="21"/>
+          <w14:ligatures w14:val="none"/>
+        </w:rPr>
+        <w:t xml:space="preserve"> </w:t>
+      </w:r>
+      <w:r>
+        <w:rPr>
+          <w:rFonts w:ascii="Consolas" w:eastAsia="宋体" w:hAnsi="Consolas" w:cs="宋体"/>
+          <w:color w:val="56B6C2"/>
+          <w:kern w:val="0"/>
+          <w:sz w:val="21"/>
+          <w:szCs w:val="21"/>
+          <w14:ligatures w14:val="none"/>
+        </w:rPr>
+        <w:t>\</w:t>
+      </w:r>
+    </w:p>
+    <w:p>
+      <w:pPr>
+        <w:widowControl/>
+        <w:shd w:val="clear" w:color="auto" w:fill="282C34"/>
+        <w:spacing w:after="0" w:line="220" w:lineRule="exact"/>
+        <w:rPr>
+          <w:rFonts w:ascii="Consolas" w:eastAsia="宋体" w:hAnsi="Consolas" w:cs="宋体"/>
+          <w:color w:val="ABB2BF"/>
+          <w:kern w:val="0"/>
+          <w:sz w:val="21"/>
+          <w:szCs w:val="21"/>
+          <w14:ligatures w14:val="none"/>
+        </w:rPr>
+      </w:pPr>
+      <w:r>
+        <w:rPr>
+          <w:rFonts w:ascii="Consolas" w:eastAsia="宋体" w:hAnsi="Consolas" w:cs="宋体"/>
+          <w:color w:val="ABB2BF"/>
+          <w:kern w:val="0"/>
+          <w:sz w:val="21"/>
+          <w:szCs w:val="21"/>
+          <w14:ligatures w14:val="none"/>
+        </w:rPr>
+        <w:t xml:space="preserve">    </w:t>
+      </w:r>
+      <w:r>
+        <w:rPr>
+          <w:rFonts w:ascii="Consolas" w:eastAsia="宋体" w:hAnsi="Consolas" w:cs="宋体"/>
+          <w:color w:val="D19A66"/>
+          <w:kern w:val="0"/>
+          <w:sz w:val="21"/>
+          <w:szCs w:val="21"/>
+          <w14:ligatures w14:val="none"/>
+        </w:rPr>
+        <w:t>--headless</w:t>
+      </w:r>
+      <w:r>
+        <w:rPr>
+          <w:rFonts w:ascii="Consolas" w:eastAsia="宋体" w:hAnsi="Consolas" w:cs="宋体"/>
+          <w:color w:val="ABB2BF"/>
+          <w:kern w:val="0"/>
+          <w:sz w:val="21"/>
+          <w:szCs w:val="21"/>
+          <w14:ligatures w14:val="none"/>
+        </w:rPr>
+        <w:t xml:space="preserve"> </w:t>
+      </w:r>
+      <w:r>
+        <w:rPr>
+          <w:rFonts w:ascii="Consolas" w:eastAsia="宋体" w:hAnsi="Consolas" w:cs="宋体"/>
+          <w:color w:val="56B6C2"/>
+          <w:kern w:val="0"/>
+          <w:sz w:val="21"/>
+          <w:szCs w:val="21"/>
+          <w14:ligatures w14:val="none"/>
+        </w:rPr>
+        <w:t>\</w:t>
+      </w:r>
+    </w:p>
+    <w:p>
+      <w:pPr>
+        <w:widowControl/>
+        <w:shd w:val="clear" w:color="auto" w:fill="282C34"/>
+        <w:spacing w:after="0" w:line="220" w:lineRule="exact"/>
+        <w:rPr>
+          <w:rFonts w:ascii="Consolas" w:eastAsia="宋体" w:hAnsi="Consolas" w:cs="宋体"/>
+          <w:color w:val="ABB2BF"/>
+          <w:kern w:val="0"/>
+          <w:sz w:val="21"/>
+          <w:szCs w:val="21"/>
+          <w14:ligatures w14:val="none"/>
+        </w:rPr>
+      </w:pPr>
+      <w:r>
+        <w:rPr>
+          <w:rFonts w:ascii="Consolas" w:eastAsia="宋体" w:hAnsi="Consolas" w:cs="宋体"/>
+          <w:color w:val="ABB2BF"/>
+          <w:kern w:val="0"/>
+          <w:sz w:val="21"/>
+          <w:szCs w:val="21"/>
+          <w14:ligatures w14:val="none"/>
+        </w:rPr>
+        <w:t xml:space="preserve">    </w:t>
+      </w:r>
+      <w:r>
+        <w:rPr>
+          <w:rFonts w:ascii="Consolas" w:eastAsia="宋体" w:hAnsi="Consolas" w:cs="宋体"/>
+          <w:color w:val="D19A66"/>
+          <w:kern w:val="0"/>
+          <w:sz w:val="21"/>
+          <w:szCs w:val="21"/>
+          <w14:ligatures w14:val="none"/>
+        </w:rPr>
+        <w:t>--seed=42</w:t>
+      </w:r>
+      <w:r>
+        <w:rPr>
+          <w:rFonts w:ascii="Consolas" w:eastAsia="宋体" w:hAnsi="Consolas" w:cs="宋体"/>
+          <w:color w:val="ABB2BF"/>
+          <w:kern w:val="0"/>
+          <w:sz w:val="21"/>
+          <w:szCs w:val="21"/>
+          <w14:ligatures w14:val="none"/>
+        </w:rPr>
+        <w:t xml:space="preserve"> </w:t>
+      </w:r>
+      <w:r>
+        <w:rPr>
+          <w:rFonts w:ascii="Consolas" w:eastAsia="宋体" w:hAnsi="Consolas" w:cs="宋体"/>
+          <w:color w:val="56B6C2"/>
+          <w:kern w:val="0"/>
+          <w:sz w:val="21"/>
+          <w:szCs w:val="21"/>
+          <w14:ligatures w14:val="none"/>
+        </w:rPr>
+        <w:t>\</w:t>
+      </w:r>
+    </w:p>
+    <w:p>
+      <w:pPr>
+        <w:widowControl/>
+        <w:shd w:val="clear" w:color="auto" w:fill="282C34"/>
+        <w:spacing w:after="0" w:line="220" w:lineRule="exact"/>
+        <w:rPr>
+          <w:rFonts w:ascii="Consolas" w:eastAsia="宋体" w:hAnsi="Consolas" w:cs="宋体"/>
+          <w:color w:val="ABB2BF"/>
+          <w:kern w:val="0"/>
+          <w:sz w:val="21"/>
+          <w:szCs w:val="21"/>
+          <w14:ligatures w14:val="none"/>
+        </w:rPr>
+      </w:pPr>
+      <w:r>
+        <w:rPr>
+          <w:rFonts w:ascii="Consolas" w:eastAsia="宋体" w:hAnsi="Consolas" w:cs="宋体"/>
+          <w:color w:val="ABB2BF"/>
+          <w:kern w:val="0"/>
+          <w:sz w:val="21"/>
+          <w:szCs w:val="21"/>
+          <w14:ligatures w14:val="none"/>
+        </w:rPr>
+        <w:t xml:space="preserve">    </w:t>
+      </w:r>
+      <w:r>
+        <w:rPr>
+          <w:rFonts w:ascii="Consolas" w:eastAsia="宋体" w:hAnsi="Consolas" w:cs="宋体"/>
+          <w:color w:val="D19A66"/>
+          <w:kern w:val="0"/>
+          <w:sz w:val="21"/>
+          <w:szCs w:val="21"/>
+          <w14:ligatures w14:val="none"/>
+        </w:rPr>
+        <w:t>--logger=</w:t>
+      </w:r>
+      <w:proofErr w:type="spellStart"/>
+      <w:r>
+        <w:rPr>
+          <w:rFonts w:ascii="Consolas" w:eastAsia="宋体" w:hAnsi="Consolas" w:cs="宋体"/>
+          <w:color w:val="D19A66"/>
+          <w:kern w:val="0"/>
+          <w:sz w:val="21"/>
+          <w:szCs w:val="21"/>
+          <w14:ligatures w14:val="none"/>
+        </w:rPr>
+        <w:t>tensorboard</w:t>
+      </w:r>
+      <w:proofErr w:type="spellEnd"/>
+      <w:r>
+        <w:rPr>
+          <w:rFonts w:ascii="Consolas" w:eastAsia="宋体" w:hAnsi="Consolas" w:cs="宋体"/>
+          <w:color w:val="ABB2BF"/>
+          <w:kern w:val="0"/>
+          <w:sz w:val="21"/>
+          <w:szCs w:val="21"/>
+          <w14:ligatures w14:val="none"/>
+        </w:rPr>
+        <w:t xml:space="preserve"> </w:t>
+      </w:r>
+      <w:r>
+        <w:rPr>
+          <w:rFonts w:ascii="Consolas" w:eastAsia="宋体" w:hAnsi="Consolas" w:cs="宋体"/>
+          <w:color w:val="56B6C2"/>
+          <w:kern w:val="0"/>
+          <w:sz w:val="21"/>
+          <w:szCs w:val="21"/>
+          <w14:ligatures w14:val="none"/>
+        </w:rPr>
+        <w:t>\</w:t>
+      </w:r>
+    </w:p>
+    <w:p>
+      <w:pPr>
+        <w:widowControl/>
+        <w:shd w:val="clear" w:color="auto" w:fill="282C34"/>
+        <w:spacing w:after="0" w:line="220" w:lineRule="exact"/>
+        <w:rPr>
+          <w:rFonts w:ascii="Consolas" w:eastAsia="宋体" w:hAnsi="Consolas" w:cs="宋体"/>
+          <w:color w:val="ABB2BF"/>
+          <w:kern w:val="0"/>
+          <w:sz w:val="21"/>
+          <w:szCs w:val="21"/>
+          <w14:ligatures w14:val="none"/>
+        </w:rPr>
+      </w:pPr>
+      <w:r>
+        <w:rPr>
+          <w:rFonts w:ascii="Consolas" w:eastAsia="宋体" w:hAnsi="Consolas" w:cs="宋体"/>
+          <w:color w:val="ABB2BF"/>
+          <w:kern w:val="0"/>
+          <w:sz w:val="21"/>
+          <w:szCs w:val="21"/>
+          <w14:ligatures w14:val="none"/>
+        </w:rPr>
+        <w:t xml:space="preserve">    </w:t>
+      </w:r>
+      <w:r>
+        <w:rPr>
+          <w:rFonts w:ascii="Consolas" w:eastAsia="宋体" w:hAnsi="Consolas" w:cs="宋体"/>
+          <w:color w:val="D19A66"/>
+          <w:kern w:val="0"/>
+          <w:sz w:val="21"/>
+          <w:szCs w:val="21"/>
+          <w14:ligatures w14:val="none"/>
+        </w:rPr>
+        <w:t>--</w:t>
+      </w:r>
+      <w:proofErr w:type="spellStart"/>
+      <w:r>
+        <w:rPr>
+          <w:rFonts w:ascii="Consolas" w:eastAsia="宋体" w:hAnsi="Consolas" w:cs="宋体"/>
+          <w:color w:val="D19A66"/>
+          <w:kern w:val="0"/>
+          <w:sz w:val="21"/>
+          <w:szCs w:val="21"/>
+          <w14:ligatures w14:val="none"/>
+        </w:rPr>
+        <w:t>experiment_name</w:t>
+      </w:r>
+      <w:proofErr w:type="spellEnd"/>
+      <w:r>
+        <w:rPr>
+          <w:rFonts w:ascii="Consolas" w:eastAsia="宋体" w:hAnsi="Consolas" w:cs="宋体"/>
+          <w:color w:val="D19A66"/>
+          <w:kern w:val="0"/>
+          <w:sz w:val="21"/>
+          <w:szCs w:val="21"/>
+          <w14:ligatures w14:val="none"/>
+        </w:rPr>
+        <w:t>=g1_flat_baseline</w:t>
+      </w:r>
+      <w:r>
+        <w:rPr>
+          <w:rFonts w:ascii="Consolas" w:eastAsia="宋体" w:hAnsi="Consolas" w:cs="宋体"/>
+          <w:color w:val="ABB2BF"/>
+          <w:kern w:val="0"/>
+          <w:sz w:val="21"/>
+          <w:szCs w:val="21"/>
+          <w14:ligatures w14:val="none"/>
+        </w:rPr>
+        <w:t xml:space="preserve"> </w:t>
+      </w:r>
+      <w:r>
+        <w:rPr>
+          <w:rFonts w:ascii="Consolas" w:eastAsia="宋体" w:hAnsi="Consolas" w:cs="宋体"/>
+          <w:color w:val="56B6C2"/>
+          <w:kern w:val="0"/>
+          <w:sz w:val="21"/>
+          <w:szCs w:val="21"/>
+          <w14:ligatures w14:val="none"/>
+        </w:rPr>
+        <w:t>\</w:t>
+      </w:r>
+    </w:p>
+    <w:p>
+      <w:pPr>
+        <w:widowControl/>
+        <w:shd w:val="clear" w:color="auto" w:fill="282C34"/>
+        <w:spacing w:after="0" w:line="220" w:lineRule="exact"/>
+        <w:rPr>
+          <w:rFonts w:ascii="Consolas" w:eastAsia="宋体" w:hAnsi="Consolas" w:cs="宋体"/>
+          <w:color w:val="ABB2BF"/>
+          <w:kern w:val="0"/>
+          <w:sz w:val="21"/>
+          <w:szCs w:val="21"/>
+          <w14:ligatures w14:val="none"/>
+        </w:rPr>
+      </w:pPr>
+      <w:r>
+        <w:rPr>
+          <w:rFonts w:ascii="Consolas" w:eastAsia="宋体" w:hAnsi="Consolas" w:cs="宋体"/>
+          <w:color w:val="ABB2BF"/>
+          <w:kern w:val="0"/>
+          <w:sz w:val="21"/>
+          <w:szCs w:val="21"/>
+          <w14:ligatures w14:val="none"/>
+        </w:rPr>
+        <w:t xml:space="preserve">    </w:t>
+      </w:r>
+      <w:r>
+        <w:rPr>
+          <w:rFonts w:ascii="Consolas" w:eastAsia="宋体" w:hAnsi="Consolas" w:cs="宋体"/>
+          <w:color w:val="D19A66"/>
+          <w:kern w:val="0"/>
+          <w:sz w:val="21"/>
+          <w:szCs w:val="21"/>
+          <w14:ligatures w14:val="none"/>
+        </w:rPr>
+        <w:t>--</w:t>
+      </w:r>
+      <w:proofErr w:type="spellStart"/>
+      <w:r>
+        <w:rPr>
+          <w:rFonts w:ascii="Consolas" w:eastAsia="宋体" w:hAnsi="Consolas" w:cs="宋体"/>
+          <w:color w:val="D19A66"/>
+          <w:kern w:val="0"/>
+          <w:sz w:val="21"/>
+          <w:szCs w:val="21"/>
+          <w14:ligatures w14:val="none"/>
+        </w:rPr>
+        <w:t>run_name</w:t>
+      </w:r>
+      <w:proofErr w:type="spellEnd"/>
+      <w:r>
+        <w:rPr>
+          <w:rFonts w:ascii="Consolas" w:eastAsia="宋体" w:hAnsi="Consolas" w:cs="宋体"/>
+          <w:color w:val="D19A66"/>
+          <w:kern w:val="0"/>
+          <w:sz w:val="21"/>
+          <w:szCs w:val="21"/>
+          <w14:ligatures w14:val="none"/>
+        </w:rPr>
+        <w:t>=feet_air_0.75</w:t>
+      </w:r>
+    </w:p>
+    <w:p>
+      <w:pPr>
+        <w:rPr>
+          <w:rFonts w:hint="eastAsia"/>
+          <w:szCs w:val="22"/>
+        </w:rPr>
+      </w:pPr>
+      <w:r>
+        <w:rPr>
+          <w:rFonts w:hint="eastAsia"/>
+          <w:szCs w:val="22"/>
+        </w:rPr>
+        <w:t>修改后，</w:t>
+      </w:r>
+      <w:proofErr w:type="spellStart"/>
+      <w:r>
+        <w:rPr>
+          <w:szCs w:val="22"/>
+        </w:rPr>
+        <w:t>feet_air_time</w:t>
+      </w:r>
+      <w:proofErr w:type="spellEnd"/>
+      <w:r>
+        <w:rPr>
+          <w:rFonts w:hint="eastAsia"/>
+          <w:szCs w:val="22"/>
+        </w:rPr>
+        <w:t>权重</w:t>
+      </w:r>
+      <w:r>
+        <w:rPr>
+          <w:rFonts w:hint="eastAsia"/>
+          <w:szCs w:val="22"/>
+        </w:rPr>
+        <w:t>=0.35</w:t>
+      </w:r>
+    </w:p>
+    <w:p>
+      <w:pPr>
+        <w:jc w:val="center"/>
+        <w:rPr>
+          <w:rFonts w:hint="eastAsia"/>
+          <w:szCs w:val="22"/>
+        </w:rPr>
+      </w:pPr>
+      <w:r>
+        <w:rPr>
+          <w:noProof/>
+        </w:rPr>
+        <w:drawing>
+          <wp:inline distT="0" distB="0" distL="0" distR="0" wp14:anchorId="6D5743E0" wp14:editId="25763264">
+            <wp:extent cx="3979889" cy="1816489"/>
+            <wp:effectExtent l="0" t="0" r="1905" b="0"/>
+            <wp:docPr id="1385817977" name="图片 1"/>
+            <wp:cNvGraphicFramePr>
+              <a:graphicFrameLocks xmlns:a="http://schemas.openxmlformats.org/drawingml/2006/main" noChangeAspect="1"/>
+            </wp:cNvGraphicFramePr>
+            <a:graphic xmlns:a="http://schemas.openxmlformats.org/drawingml/2006/main">
+              <a:graphicData uri="http://schemas.openxmlformats.org/drawingml/2006/picture">
+                <pic:pic xmlns:pic="http://schemas.openxmlformats.org/drawingml/2006/picture">
+                  <pic:nvPicPr>
+                    <pic:cNvPr id="1385817977" name=""/>
+                    <pic:cNvPicPr/>
+                  </pic:nvPicPr>
+                  <pic:blipFill>
+                    <a:blip r:embed="rId12"/>
+                    <a:stretch>
+                      <a:fillRect/>
+                    </a:stretch>
+                  </pic:blipFill>
+                  <pic:spPr>
+                    <a:xfrm>
+                      <a:off x="0" y="0"/>
+                      <a:ext cx="3995043" cy="1823405"/>
+                    </a:xfrm>
+                    <a:prstGeom prst="rect">
+                      <a:avLst/>
+                    </a:prstGeom>
+                  </pic:spPr>
+                </pic:pic>
+              </a:graphicData>
+            </a:graphic>
+          </wp:inline>
+        </w:drawing>
+      </w:r>
+    </w:p>
+    <w:p>
+      <w:pPr>
+        <w:rPr>
+          <w:rFonts w:hint="eastAsia"/>
+          <w:szCs w:val="22"/>
+        </w:rPr>
+      </w:pPr>
+      <w:r>
+        <w:rPr>
+          <w:rFonts w:hint="eastAsia"/>
+          <w:szCs w:val="22"/>
+        </w:rPr>
+        <w:t>执行如下命令进行训练</w:t>
+      </w:r>
+    </w:p>
+    <w:p>
+      <w:pPr>
+        <w:widowControl/>
+        <w:shd w:val="clear" w:color="auto" w:fill="282C34"/>
+        <w:spacing w:after="0" w:line="220" w:lineRule="exact"/>
+        <w:rPr>
+          <w:rFonts w:ascii="Consolas" w:eastAsia="宋体" w:hAnsi="Consolas" w:cs="宋体"/>
+          <w:color w:val="ABB2BF"/>
+          <w:kern w:val="0"/>
+          <w:sz w:val="21"/>
+          <w:szCs w:val="21"/>
+          <w14:ligatures w14:val="none"/>
+        </w:rPr>
+      </w:pPr>
+      <w:r>
+        <w:rPr>
+          <w:rFonts w:ascii="Consolas" w:eastAsia="宋体" w:hAnsi="Consolas" w:cs="宋体"/>
+          <w:color w:val="61AFEF"/>
+          <w:kern w:val="0"/>
+          <w:sz w:val="21"/>
+          <w:szCs w:val="21"/>
+          <w14:ligatures w14:val="none"/>
+        </w:rPr>
+        <w:t>./isaaclab.sh</w:t>
+      </w:r>
+      <w:r>
+        <w:rPr>
+          <w:rFonts w:ascii="Consolas" w:eastAsia="宋体" w:hAnsi="Consolas" w:cs="宋体"/>
+          <w:color w:val="ABB2BF"/>
+          <w:kern w:val="0"/>
+          <w:sz w:val="21"/>
+          <w:szCs w:val="21"/>
+          <w14:ligatures w14:val="none"/>
+        </w:rPr>
+        <w:t xml:space="preserve"> </w:t>
+      </w:r>
+      <w:r>
+        <w:rPr>
+          <w:rFonts w:ascii="Consolas" w:eastAsia="宋体" w:hAnsi="Consolas" w:cs="宋体"/>
+          <w:color w:val="D19A66"/>
+          <w:kern w:val="0"/>
+          <w:sz w:val="21"/>
+          <w:szCs w:val="21"/>
+          <w14:ligatures w14:val="none"/>
+        </w:rPr>
+        <w:t>-p</w:t>
+      </w:r>
+      <w:r>
+        <w:rPr>
+          <w:rFonts w:ascii="Consolas" w:eastAsia="宋体" w:hAnsi="Consolas" w:cs="宋体"/>
+          <w:color w:val="ABB2BF"/>
+          <w:kern w:val="0"/>
+          <w:sz w:val="21"/>
+          <w:szCs w:val="21"/>
+          <w14:ligatures w14:val="none"/>
+        </w:rPr>
+        <w:t xml:space="preserve"> </w:t>
+      </w:r>
+      <w:r>
+        <w:rPr>
+          <w:rFonts w:ascii="Consolas" w:eastAsia="宋体" w:hAnsi="Consolas" w:cs="宋体"/>
+          <w:color w:val="98C379"/>
+          <w:kern w:val="0"/>
+          <w:sz w:val="21"/>
+          <w:szCs w:val="21"/>
+          <w14:ligatures w14:val="none"/>
+        </w:rPr>
+        <w:t>scripts/reinforcement_learning/rsl_rl/train.py</w:t>
+      </w:r>
+      <w:r>
+        <w:rPr>
+          <w:rFonts w:ascii="Consolas" w:eastAsia="宋体" w:hAnsi="Consolas" w:cs="宋体"/>
+          <w:color w:val="ABB2BF"/>
+          <w:kern w:val="0"/>
+          <w:sz w:val="21"/>
+          <w:szCs w:val="21"/>
+          <w14:ligatures w14:val="none"/>
+        </w:rPr>
+        <w:t xml:space="preserve"> </w:t>
+      </w:r>
+      <w:r>
+        <w:rPr>
+          <w:rFonts w:ascii="Consolas" w:eastAsia="宋体" w:hAnsi="Consolas" w:cs="宋体"/>
+          <w:color w:val="56B6C2"/>
+          <w:kern w:val="0"/>
+          <w:sz w:val="21"/>
+          <w:szCs w:val="21"/>
+          <w14:ligatures w14:val="none"/>
+        </w:rPr>
+        <w:t>\</w:t>
+      </w:r>
+    </w:p>
+    <w:p>
+      <w:pPr>
+        <w:widowControl/>
+        <w:shd w:val="clear" w:color="auto" w:fill="282C34"/>
+        <w:spacing w:after="0" w:line="220" w:lineRule="exact"/>
+        <w:rPr>
+          <w:rFonts w:ascii="Consolas" w:eastAsia="宋体" w:hAnsi="Consolas" w:cs="宋体"/>
+          <w:color w:val="ABB2BF"/>
+          <w:kern w:val="0"/>
+          <w:sz w:val="21"/>
+          <w:szCs w:val="21"/>
+          <w14:ligatures w14:val="none"/>
+        </w:rPr>
+      </w:pPr>
+      <w:r>
+        <w:rPr>
+          <w:rFonts w:ascii="Consolas" w:eastAsia="宋体" w:hAnsi="Consolas" w:cs="宋体"/>
+          <w:color w:val="ABB2BF"/>
+          <w:kern w:val="0"/>
+          <w:sz w:val="21"/>
+          <w:szCs w:val="21"/>
+          <w14:ligatures w14:val="none"/>
+        </w:rPr>
+        <w:t xml:space="preserve">    </w:t>
+      </w:r>
+      <w:r>
+        <w:rPr>
+          <w:rFonts w:ascii="Consolas" w:eastAsia="宋体" w:hAnsi="Consolas" w:cs="宋体"/>
+          <w:color w:val="D19A66"/>
+          <w:kern w:val="0"/>
+          <w:sz w:val="21"/>
+          <w:szCs w:val="21"/>
+          <w14:ligatures w14:val="none"/>
+        </w:rPr>
+        <w:t>--task=Isaac-Velocity-Flat-G1-v0</w:t>
+      </w:r>
+      <w:r>
+        <w:rPr>
+          <w:rFonts w:ascii="Consolas" w:eastAsia="宋体" w:hAnsi="Consolas" w:cs="宋体"/>
+          <w:color w:val="ABB2BF"/>
+          <w:kern w:val="0"/>
+          <w:sz w:val="21"/>
+          <w:szCs w:val="21"/>
+          <w14:ligatures w14:val="none"/>
+        </w:rPr>
+        <w:t xml:space="preserve"> </w:t>
+      </w:r>
+      <w:r>
+        <w:rPr>
+          <w:rFonts w:ascii="Consolas" w:eastAsia="宋体" w:hAnsi="Consolas" w:cs="宋体"/>
+          <w:color w:val="56B6C2"/>
+          <w:kern w:val="0"/>
+          <w:sz w:val="21"/>
+          <w:szCs w:val="21"/>
+          <w14:ligatures w14:val="none"/>
+        </w:rPr>
+        <w:t>\</w:t>
+      </w:r>
+    </w:p>
+    <w:p>
+      <w:pPr>
+        <w:widowControl/>
+        <w:shd w:val="clear" w:color="auto" w:fill="282C34"/>
+        <w:spacing w:after="0" w:line="220" w:lineRule="exact"/>
+        <w:rPr>
+          <w:rFonts w:ascii="Consolas" w:eastAsia="宋体" w:hAnsi="Consolas" w:cs="宋体"/>
+          <w:color w:val="ABB2BF"/>
+          <w:kern w:val="0"/>
+          <w:sz w:val="21"/>
+          <w:szCs w:val="21"/>
+          <w14:ligatures w14:val="none"/>
+        </w:rPr>
+      </w:pPr>
+      <w:r>
+        <w:rPr>
+          <w:rFonts w:ascii="Consolas" w:eastAsia="宋体" w:hAnsi="Consolas" w:cs="宋体"/>
+          <w:color w:val="ABB2BF"/>
+          <w:kern w:val="0"/>
+          <w:sz w:val="21"/>
+          <w:szCs w:val="21"/>
+          <w14:ligatures w14:val="none"/>
+        </w:rPr>
+        <w:t xml:space="preserve">    </w:t>
+      </w:r>
+      <w:r>
+        <w:rPr>
+          <w:rFonts w:ascii="Consolas" w:eastAsia="宋体" w:hAnsi="Consolas" w:cs="宋体"/>
+          <w:color w:val="D19A66"/>
+          <w:kern w:val="0"/>
+          <w:sz w:val="21"/>
+          <w:szCs w:val="21"/>
+          <w14:ligatures w14:val="none"/>
+        </w:rPr>
+        <w:t>--</w:t>
+      </w:r>
+      <w:proofErr w:type="spellStart"/>
+      <w:r>
+        <w:rPr>
+          <w:rFonts w:ascii="Consolas" w:eastAsia="宋体" w:hAnsi="Consolas" w:cs="宋体"/>
+          <w:color w:val="D19A66"/>
+          <w:kern w:val="0"/>
+          <w:sz w:val="21"/>
+          <w:szCs w:val="21"/>
+          <w14:ligatures w14:val="none"/>
+        </w:rPr>
+        <w:t>num_envs</w:t>
+      </w:r>
+      <w:proofErr w:type="spellEnd"/>
+      <w:r>
+        <w:rPr>
+          <w:rFonts w:ascii="Consolas" w:eastAsia="宋体" w:hAnsi="Consolas" w:cs="宋体"/>
+          <w:color w:val="D19A66"/>
+          <w:kern w:val="0"/>
+          <w:sz w:val="21"/>
+          <w:szCs w:val="21"/>
+          <w14:ligatures w14:val="none"/>
+        </w:rPr>
+        <w:t>=4096</w:t>
+      </w:r>
+      <w:r>
+        <w:rPr>
+          <w:rFonts w:ascii="Consolas" w:eastAsia="宋体" w:hAnsi="Consolas" w:cs="宋体"/>
+          <w:color w:val="ABB2BF"/>
+          <w:kern w:val="0"/>
+          <w:sz w:val="21"/>
+          <w:szCs w:val="21"/>
+          <w14:ligatures w14:val="none"/>
+        </w:rPr>
+        <w:t xml:space="preserve"> </w:t>
+      </w:r>
+      <w:r>
+        <w:rPr>
+          <w:rFonts w:ascii="Consolas" w:eastAsia="宋体" w:hAnsi="Consolas" w:cs="宋体"/>
+          <w:color w:val="56B6C2"/>
+          <w:kern w:val="0"/>
+          <w:sz w:val="21"/>
+          <w:szCs w:val="21"/>
+          <w14:ligatures w14:val="none"/>
+        </w:rPr>
+        <w:t>\</w:t>
+      </w:r>
+    </w:p>
+    <w:p>
+      <w:pPr>
+        <w:widowControl/>
+        <w:shd w:val="clear" w:color="auto" w:fill="282C34"/>
+        <w:spacing w:after="0" w:line="220" w:lineRule="exact"/>
+        <w:rPr>
+          <w:rFonts w:ascii="Consolas" w:eastAsia="宋体" w:hAnsi="Consolas" w:cs="宋体"/>
+          <w:color w:val="ABB2BF"/>
+          <w:kern w:val="0"/>
+          <w:sz w:val="21"/>
+          <w:szCs w:val="21"/>
+          <w14:ligatures w14:val="none"/>
+        </w:rPr>
+      </w:pPr>
+      <w:r>
+        <w:rPr>
+          <w:rFonts w:ascii="Consolas" w:eastAsia="宋体" w:hAnsi="Consolas" w:cs="宋体"/>
+          <w:color w:val="ABB2BF"/>
+          <w:kern w:val="0"/>
+          <w:sz w:val="21"/>
+          <w:szCs w:val="21"/>
+          <w14:ligatures w14:val="none"/>
+        </w:rPr>
+        <w:t xml:space="preserve">    </w:t>
+      </w:r>
+      <w:r>
+        <w:rPr>
+          <w:rFonts w:ascii="Consolas" w:eastAsia="宋体" w:hAnsi="Consolas" w:cs="宋体"/>
+          <w:color w:val="D19A66"/>
+          <w:kern w:val="0"/>
+          <w:sz w:val="21"/>
+          <w:szCs w:val="21"/>
+          <w14:ligatures w14:val="none"/>
+        </w:rPr>
+        <w:t>--</w:t>
+      </w:r>
+      <w:proofErr w:type="spellStart"/>
+      <w:r>
+        <w:rPr>
+          <w:rFonts w:ascii="Consolas" w:eastAsia="宋体" w:hAnsi="Consolas" w:cs="宋体"/>
+          <w:color w:val="D19A66"/>
+          <w:kern w:val="0"/>
+          <w:sz w:val="21"/>
+          <w:szCs w:val="21"/>
+          <w14:ligatures w14:val="none"/>
+        </w:rPr>
+        <w:t>max_iterations</w:t>
+      </w:r>
+      <w:proofErr w:type="spellEnd"/>
+      <w:r>
+        <w:rPr>
+          <w:rFonts w:ascii="Consolas" w:eastAsia="宋体" w:hAnsi="Consolas" w:cs="宋体"/>
+          <w:color w:val="D19A66"/>
+          <w:kern w:val="0"/>
+          <w:sz w:val="21"/>
+          <w:szCs w:val="21"/>
+          <w14:ligatures w14:val="none"/>
+        </w:rPr>
+        <w:t>=500</w:t>
+      </w:r>
+      <w:r>
+        <w:rPr>
+          <w:rFonts w:ascii="Consolas" w:eastAsia="宋体" w:hAnsi="Consolas" w:cs="宋体"/>
+          <w:color w:val="ABB2BF"/>
+          <w:kern w:val="0"/>
+          <w:sz w:val="21"/>
+          <w:szCs w:val="21"/>
+          <w14:ligatures w14:val="none"/>
+        </w:rPr>
+        <w:t xml:space="preserve"> </w:t>
+      </w:r>
+      <w:r>
+        <w:rPr>
+          <w:rFonts w:ascii="Consolas" w:eastAsia="宋体" w:hAnsi="Consolas" w:cs="宋体"/>
+          <w:color w:val="56B6C2"/>
+          <w:kern w:val="0"/>
+          <w:sz w:val="21"/>
+          <w:szCs w:val="21"/>
+          <w14:ligatures w14:val="none"/>
+        </w:rPr>
+        <w:t>\</w:t>
+      </w:r>
+    </w:p>
+    <w:p>
+      <w:pPr>
+        <w:widowControl/>
+        <w:shd w:val="clear" w:color="auto" w:fill="282C34"/>
+        <w:spacing w:after="0" w:line="220" w:lineRule="exact"/>
+        <w:rPr>
+          <w:rFonts w:ascii="Consolas" w:eastAsia="宋体" w:hAnsi="Consolas" w:cs="宋体"/>
+          <w:color w:val="ABB2BF"/>
+          <w:kern w:val="0"/>
+          <w:sz w:val="21"/>
+          <w:szCs w:val="21"/>
+          <w14:ligatures w14:val="none"/>
+        </w:rPr>
+      </w:pPr>
+      <w:r>
+        <w:rPr>
+          <w:rFonts w:ascii="Consolas" w:eastAsia="宋体" w:hAnsi="Consolas" w:cs="宋体"/>
+          <w:color w:val="ABB2BF"/>
+          <w:kern w:val="0"/>
+          <w:sz w:val="21"/>
+          <w:szCs w:val="21"/>
+          <w14:ligatures w14:val="none"/>
+        </w:rPr>
+        <w:t xml:space="preserve">    </w:t>
+      </w:r>
+      <w:r>
+        <w:rPr>
+          <w:rFonts w:ascii="Consolas" w:eastAsia="宋体" w:hAnsi="Consolas" w:cs="宋体"/>
+          <w:color w:val="D19A66"/>
+          <w:kern w:val="0"/>
+          <w:sz w:val="21"/>
+          <w:szCs w:val="21"/>
+          <w14:ligatures w14:val="none"/>
+        </w:rPr>
+        <w:t>--headless</w:t>
+      </w:r>
+      <w:r>
+        <w:rPr>
+          <w:rFonts w:ascii="Consolas" w:eastAsia="宋体" w:hAnsi="Consolas" w:cs="宋体"/>
+          <w:color w:val="ABB2BF"/>
+          <w:kern w:val="0"/>
+          <w:sz w:val="21"/>
+          <w:szCs w:val="21"/>
+          <w14:ligatures w14:val="none"/>
+        </w:rPr>
+        <w:t xml:space="preserve"> </w:t>
+      </w:r>
+      <w:r>
+        <w:rPr>
+          <w:rFonts w:ascii="Consolas" w:eastAsia="宋体" w:hAnsi="Consolas" w:cs="宋体"/>
+          <w:color w:val="56B6C2"/>
+          <w:kern w:val="0"/>
+          <w:sz w:val="21"/>
+          <w:szCs w:val="21"/>
+          <w14:ligatures w14:val="none"/>
+        </w:rPr>
+        <w:t>\</w:t>
+      </w:r>
+    </w:p>
+    <w:p>
+      <w:pPr>
+        <w:widowControl/>
+        <w:shd w:val="clear" w:color="auto" w:fill="282C34"/>
+        <w:spacing w:after="0" w:line="220" w:lineRule="exact"/>
+        <w:rPr>
+          <w:rFonts w:ascii="Consolas" w:eastAsia="宋体" w:hAnsi="Consolas" w:cs="宋体"/>
+          <w:color w:val="ABB2BF"/>
+          <w:kern w:val="0"/>
+          <w:sz w:val="21"/>
+          <w:szCs w:val="21"/>
+          <w14:ligatures w14:val="none"/>
+        </w:rPr>
+      </w:pPr>
+      <w:r>
+        <w:rPr>
+          <w:rFonts w:ascii="Consolas" w:eastAsia="宋体" w:hAnsi="Consolas" w:cs="宋体"/>
+          <w:color w:val="ABB2BF"/>
+          <w:kern w:val="0"/>
+          <w:sz w:val="21"/>
+          <w:szCs w:val="21"/>
+          <w14:ligatures w14:val="none"/>
+        </w:rPr>
+        <w:t xml:space="preserve">    </w:t>
+      </w:r>
+      <w:r>
+        <w:rPr>
+          <w:rFonts w:ascii="Consolas" w:eastAsia="宋体" w:hAnsi="Consolas" w:cs="宋体"/>
+          <w:color w:val="D19A66"/>
+          <w:kern w:val="0"/>
+          <w:sz w:val="21"/>
+          <w:szCs w:val="21"/>
+          <w14:ligatures w14:val="none"/>
+        </w:rPr>
+        <w:t>--seed=42</w:t>
+      </w:r>
+      <w:r>
+        <w:rPr>
+          <w:rFonts w:ascii="Consolas" w:eastAsia="宋体" w:hAnsi="Consolas" w:cs="宋体"/>
+          <w:color w:val="ABB2BF"/>
+          <w:kern w:val="0"/>
+          <w:sz w:val="21"/>
+          <w:szCs w:val="21"/>
+          <w14:ligatures w14:val="none"/>
+        </w:rPr>
+        <w:t xml:space="preserve"> </w:t>
+      </w:r>
+      <w:r>
+        <w:rPr>
+          <w:rFonts w:ascii="Consolas" w:eastAsia="宋体" w:hAnsi="Consolas" w:cs="宋体"/>
+          <w:color w:val="56B6C2"/>
+          <w:kern w:val="0"/>
+          <w:sz w:val="21"/>
+          <w:szCs w:val="21"/>
+          <w14:ligatures w14:val="none"/>
+        </w:rPr>
+        <w:t>\</w:t>
+      </w:r>
+    </w:p>
+    <w:p>
+      <w:pPr>
+        <w:widowControl/>
+        <w:shd w:val="clear" w:color="auto" w:fill="282C34"/>
+        <w:spacing w:after="0" w:line="220" w:lineRule="exact"/>
+        <w:rPr>
+          <w:rFonts w:ascii="Consolas" w:eastAsia="宋体" w:hAnsi="Consolas" w:cs="宋体"/>
+          <w:color w:val="ABB2BF"/>
+          <w:kern w:val="0"/>
+          <w:sz w:val="21"/>
+          <w:szCs w:val="21"/>
+          <w14:ligatures w14:val="none"/>
+        </w:rPr>
+      </w:pPr>
+      <w:r>
+        <w:rPr>
+          <w:rFonts w:ascii="Consolas" w:eastAsia="宋体" w:hAnsi="Consolas" w:cs="宋体"/>
+          <w:color w:val="ABB2BF"/>
+          <w:kern w:val="0"/>
+          <w:sz w:val="21"/>
+          <w:szCs w:val="21"/>
+          <w14:ligatures w14:val="none"/>
+        </w:rPr>
+        <w:t xml:space="preserve">    </w:t>
+      </w:r>
+      <w:r>
+        <w:rPr>
+          <w:rFonts w:ascii="Consolas" w:eastAsia="宋体" w:hAnsi="Consolas" w:cs="宋体"/>
+          <w:color w:val="D19A66"/>
+          <w:kern w:val="0"/>
+          <w:sz w:val="21"/>
+          <w:szCs w:val="21"/>
+          <w14:ligatures w14:val="none"/>
+        </w:rPr>
+        <w:t>--logger=</w:t>
+      </w:r>
+      <w:proofErr w:type="spellStart"/>
+      <w:r>
+        <w:rPr>
+          <w:rFonts w:ascii="Consolas" w:eastAsia="宋体" w:hAnsi="Consolas" w:cs="宋体"/>
+          <w:color w:val="D19A66"/>
+          <w:kern w:val="0"/>
+          <w:sz w:val="21"/>
+          <w:szCs w:val="21"/>
+          <w14:ligatures w14:val="none"/>
+        </w:rPr>
+        <w:t>tensorboard</w:t>
+      </w:r>
+      <w:proofErr w:type="spellEnd"/>
+      <w:r>
+        <w:rPr>
+          <w:rFonts w:ascii="Consolas" w:eastAsia="宋体" w:hAnsi="Consolas" w:cs="宋体"/>
+          <w:color w:val="ABB2BF"/>
+          <w:kern w:val="0"/>
+          <w:sz w:val="21"/>
+          <w:szCs w:val="21"/>
+          <w14:ligatures w14:val="none"/>
+        </w:rPr>
+        <w:t xml:space="preserve"> </w:t>
+      </w:r>
+      <w:r>
+        <w:rPr>
+          <w:rFonts w:ascii="Consolas" w:eastAsia="宋体" w:hAnsi="Consolas" w:cs="宋体"/>
+          <w:color w:val="56B6C2"/>
+          <w:kern w:val="0"/>
+          <w:sz w:val="21"/>
+          <w:szCs w:val="21"/>
+          <w14:ligatures w14:val="none"/>
+        </w:rPr>
+        <w:t>\</w:t>
+      </w:r>
+    </w:p>
+    <w:p>
+      <w:pPr>
+        <w:widowControl/>
+        <w:shd w:val="clear" w:color="auto" w:fill="282C34"/>
+        <w:spacing w:after="0" w:line="220" w:lineRule="exact"/>
+        <w:rPr>
+          <w:rFonts w:ascii="Consolas" w:eastAsia="宋体" w:hAnsi="Consolas" w:cs="宋体"/>
+          <w:color w:val="ABB2BF"/>
+          <w:kern w:val="0"/>
+          <w:sz w:val="21"/>
+          <w:szCs w:val="21"/>
+          <w14:ligatures w14:val="none"/>
+        </w:rPr>
+      </w:pPr>
+      <w:r>
+        <w:rPr>
+          <w:rFonts w:ascii="Consolas" w:eastAsia="宋体" w:hAnsi="Consolas" w:cs="宋体"/>
+          <w:color w:val="ABB2BF"/>
+          <w:kern w:val="0"/>
+          <w:sz w:val="21"/>
+          <w:szCs w:val="21"/>
+          <w14:ligatures w14:val="none"/>
+        </w:rPr>
+        <w:t xml:space="preserve">    </w:t>
+      </w:r>
+      <w:r>
+        <w:rPr>
+          <w:rFonts w:ascii="Consolas" w:eastAsia="宋体" w:hAnsi="Consolas" w:cs="宋体"/>
+          <w:color w:val="D19A66"/>
+          <w:kern w:val="0"/>
+          <w:sz w:val="21"/>
+          <w:szCs w:val="21"/>
+          <w14:ligatures w14:val="none"/>
+        </w:rPr>
+        <w:t>--</w:t>
+      </w:r>
+      <w:proofErr w:type="spellStart"/>
+      <w:r>
+        <w:rPr>
+          <w:rFonts w:ascii="Consolas" w:eastAsia="宋体" w:hAnsi="Consolas" w:cs="宋体"/>
+          <w:color w:val="D19A66"/>
+          <w:kern w:val="0"/>
+          <w:sz w:val="21"/>
+          <w:szCs w:val="21"/>
+          <w14:ligatures w14:val="none"/>
+        </w:rPr>
+        <w:t>experiment_name</w:t>
+      </w:r>
+      <w:proofErr w:type="spellEnd"/>
+      <w:r>
+        <w:rPr>
+          <w:rFonts w:ascii="Consolas" w:eastAsia="宋体" w:hAnsi="Consolas" w:cs="宋体"/>
+          <w:color w:val="D19A66"/>
+          <w:kern w:val="0"/>
+          <w:sz w:val="21"/>
+          <w:szCs w:val="21"/>
+          <w14:ligatures w14:val="none"/>
+        </w:rPr>
+        <w:t>=g1_flat_lowairtime</w:t>
+      </w:r>
+      <w:r>
+        <w:rPr>
+          <w:rFonts w:ascii="Consolas" w:eastAsia="宋体" w:hAnsi="Consolas" w:cs="宋体"/>
+          <w:color w:val="ABB2BF"/>
+          <w:kern w:val="0"/>
+          <w:sz w:val="21"/>
+          <w:szCs w:val="21"/>
+          <w14:ligatures w14:val="none"/>
+        </w:rPr>
+        <w:t xml:space="preserve"> </w:t>
+      </w:r>
+      <w:r>
+        <w:rPr>
+          <w:rFonts w:ascii="Consolas" w:eastAsia="宋体" w:hAnsi="Consolas" w:cs="宋体"/>
+          <w:color w:val="56B6C2"/>
+          <w:kern w:val="0"/>
+          <w:sz w:val="21"/>
+          <w:szCs w:val="21"/>
+          <w14:ligatures w14:val="none"/>
+        </w:rPr>
+        <w:t>\</w:t>
+      </w:r>
+    </w:p>
+    <w:p>
+      <w:pPr>
+        <w:widowControl/>
+        <w:shd w:val="clear" w:color="auto" w:fill="282C34"/>
+        <w:spacing w:after="0" w:line="220" w:lineRule="exact"/>
+        <w:rPr>
+          <w:rFonts w:ascii="Consolas" w:eastAsia="宋体" w:hAnsi="Consolas" w:cs="宋体"/>
+          <w:color w:val="ABB2BF"/>
+          <w:kern w:val="0"/>
+          <w:sz w:val="21"/>
+          <w:szCs w:val="21"/>
+          <w14:ligatures w14:val="none"/>
+        </w:rPr>
+      </w:pPr>
+      <w:r>
+        <w:rPr>
+          <w:rFonts w:ascii="Consolas" w:eastAsia="宋体" w:hAnsi="Consolas" w:cs="宋体"/>
+          <w:color w:val="ABB2BF"/>
+          <w:kern w:val="0"/>
+          <w:sz w:val="21"/>
+          <w:szCs w:val="21"/>
+          <w14:ligatures w14:val="none"/>
+        </w:rPr>
+        <w:t xml:space="preserve">    </w:t>
+      </w:r>
+      <w:r>
+        <w:rPr>
+          <w:rFonts w:ascii="Consolas" w:eastAsia="宋体" w:hAnsi="Consolas" w:cs="宋体"/>
+          <w:color w:val="D19A66"/>
+          <w:kern w:val="0"/>
+          <w:sz w:val="21"/>
+          <w:szCs w:val="21"/>
+          <w14:ligatures w14:val="none"/>
+        </w:rPr>
+        <w:t>--</w:t>
+      </w:r>
+      <w:proofErr w:type="spellStart"/>
+      <w:r>
+        <w:rPr>
+          <w:rFonts w:ascii="Consolas" w:eastAsia="宋体" w:hAnsi="Consolas" w:cs="宋体"/>
+          <w:color w:val="D19A66"/>
+          <w:kern w:val="0"/>
+          <w:sz w:val="21"/>
+          <w:szCs w:val="21"/>
+          <w14:ligatures w14:val="none"/>
+        </w:rPr>
+        <w:t>run_name</w:t>
+      </w:r>
+      <w:proofErr w:type="spellEnd"/>
+      <w:r>
+        <w:rPr>
+          <w:rFonts w:ascii="Consolas" w:eastAsia="宋体" w:hAnsi="Consolas" w:cs="宋体"/>
+          <w:color w:val="D19A66"/>
+          <w:kern w:val="0"/>
+          <w:sz w:val="21"/>
+          <w:szCs w:val="21"/>
+          <w14:ligatures w14:val="none"/>
+        </w:rPr>
+        <w:t>=feet_air_0.35</w:t>
+      </w:r>
+    </w:p>
+    <w:p>
+      <w:pPr>
+        <w:rPr>
+          <w:rFonts w:hint="eastAsia"/>
+          <w:b/>
+          <w:bCs/>
+        </w:rPr>
+      </w:pPr>
+    </w:p>
+    <w:p>
+      <w:pPr>
+        <w:rPr>
+          <w:b/>
+          <w:bCs/>
+        </w:rPr>
+      </w:pPr>
+      <w:r>
+        <w:rPr>
+          <w:b/>
+          <w:bCs/>
+        </w:rPr>
+        <w:t>2.5 对比分析训练现象</w:t>
+      </w:r>
+    </w:p>
+    <w:p>
+      <w:pPr>
+        <w:rPr>
+          <w:rFonts w:hint="eastAsia"/>
+        </w:rPr>
+      </w:pPr>
+      <w:r>
+        <w:rPr>
+          <w:rFonts w:hint="eastAsia"/>
+        </w:rPr>
+        <w:t>设定</w:t>
+      </w:r>
+      <w:proofErr w:type="spellStart"/>
+      <w:r>
+        <w:rPr>
+          <w:szCs w:val="22"/>
+        </w:rPr>
+        <w:t>feet_air_time</w:t>
+      </w:r>
+      <w:proofErr w:type="spellEnd"/>
+      <w:r>
+        <w:rPr>
+          <w:rFonts w:hint="eastAsia"/>
+          <w:szCs w:val="22"/>
+        </w:rPr>
+        <w:t>权重=0.75</w:t>
+      </w:r>
+      <w:r>
+        <w:rPr>
+          <w:rFonts w:hint="eastAsia"/>
+          <w:szCs w:val="22"/>
+        </w:rPr>
+        <w:t>为</w:t>
+      </w:r>
+      <w:r>
+        <w:rPr>
+          <w:rFonts w:hint="eastAsia"/>
+          <w:b/>
+          <w:bCs/>
+          <w:szCs w:val="22"/>
+        </w:rPr>
+        <w:t>曲线0.75</w:t>
+      </w:r>
+      <w:r>
+        <w:rPr>
+          <w:rFonts w:hint="eastAsia"/>
+          <w:szCs w:val="22"/>
+        </w:rPr>
+        <w:t>，</w:t>
+      </w:r>
+      <w:proofErr w:type="spellStart"/>
+      <w:r>
+        <w:rPr>
+          <w:szCs w:val="22"/>
+        </w:rPr>
+        <w:t>feet_air_time</w:t>
+      </w:r>
+      <w:proofErr w:type="spellEnd"/>
+      <w:r>
+        <w:rPr>
+          <w:rFonts w:hint="eastAsia"/>
+          <w:szCs w:val="22"/>
+        </w:rPr>
+        <w:t>权重=0.</w:t>
+      </w:r>
+      <w:r>
+        <w:rPr>
+          <w:rFonts w:hint="eastAsia"/>
+          <w:szCs w:val="22"/>
+        </w:rPr>
+        <w:t>3</w:t>
+      </w:r>
+      <w:r>
+        <w:rPr>
+          <w:rFonts w:hint="eastAsia"/>
+          <w:szCs w:val="22"/>
+        </w:rPr>
+        <w:t>5为</w:t>
+      </w:r>
+      <w:r>
+        <w:rPr>
+          <w:rFonts w:hint="eastAsia"/>
+          <w:b/>
+          <w:bCs/>
+          <w:szCs w:val="22"/>
+        </w:rPr>
+        <w:t>曲线0.35</w:t>
+      </w:r>
+      <w:r>
+        <w:rPr>
+          <w:rFonts w:hint="eastAsia"/>
+          <w:szCs w:val="22"/>
+        </w:rPr>
+        <w:t>。</w:t>
+      </w:r>
+    </w:p>
+    <w:p>
+      <w:pPr>
+        <w:rPr>
+          <w:rFonts w:hint="eastAsia"/>
+        </w:rPr>
+      </w:pPr>
+      <w:r>
+        <w:rPr>
+          <w:rFonts w:hint="eastAsia"/>
+        </w:rPr>
+        <w:t>（1）</w:t>
+      </w:r>
+      <w:r>
+        <w:t>总奖励</w:t>
+      </w:r>
+      <w:r>
+        <w:rPr>
+          <w:rFonts w:hint="eastAsia"/>
+        </w:rPr>
+        <w:t>对比</w:t>
+      </w:r>
+    </w:p>
+    <w:p>
+      <w:pPr>
+        <w:rPr>
+          <w:rFonts w:hint="eastAsia"/>
+        </w:rPr>
+      </w:pPr>
+      <w:r>
+        <w:rPr>
+          <w:noProof/>
+        </w:rPr>
+        <w:lastRenderedPageBreak/>
+        <w:drawing>
+          <wp:inline distT="0" distB="0" distL="0" distR="0" wp14:anchorId="4E5779CB" wp14:editId="1AB1D454">
+            <wp:extent cx="5274310" cy="1412875"/>
+            <wp:effectExtent l="0" t="0" r="2540" b="0"/>
+            <wp:docPr id="1917438847" name="图片 1"/>
+            <wp:cNvGraphicFramePr>
+              <a:graphicFrameLocks xmlns:a="http://schemas.openxmlformats.org/drawingml/2006/main" noChangeAspect="1"/>
+            </wp:cNvGraphicFramePr>
+            <a:graphic xmlns:a="http://schemas.openxmlformats.org/drawingml/2006/main">
+              <a:graphicData uri="http://schemas.openxmlformats.org/drawingml/2006/picture">
+                <pic:pic xmlns:pic="http://schemas.openxmlformats.org/drawingml/2006/picture">
+                  <pic:nvPicPr>
+                    <pic:cNvPr id="1917438847" name=""/>
+                    <pic:cNvPicPr/>
+                  </pic:nvPicPr>
+                  <pic:blipFill>
+                    <a:blip r:embed="rId13"/>
+                    <a:stretch>
+                      <a:fillRect/>
+                    </a:stretch>
+                  </pic:blipFill>
+                  <pic:spPr>
+                    <a:xfrm>
+                      <a:off x="0" y="0"/>
+                      <a:ext cx="5274310" cy="1412875"/>
+                    </a:xfrm>
+                    <a:prstGeom prst="rect">
+                      <a:avLst/>
+                    </a:prstGeom>
+                  </pic:spPr>
+                </pic:pic>
+              </a:graphicData>
+            </a:graphic>
+          </wp:inline>
+        </w:drawing>
+      </w:r>
+    </w:p>
+    <w:p>
+      <w:pPr>
+        <w:rPr>
+          <w:b/>
+          <w:bCs/>
+        </w:rPr>
+      </w:pPr>
+      <w:r>
+        <w:rPr>
+          <w:rFonts w:hint="eastAsia"/>
+          <w:b/>
+          <w:bCs/>
+          <w:szCs w:val="22"/>
+        </w:rPr>
+        <w:t>曲线0.75</w:t>
+      </w:r>
+      <w:r>
+        <w:rPr>
+          <w:rFonts w:hint="eastAsia"/>
+          <w:szCs w:val="22"/>
+        </w:rPr>
+        <w:t>相比于</w:t>
+      </w:r>
+      <w:r>
+        <w:rPr>
+          <w:rFonts w:hint="eastAsia"/>
+          <w:b/>
+          <w:bCs/>
+          <w:szCs w:val="22"/>
+        </w:rPr>
+        <w:t>曲线0.</w:t>
+      </w:r>
+      <w:r>
+        <w:rPr>
+          <w:rFonts w:hint="eastAsia"/>
+          <w:b/>
+          <w:bCs/>
+          <w:szCs w:val="22"/>
+        </w:rPr>
+        <w:t>35</w:t>
+      </w:r>
+      <w:r>
+        <w:rPr>
+          <w:rFonts w:hint="eastAsia"/>
+          <w:szCs w:val="22"/>
+        </w:rPr>
+        <w:t>，</w:t>
+      </w:r>
+      <w:r>
+        <w:rPr>
+          <w:rFonts w:hint="eastAsia"/>
+          <w:szCs w:val="22"/>
+        </w:rPr>
+        <w:t>随着迭代次数增大，</w:t>
+      </w:r>
+      <w:r>
+        <w:t>总奖励</w:t>
+      </w:r>
+      <w:r>
+        <w:rPr>
+          <w:rFonts w:hint="eastAsia"/>
+        </w:rPr>
+        <w:t>逐渐增加。</w:t>
+      </w:r>
+    </w:p>
+    <w:p>
+      <w:r>
+        <w:rPr>
+          <w:rFonts w:hint="eastAsia"/>
+        </w:rPr>
+        <w:t>（2）</w:t>
+      </w:r>
+      <w:proofErr w:type="spellStart"/>
+      <w:r>
+        <w:t>feet_air_time</w:t>
+      </w:r>
+      <w:proofErr w:type="spellEnd"/>
+      <w:r>
+        <w:rPr>
+          <w:rFonts w:hint="eastAsia"/>
+        </w:rPr>
+        <w:t>对比</w:t>
+      </w:r>
+    </w:p>
+    <w:p>
+      <w:pPr>
+        <w:rPr>
+          <w:rFonts w:hint="eastAsia"/>
+        </w:rPr>
+      </w:pPr>
+      <w:r>
+        <w:rPr>
+          <w:noProof/>
+        </w:rPr>
+        <w:drawing>
+          <wp:inline distT="0" distB="0" distL="0" distR="0" wp14:anchorId="4FD0A4D7" wp14:editId="352A5D28">
+            <wp:extent cx="5274310" cy="1412240"/>
+            <wp:effectExtent l="0" t="0" r="2540" b="0"/>
+            <wp:docPr id="2004355874" name="图片 1"/>
+            <wp:cNvGraphicFramePr>
+              <a:graphicFrameLocks xmlns:a="http://schemas.openxmlformats.org/drawingml/2006/main" noChangeAspect="1"/>
+            </wp:cNvGraphicFramePr>
+            <a:graphic xmlns:a="http://schemas.openxmlformats.org/drawingml/2006/main">
+              <a:graphicData uri="http://schemas.openxmlformats.org/drawingml/2006/picture">
+                <pic:pic xmlns:pic="http://schemas.openxmlformats.org/drawingml/2006/picture">
+                  <pic:nvPicPr>
+                    <pic:cNvPr id="2004355874" name=""/>
+                    <pic:cNvPicPr/>
+                  </pic:nvPicPr>
+                  <pic:blipFill>
+                    <a:blip r:embed="rId14"/>
+                    <a:stretch>
+                      <a:fillRect/>
+                    </a:stretch>
+                  </pic:blipFill>
+                  <pic:spPr>
+                    <a:xfrm>
+                      <a:off x="0" y="0"/>
+                      <a:ext cx="5274310" cy="1412240"/>
+                    </a:xfrm>
+                    <a:prstGeom prst="rect">
+                      <a:avLst/>
+                    </a:prstGeom>
+                  </pic:spPr>
+                </pic:pic>
+              </a:graphicData>
+            </a:graphic>
+          </wp:inline>
+        </w:drawing>
+      </w:r>
+    </w:p>
+    <w:p>
+      <w:r>
+        <w:rPr>
+          <w:rFonts w:hint="eastAsia"/>
+          <w:b/>
+          <w:bCs/>
+          <w:szCs w:val="22"/>
+        </w:rPr>
+        <w:t>曲线0.75</w:t>
+      </w:r>
+      <w:r>
+        <w:rPr>
+          <w:rFonts w:hint="eastAsia"/>
+          <w:szCs w:val="22"/>
+        </w:rPr>
+        <w:t>相比于</w:t>
+      </w:r>
+      <w:r>
+        <w:rPr>
+          <w:rFonts w:hint="eastAsia"/>
+          <w:b/>
+          <w:bCs/>
+          <w:szCs w:val="22"/>
+        </w:rPr>
+        <w:t>曲线0.</w:t>
+      </w:r>
+      <w:r>
+        <w:rPr>
+          <w:rFonts w:hint="eastAsia"/>
+          <w:b/>
+          <w:bCs/>
+          <w:szCs w:val="22"/>
+        </w:rPr>
+        <w:t>35</w:t>
+      </w:r>
+      <w:r>
+        <w:rPr>
+          <w:rFonts w:hint="eastAsia"/>
+          <w:szCs w:val="22"/>
+        </w:rPr>
+        <w:t>，</w:t>
+      </w:r>
+      <w:r>
+        <w:rPr>
+          <w:rFonts w:hint="eastAsia"/>
+          <w:szCs w:val="22"/>
+        </w:rPr>
+        <w:t>随着迭代次数增大，</w:t>
+      </w:r>
+      <w:r>
+        <w:rPr>
+          <w:rFonts w:hint="eastAsia"/>
+          <w:szCs w:val="22"/>
+        </w:rPr>
+        <w:t>差距拉大。</w:t>
+      </w:r>
+    </w:p>
+    <w:p>
+      <w:r>
+        <w:rPr>
+          <w:rFonts w:hint="eastAsia"/>
+        </w:rPr>
+        <w:t>（3）</w:t>
+      </w:r>
+      <w:proofErr w:type="spellStart"/>
+      <w:r>
+        <w:t>feet_slide</w:t>
+      </w:r>
+      <w:proofErr w:type="spellEnd"/>
+      <w:r>
+        <w:rPr>
+          <w:rFonts w:hint="eastAsia"/>
+        </w:rPr>
+        <w:t>对比</w:t>
+      </w:r>
+    </w:p>
+    <w:p>
+      <w:r>
+        <w:rPr>
+          <w:noProof/>
+        </w:rPr>
+        <w:drawing>
+          <wp:inline distT="0" distB="0" distL="0" distR="0" wp14:anchorId="26DED834" wp14:editId="5FBA30B2">
+            <wp:extent cx="5274310" cy="1387475"/>
+            <wp:effectExtent l="0" t="0" r="2540" b="3175"/>
+            <wp:docPr id="2141426937" name="图片 1"/>
+            <wp:cNvGraphicFramePr>
+              <a:graphicFrameLocks xmlns:a="http://schemas.openxmlformats.org/drawingml/2006/main" noChangeAspect="1"/>
+            </wp:cNvGraphicFramePr>
+            <a:graphic xmlns:a="http://schemas.openxmlformats.org/drawingml/2006/main">
+              <a:graphicData uri="http://schemas.openxmlformats.org/drawingml/2006/picture">
+                <pic:pic xmlns:pic="http://schemas.openxmlformats.org/drawingml/2006/picture">
+                  <pic:nvPicPr>
+                    <pic:cNvPr id="2141426937" name=""/>
+                    <pic:cNvPicPr/>
+                  </pic:nvPicPr>
+                  <pic:blipFill>
+                    <a:blip r:embed="rId15"/>
+                    <a:stretch>
+                      <a:fillRect/>
+                    </a:stretch>
+                  </pic:blipFill>
+                  <pic:spPr>
+                    <a:xfrm>
+                      <a:off x="0" y="0"/>
+                      <a:ext cx="5274310" cy="1387475"/>
+                    </a:xfrm>
+                    <a:prstGeom prst="rect">
+                      <a:avLst/>
+                    </a:prstGeom>
+                  </pic:spPr>
+                </pic:pic>
+              </a:graphicData>
+            </a:graphic>
+          </wp:inline>
+        </w:drawing>
+      </w:r>
+    </w:p>
+    <w:p>
+      <w:pPr>
+        <w:rPr>
+          <w:rFonts w:hint="eastAsia"/>
+        </w:rPr>
+      </w:pPr>
+      <w:r>
+        <w:rPr>
+          <w:rFonts w:hint="eastAsia"/>
+          <w:b/>
+          <w:bCs/>
+          <w:szCs w:val="22"/>
+        </w:rPr>
+        <w:t>曲线0.</w:t>
+      </w:r>
+      <w:r>
+        <w:rPr>
+          <w:rFonts w:hint="eastAsia"/>
+          <w:b/>
+          <w:bCs/>
+          <w:szCs w:val="22"/>
+        </w:rPr>
+        <w:t>3</w:t>
+      </w:r>
+      <w:r>
+        <w:rPr>
+          <w:rFonts w:hint="eastAsia"/>
+          <w:b/>
+          <w:bCs/>
+          <w:szCs w:val="22"/>
+        </w:rPr>
+        <w:t>5</w:t>
+      </w:r>
+      <w:r>
+        <w:rPr>
+          <w:rFonts w:hint="eastAsia"/>
+          <w:szCs w:val="22"/>
+        </w:rPr>
+        <w:t>相比于</w:t>
+      </w:r>
+      <w:r>
+        <w:rPr>
+          <w:rFonts w:hint="eastAsia"/>
+          <w:b/>
+          <w:bCs/>
+          <w:szCs w:val="22"/>
+        </w:rPr>
+        <w:t>曲线0.</w:t>
+      </w:r>
+      <w:r>
+        <w:rPr>
+          <w:rFonts w:hint="eastAsia"/>
+          <w:b/>
+          <w:bCs/>
+          <w:szCs w:val="22"/>
+        </w:rPr>
+        <w:t>7</w:t>
+      </w:r>
+      <w:r>
+        <w:rPr>
+          <w:rFonts w:hint="eastAsia"/>
+          <w:b/>
+          <w:bCs/>
+          <w:szCs w:val="22"/>
+        </w:rPr>
+        <w:t>5</w:t>
+      </w:r>
+      <w:r>
+        <w:rPr>
+          <w:rFonts w:hint="eastAsia"/>
+          <w:szCs w:val="22"/>
+        </w:rPr>
+        <w:t>，</w:t>
+      </w:r>
+      <w:r>
+        <w:rPr>
+          <w:szCs w:val="22"/>
+        </w:rPr>
+        <w:t>脚步</w:t>
+      </w:r>
+      <w:r>
+        <w:rPr>
+          <w:rFonts w:hint="eastAsia"/>
+          <w:szCs w:val="22"/>
+        </w:rPr>
+        <w:t>更容易</w:t>
+      </w:r>
+      <w:r>
+        <w:rPr>
+          <w:szCs w:val="22"/>
+        </w:rPr>
+        <w:t>拖地</w:t>
+      </w:r>
+      <w:r>
+        <w:rPr>
+          <w:rFonts w:hint="eastAsia"/>
+          <w:szCs w:val="22"/>
+        </w:rPr>
+        <w:t>。</w:t>
+      </w:r>
+    </w:p>
+    <w:p>
+      <w:r>
+        <w:rPr>
+          <w:rFonts w:hint="eastAsia"/>
+        </w:rPr>
+        <w:t>（4）</w:t>
+      </w:r>
+      <w:r>
+        <w:t>action_rate_l2</w:t>
+      </w:r>
+      <w:r>
+        <w:rPr>
+          <w:rFonts w:hint="eastAsia"/>
+        </w:rPr>
+        <w:t>对比（</w:t>
+      </w:r>
+      <w:r>
+        <w:t>平滑性</w:t>
+      </w:r>
+      <w:r>
+        <w:rPr>
+          <w:rFonts w:hint="eastAsia"/>
+        </w:rPr>
+        <w:t>）</w:t>
+      </w:r>
+    </w:p>
+    <w:p>
+      <w:r>
+        <w:rPr>
+          <w:noProof/>
+        </w:rPr>
+        <w:drawing>
+          <wp:inline distT="0" distB="0" distL="0" distR="0" wp14:anchorId="216805C6" wp14:editId="5D2C988F">
+            <wp:extent cx="5274310" cy="1406525"/>
+            <wp:effectExtent l="0" t="0" r="2540" b="3175"/>
+            <wp:docPr id="1238262781" name="图片 1"/>
+            <wp:cNvGraphicFramePr>
+              <a:graphicFrameLocks xmlns:a="http://schemas.openxmlformats.org/drawingml/2006/main" noChangeAspect="1"/>
+            </wp:cNvGraphicFramePr>
+            <a:graphic xmlns:a="http://schemas.openxmlformats.org/drawingml/2006/main">
+              <a:graphicData uri="http://schemas.openxmlformats.org/drawingml/2006/picture">
+                <pic:pic xmlns:pic="http://schemas.openxmlformats.org/drawingml/2006/picture">
+                  <pic:nvPicPr>
+                    <pic:cNvPr id="1238262781" name=""/>
+                    <pic:cNvPicPr/>
+                  </pic:nvPicPr>
+                  <pic:blipFill>
+                    <a:blip r:embed="rId16"/>
+                    <a:stretch>
+                      <a:fillRect/>
+                    </a:stretch>
+                  </pic:blipFill>
+                  <pic:spPr>
+                    <a:xfrm>
+                      <a:off x="0" y="0"/>
+                      <a:ext cx="5274310" cy="1406525"/>
+                    </a:xfrm>
+                    <a:prstGeom prst="rect">
+                      <a:avLst/>
+                    </a:prstGeom>
+                  </pic:spPr>
+                </pic:pic>
+              </a:graphicData>
+            </a:graphic>
+          </wp:inline>
+        </w:drawing>
+      </w:r>
+    </w:p>
+    <w:p>
+      <w:pPr>
+        <w:rPr>
+          <w:rFonts w:hint="eastAsia"/>
+        </w:rPr>
+      </w:pPr>
+      <w:r>
+        <w:rPr>
+          <w:rFonts w:hint="eastAsia"/>
+          <w:b/>
+          <w:bCs/>
+          <w:szCs w:val="22"/>
+        </w:rPr>
+        <w:lastRenderedPageBreak/>
+        <w:t>曲线0.</w:t>
+      </w:r>
+      <w:r>
+        <w:rPr>
+          <w:rFonts w:hint="eastAsia"/>
+          <w:b/>
+          <w:bCs/>
+          <w:szCs w:val="22"/>
+        </w:rPr>
+        <w:t>3</w:t>
+      </w:r>
+      <w:r>
+        <w:rPr>
+          <w:rFonts w:hint="eastAsia"/>
+          <w:b/>
+          <w:bCs/>
+          <w:szCs w:val="22"/>
+        </w:rPr>
+        <w:t>5</w:t>
+      </w:r>
+      <w:r>
+        <w:rPr>
+          <w:rFonts w:hint="eastAsia"/>
+          <w:szCs w:val="22"/>
+        </w:rPr>
+        <w:t>相比于</w:t>
+      </w:r>
+      <w:r>
+        <w:rPr>
+          <w:rFonts w:hint="eastAsia"/>
+          <w:b/>
+          <w:bCs/>
+          <w:szCs w:val="22"/>
+        </w:rPr>
+        <w:t>曲线0.</w:t>
+      </w:r>
+      <w:r>
+        <w:rPr>
+          <w:rFonts w:hint="eastAsia"/>
+          <w:b/>
+          <w:bCs/>
+          <w:szCs w:val="22"/>
+        </w:rPr>
+        <w:t>75</w:t>
+      </w:r>
+      <w:r>
+        <w:rPr>
+          <w:rFonts w:hint="eastAsia"/>
+          <w:szCs w:val="22"/>
+        </w:rPr>
+        <w:t>，</w:t>
+      </w:r>
+      <w:r>
+        <w:rPr>
+          <w:rFonts w:hint="eastAsia"/>
+          <w:szCs w:val="22"/>
+        </w:rPr>
+        <w:t>更接近于0.</w:t>
+      </w:r>
+    </w:p>
+    <w:p>
+      <w:r>
+        <w:rPr>
+          <w:rFonts w:hint="eastAsia"/>
+        </w:rPr>
+        <w:t>（</w:t>
+      </w:r>
+      <w:r>
+        <w:t>5）</w:t>
+      </w:r>
+      <w:r>
+        <w:t>可视化播放</w:t>
+      </w:r>
+    </w:p>
+    <w:p>
+      <w:pPr>
+        <w:rPr>
+          <w:rFonts w:hint="eastAsia"/>
+        </w:rPr>
+      </w:pPr>
+      <w:r>
+        <w:rPr>
+          <w:rFonts w:hint="eastAsia"/>
+        </w:rPr>
+        <w:t>运行如下命令，</w:t>
+      </w:r>
+      <w:r>
+        <w:t>可视化播放</w:t>
+      </w:r>
+      <w:r>
+        <w:rPr>
+          <w:rFonts w:hint="eastAsia"/>
+        </w:rPr>
+        <w:t>。</w:t>
+      </w:r>
+    </w:p>
+    <w:p>
+      <w:pPr>
+        <w:widowControl/>
+        <w:shd w:val="clear" w:color="auto" w:fill="282C34"/>
+        <w:spacing w:after="0" w:line="220" w:lineRule="exact"/>
+        <w:rPr>
+          <w:rFonts w:ascii="Consolas" w:eastAsia="宋体" w:hAnsi="Consolas" w:cs="宋体"/>
+          <w:color w:val="ABB2BF"/>
+          <w:kern w:val="0"/>
+          <w:sz w:val="21"/>
+          <w:szCs w:val="21"/>
+          <w14:ligatures w14:val="none"/>
+        </w:rPr>
+      </w:pPr>
+      <w:r>
+        <w:rPr>
+          <w:rFonts w:ascii="Consolas" w:eastAsia="宋体" w:hAnsi="Consolas" w:cs="宋体"/>
+          <w:color w:val="61AFEF"/>
+          <w:kern w:val="0"/>
+          <w:sz w:val="21"/>
+          <w:szCs w:val="21"/>
+          <w14:ligatures w14:val="none"/>
+        </w:rPr>
+        <w:t>./isaaclab.sh</w:t>
+      </w:r>
+      <w:r>
+        <w:rPr>
+          <w:rFonts w:ascii="Consolas" w:eastAsia="宋体" w:hAnsi="Consolas" w:cs="宋体"/>
+          <w:color w:val="ABB2BF"/>
+          <w:kern w:val="0"/>
+          <w:sz w:val="21"/>
+          <w:szCs w:val="21"/>
+          <w14:ligatures w14:val="none"/>
+        </w:rPr>
+        <w:t xml:space="preserve"> </w:t>
+      </w:r>
+      <w:r>
+        <w:rPr>
+          <w:rFonts w:ascii="Consolas" w:eastAsia="宋体" w:hAnsi="Consolas" w:cs="宋体"/>
+          <w:color w:val="D19A66"/>
+          <w:kern w:val="0"/>
+          <w:sz w:val="21"/>
+          <w:szCs w:val="21"/>
+          <w14:ligatures w14:val="none"/>
+        </w:rPr>
+        <w:t>-p</w:t>
+      </w:r>
+      <w:r>
+        <w:rPr>
+          <w:rFonts w:ascii="Consolas" w:eastAsia="宋体" w:hAnsi="Consolas" w:cs="宋体"/>
+          <w:color w:val="ABB2BF"/>
+          <w:kern w:val="0"/>
+          <w:sz w:val="21"/>
+          <w:szCs w:val="21"/>
+          <w14:ligatures w14:val="none"/>
+        </w:rPr>
+        <w:t xml:space="preserve"> </w:t>
+      </w:r>
+      <w:r>
+        <w:rPr>
+          <w:rFonts w:ascii="Consolas" w:eastAsia="宋体" w:hAnsi="Consolas" w:cs="宋体"/>
+          <w:color w:val="98C379"/>
+          <w:kern w:val="0"/>
+          <w:sz w:val="21"/>
+          <w:szCs w:val="21"/>
+          <w14:ligatures w14:val="none"/>
+        </w:rPr>
+        <w:t>scripts/reinforcement_learning/rsl_rl/play.py</w:t>
+      </w:r>
+      <w:r>
+        <w:rPr>
+          <w:rFonts w:ascii="Consolas" w:eastAsia="宋体" w:hAnsi="Consolas" w:cs="宋体"/>
+          <w:color w:val="ABB2BF"/>
+          <w:kern w:val="0"/>
+          <w:sz w:val="21"/>
+          <w:szCs w:val="21"/>
+          <w14:ligatures w14:val="none"/>
+        </w:rPr>
+        <w:t xml:space="preserve"> </w:t>
+      </w:r>
+      <w:r>
+        <w:rPr>
+          <w:rFonts w:ascii="Consolas" w:eastAsia="宋体" w:hAnsi="Consolas" w:cs="宋体"/>
+          <w:color w:val="56B6C2"/>
+          <w:kern w:val="0"/>
+          <w:sz w:val="21"/>
+          <w:szCs w:val="21"/>
+          <w14:ligatures w14:val="none"/>
+        </w:rPr>
+        <w:t>\</w:t>
+      </w:r>
+    </w:p>
+    <w:p>
+      <w:pPr>
+        <w:widowControl/>
+        <w:shd w:val="clear" w:color="auto" w:fill="282C34"/>
+        <w:spacing w:after="0" w:line="220" w:lineRule="exact"/>
+        <w:rPr>
+          <w:rFonts w:ascii="Consolas" w:eastAsia="宋体" w:hAnsi="Consolas" w:cs="宋体"/>
+          <w:color w:val="ABB2BF"/>
+          <w:kern w:val="0"/>
+          <w:sz w:val="21"/>
+          <w:szCs w:val="21"/>
+          <w14:ligatures w14:val="none"/>
+        </w:rPr>
+      </w:pPr>
+      <w:r>
+        <w:rPr>
+          <w:rFonts w:ascii="Consolas" w:eastAsia="宋体" w:hAnsi="Consolas" w:cs="宋体"/>
+          <w:color w:val="ABB2BF"/>
+          <w:kern w:val="0"/>
+          <w:sz w:val="21"/>
+          <w:szCs w:val="21"/>
+          <w14:ligatures w14:val="none"/>
+        </w:rPr>
+        <w:t xml:space="preserve">    </w:t>
+      </w:r>
+      <w:r>
+        <w:rPr>
+          <w:rFonts w:ascii="Consolas" w:eastAsia="宋体" w:hAnsi="Consolas" w:cs="宋体"/>
+          <w:color w:val="D19A66"/>
+          <w:kern w:val="0"/>
+          <w:sz w:val="21"/>
+          <w:szCs w:val="21"/>
+          <w14:ligatures w14:val="none"/>
+        </w:rPr>
+        <w:t>--task=Isaac-Velocity-Flat-G1-Play-v0</w:t>
+      </w:r>
+      <w:r>
+        <w:rPr>
+          <w:rFonts w:ascii="Consolas" w:eastAsia="宋体" w:hAnsi="Consolas" w:cs="宋体"/>
+          <w:color w:val="ABB2BF"/>
+          <w:kern w:val="0"/>
+          <w:sz w:val="21"/>
+          <w:szCs w:val="21"/>
+          <w14:ligatures w14:val="none"/>
+        </w:rPr>
+        <w:t xml:space="preserve"> </w:t>
+      </w:r>
+      <w:r>
+        <w:rPr>
+          <w:rFonts w:ascii="Consolas" w:eastAsia="宋体" w:hAnsi="Consolas" w:cs="宋体"/>
+          <w:color w:val="56B6C2"/>
+          <w:kern w:val="0"/>
+          <w:sz w:val="21"/>
+          <w:szCs w:val="21"/>
+          <w14:ligatures w14:val="none"/>
+        </w:rPr>
+        <w:t>\</w:t>
+      </w:r>
+    </w:p>
+    <w:p>
+      <w:pPr>
+        <w:widowControl/>
+        <w:shd w:val="clear" w:color="auto" w:fill="282C34"/>
+        <w:spacing w:after="0" w:line="220" w:lineRule="exact"/>
+        <w:rPr>
+          <w:rFonts w:ascii="Consolas" w:eastAsia="宋体" w:hAnsi="Consolas" w:cs="宋体"/>
+          <w:color w:val="ABB2BF"/>
+          <w:kern w:val="0"/>
+          <w:sz w:val="21"/>
+          <w:szCs w:val="21"/>
+          <w14:ligatures w14:val="none"/>
+        </w:rPr>
+      </w:pPr>
+      <w:r>
+        <w:rPr>
+          <w:rFonts w:ascii="Consolas" w:eastAsia="宋体" w:hAnsi="Consolas" w:cs="宋体"/>
+          <w:color w:val="ABB2BF"/>
+          <w:kern w:val="0"/>
+          <w:sz w:val="21"/>
+          <w:szCs w:val="21"/>
+          <w14:ligatures w14:val="none"/>
+        </w:rPr>
+        <w:t xml:space="preserve">    </w:t>
+      </w:r>
+      <w:r>
+        <w:rPr>
+          <w:rFonts w:ascii="Consolas" w:eastAsia="宋体" w:hAnsi="Consolas" w:cs="宋体"/>
+          <w:color w:val="D19A66"/>
+          <w:kern w:val="0"/>
+          <w:sz w:val="21"/>
+          <w:szCs w:val="21"/>
+          <w14:ligatures w14:val="none"/>
+        </w:rPr>
+        <w:t>--</w:t>
+      </w:r>
+      <w:proofErr w:type="spellStart"/>
+      <w:r>
+        <w:rPr>
+          <w:rFonts w:ascii="Consolas" w:eastAsia="宋体" w:hAnsi="Consolas" w:cs="宋体"/>
+          <w:color w:val="D19A66"/>
+          <w:kern w:val="0"/>
+          <w:sz w:val="21"/>
+          <w:szCs w:val="21"/>
+          <w14:ligatures w14:val="none"/>
+        </w:rPr>
+        <w:t>num_envs</w:t>
+      </w:r>
+      <w:proofErr w:type="spellEnd"/>
+      <w:r>
+        <w:rPr>
+          <w:rFonts w:ascii="Consolas" w:eastAsia="宋体" w:hAnsi="Consolas" w:cs="宋体"/>
+          <w:color w:val="D19A66"/>
+          <w:kern w:val="0"/>
+          <w:sz w:val="21"/>
+          <w:szCs w:val="21"/>
+          <w14:ligatures w14:val="none"/>
+        </w:rPr>
+        <w:t>=8</w:t>
+      </w:r>
+      <w:r>
+        <w:rPr>
+          <w:rFonts w:ascii="Consolas" w:eastAsia="宋体" w:hAnsi="Consolas" w:cs="宋体"/>
+          <w:color w:val="ABB2BF"/>
+          <w:kern w:val="0"/>
+          <w:sz w:val="21"/>
+          <w:szCs w:val="21"/>
+          <w14:ligatures w14:val="none"/>
+        </w:rPr>
+        <w:t xml:space="preserve"> </w:t>
+      </w:r>
+      <w:r>
+        <w:rPr>
+          <w:rFonts w:ascii="Consolas" w:eastAsia="宋体" w:hAnsi="Consolas" w:cs="宋体"/>
+          <w:color w:val="56B6C2"/>
+          <w:kern w:val="0"/>
+          <w:sz w:val="21"/>
+          <w:szCs w:val="21"/>
+          <w14:ligatures w14:val="none"/>
+        </w:rPr>
+        <w:t>\</w:t>
+      </w:r>
+    </w:p>
+    <w:p>
+      <w:pPr>
+        <w:widowControl/>
+        <w:shd w:val="clear" w:color="auto" w:fill="282C34"/>
+        <w:spacing w:after="0" w:line="220" w:lineRule="exact"/>
+        <w:rPr>
+          <w:rFonts w:ascii="Consolas" w:eastAsia="宋体" w:hAnsi="Consolas" w:cs="宋体"/>
+          <w:color w:val="ABB2BF"/>
+          <w:kern w:val="0"/>
+          <w:sz w:val="21"/>
+          <w:szCs w:val="21"/>
+          <w14:ligatures w14:val="none"/>
+        </w:rPr>
+      </w:pPr>
+      <w:r>
+        <w:rPr>
+          <w:rFonts w:ascii="Consolas" w:eastAsia="宋体" w:hAnsi="Consolas" w:cs="宋体"/>
+          <w:color w:val="ABB2BF"/>
+          <w:kern w:val="0"/>
+          <w:sz w:val="21"/>
+          <w:szCs w:val="21"/>
+          <w14:ligatures w14:val="none"/>
+        </w:rPr>
+        <w:t xml:space="preserve">    </w:t>
+      </w:r>
+      <w:r>
+        <w:rPr>
+          <w:rFonts w:ascii="Consolas" w:eastAsia="宋体" w:hAnsi="Consolas" w:cs="宋体"/>
+          <w:color w:val="D19A66"/>
+          <w:kern w:val="0"/>
+          <w:sz w:val="21"/>
+          <w:szCs w:val="21"/>
+          <w14:ligatures w14:val="none"/>
+        </w:rPr>
+        <w:t>--checkpoint=logs/rsl_rl/g1_flat/2026-05-03_19-52-04_feet_air_0.75/model_499.pt</w:t>
+      </w:r>
+    </w:p>
+    <w:p>
+      <w:pPr>
+        <w:widowControl/>
+        <w:shd w:val="clear" w:color="auto" w:fill="282C34"/>
+        <w:spacing w:after="0" w:line="220" w:lineRule="exact"/>
+        <w:rPr>
+          <w:rFonts w:ascii="Consolas" w:eastAsia="宋体" w:hAnsi="Consolas" w:cs="宋体"/>
+          <w:color w:val="ABB2BF"/>
+          <w:kern w:val="0"/>
+          <w:sz w:val="21"/>
+          <w:szCs w:val="21"/>
+          <w14:ligatures w14:val="none"/>
+        </w:rPr>
+      </w:pPr>
+      <w:r>
+        <w:rPr>
+          <w:rFonts w:ascii="Consolas" w:eastAsia="宋体" w:hAnsi="Consolas" w:cs="宋体"/>
+          <w:color w:val="ABB2BF"/>
+          <w:kern w:val="0"/>
+          <w:sz w:val="21"/>
+          <w:szCs w:val="21"/>
+          <w14:ligatures w14:val="none"/>
+        </w:rPr>
+        <w:t xml:space="preserve">    </w:t>
+      </w:r>
+    </w:p>
+    <w:p>
+      <w:pPr>
+        <w:widowControl/>
+        <w:shd w:val="clear" w:color="auto" w:fill="282C34"/>
+        <w:spacing w:after="0" w:line="220" w:lineRule="exact"/>
+        <w:rPr>
+          <w:rFonts w:ascii="Consolas" w:eastAsia="宋体" w:hAnsi="Consolas" w:cs="宋体"/>
+          <w:color w:val="ABB2BF"/>
+          <w:kern w:val="0"/>
+          <w:sz w:val="21"/>
+          <w:szCs w:val="21"/>
+          <w14:ligatures w14:val="none"/>
+        </w:rPr>
+      </w:pPr>
+      <w:r>
+        <w:rPr>
+          <w:rFonts w:ascii="Consolas" w:eastAsia="宋体" w:hAnsi="Consolas" w:cs="宋体"/>
+          <w:color w:val="61AFEF"/>
+          <w:kern w:val="0"/>
+          <w:sz w:val="21"/>
+          <w:szCs w:val="21"/>
+          <w14:ligatures w14:val="none"/>
+        </w:rPr>
+        <w:t>./isaaclab.sh</w:t>
+      </w:r>
+      <w:r>
+        <w:rPr>
+          <w:rFonts w:ascii="Consolas" w:eastAsia="宋体" w:hAnsi="Consolas" w:cs="宋体"/>
+          <w:color w:val="ABB2BF"/>
+          <w:kern w:val="0"/>
+          <w:sz w:val="21"/>
+          <w:szCs w:val="21"/>
+          <w14:ligatures w14:val="none"/>
+        </w:rPr>
+        <w:t xml:space="preserve"> </w:t>
+      </w:r>
+      <w:r>
+        <w:rPr>
+          <w:rFonts w:ascii="Consolas" w:eastAsia="宋体" w:hAnsi="Consolas" w:cs="宋体"/>
+          <w:color w:val="D19A66"/>
+          <w:kern w:val="0"/>
+          <w:sz w:val="21"/>
+          <w:szCs w:val="21"/>
+          <w14:ligatures w14:val="none"/>
+        </w:rPr>
+        <w:t>-p</w:t>
+      </w:r>
+      <w:r>
+        <w:rPr>
+          <w:rFonts w:ascii="Consolas" w:eastAsia="宋体" w:hAnsi="Consolas" w:cs="宋体"/>
+          <w:color w:val="ABB2BF"/>
+          <w:kern w:val="0"/>
+          <w:sz w:val="21"/>
+          <w:szCs w:val="21"/>
+          <w14:ligatures w14:val="none"/>
+        </w:rPr>
+        <w:t xml:space="preserve"> </w:t>
+      </w:r>
+      <w:r>
+        <w:rPr>
+          <w:rFonts w:ascii="Consolas" w:eastAsia="宋体" w:hAnsi="Consolas" w:cs="宋体"/>
+          <w:color w:val="98C379"/>
+          <w:kern w:val="0"/>
+          <w:sz w:val="21"/>
+          <w:szCs w:val="21"/>
+          <w14:ligatures w14:val="none"/>
+        </w:rPr>
+        <w:t>scripts/reinforcement_learning/rsl_rl/play.py</w:t>
+      </w:r>
+      <w:r>
+        <w:rPr>
+          <w:rFonts w:ascii="Consolas" w:eastAsia="宋体" w:hAnsi="Consolas" w:cs="宋体"/>
+          <w:color w:val="ABB2BF"/>
+          <w:kern w:val="0"/>
+          <w:sz w:val="21"/>
+          <w:szCs w:val="21"/>
+          <w14:ligatures w14:val="none"/>
+        </w:rPr>
+        <w:t xml:space="preserve"> </w:t>
+      </w:r>
+      <w:r>
+        <w:rPr>
+          <w:rFonts w:ascii="Consolas" w:eastAsia="宋体" w:hAnsi="Consolas" w:cs="宋体"/>
+          <w:color w:val="56B6C2"/>
+          <w:kern w:val="0"/>
+          <w:sz w:val="21"/>
+          <w:szCs w:val="21"/>
+          <w14:ligatures w14:val="none"/>
+        </w:rPr>
+        <w:t>\</w:t>
+      </w:r>
+    </w:p>
+    <w:p>
+      <w:pPr>
+        <w:widowControl/>
+        <w:shd w:val="clear" w:color="auto" w:fill="282C34"/>
+        <w:spacing w:after="0" w:line="220" w:lineRule="exact"/>
+        <w:rPr>
+          <w:rFonts w:ascii="Consolas" w:eastAsia="宋体" w:hAnsi="Consolas" w:cs="宋体"/>
+          <w:color w:val="ABB2BF"/>
+          <w:kern w:val="0"/>
+          <w:sz w:val="21"/>
+          <w:szCs w:val="21"/>
+          <w14:ligatures w14:val="none"/>
+        </w:rPr>
+      </w:pPr>
+      <w:r>
+        <w:rPr>
+          <w:rFonts w:ascii="Consolas" w:eastAsia="宋体" w:hAnsi="Consolas" w:cs="宋体"/>
+          <w:color w:val="ABB2BF"/>
+          <w:kern w:val="0"/>
+          <w:sz w:val="21"/>
+          <w:szCs w:val="21"/>
+          <w14:ligatures w14:val="none"/>
+        </w:rPr>
+        <w:t xml:space="preserve">    </w:t>
+      </w:r>
+      <w:r>
+        <w:rPr>
+          <w:rFonts w:ascii="Consolas" w:eastAsia="宋体" w:hAnsi="Consolas" w:cs="宋体"/>
+          <w:color w:val="D19A66"/>
+          <w:kern w:val="0"/>
+          <w:sz w:val="21"/>
+          <w:szCs w:val="21"/>
+          <w14:ligatures w14:val="none"/>
+        </w:rPr>
+        <w:t>--task=Isaac-Velocity-Flat-G1-Play-v0</w:t>
+      </w:r>
+      <w:r>
+        <w:rPr>
+          <w:rFonts w:ascii="Consolas" w:eastAsia="宋体" w:hAnsi="Consolas" w:cs="宋体"/>
+          <w:color w:val="ABB2BF"/>
+          <w:kern w:val="0"/>
+          <w:sz w:val="21"/>
+          <w:szCs w:val="21"/>
+          <w14:ligatures w14:val="none"/>
+        </w:rPr>
+        <w:t xml:space="preserve"> </w:t>
+      </w:r>
+      <w:r>
+        <w:rPr>
+          <w:rFonts w:ascii="Consolas" w:eastAsia="宋体" w:hAnsi="Consolas" w:cs="宋体"/>
+          <w:color w:val="56B6C2"/>
+          <w:kern w:val="0"/>
+          <w:sz w:val="21"/>
+          <w:szCs w:val="21"/>
+          <w14:ligatures w14:val="none"/>
+        </w:rPr>
+        <w:t>\</w:t>
+      </w:r>
+    </w:p>
+    <w:p>
+      <w:pPr>
+        <w:widowControl/>
+        <w:shd w:val="clear" w:color="auto" w:fill="282C34"/>
+        <w:spacing w:after="0" w:line="220" w:lineRule="exact"/>
+        <w:rPr>
+          <w:rFonts w:ascii="Consolas" w:eastAsia="宋体" w:hAnsi="Consolas" w:cs="宋体"/>
+          <w:color w:val="ABB2BF"/>
+          <w:kern w:val="0"/>
+          <w:sz w:val="21"/>
+          <w:szCs w:val="21"/>
+          <w14:ligatures w14:val="none"/>
+        </w:rPr>
+      </w:pPr>
+      <w:r>
+        <w:rPr>
+          <w:rFonts w:ascii="Consolas" w:eastAsia="宋体" w:hAnsi="Consolas" w:cs="宋体"/>
+          <w:color w:val="ABB2BF"/>
+          <w:kern w:val="0"/>
+          <w:sz w:val="21"/>
+          <w:szCs w:val="21"/>
+          <w14:ligatures w14:val="none"/>
+        </w:rPr>
+        <w:t xml:space="preserve">    </w:t>
+      </w:r>
+      <w:r>
+        <w:rPr>
+          <w:rFonts w:ascii="Consolas" w:eastAsia="宋体" w:hAnsi="Consolas" w:cs="宋体"/>
+          <w:color w:val="D19A66"/>
+          <w:kern w:val="0"/>
+          <w:sz w:val="21"/>
+          <w:szCs w:val="21"/>
+          <w14:ligatures w14:val="none"/>
+        </w:rPr>
+        <w:t>--</w:t>
+      </w:r>
+      <w:proofErr w:type="spellStart"/>
+      <w:r>
+        <w:rPr>
+          <w:rFonts w:ascii="Consolas" w:eastAsia="宋体" w:hAnsi="Consolas" w:cs="宋体"/>
+          <w:color w:val="D19A66"/>
+          <w:kern w:val="0"/>
+          <w:sz w:val="21"/>
+          <w:szCs w:val="21"/>
+          <w14:ligatures w14:val="none"/>
+        </w:rPr>
+        <w:t>num_envs</w:t>
+      </w:r>
+      <w:proofErr w:type="spellEnd"/>
+      <w:r>
+        <w:rPr>
+          <w:rFonts w:ascii="Consolas" w:eastAsia="宋体" w:hAnsi="Consolas" w:cs="宋体"/>
+          <w:color w:val="D19A66"/>
+          <w:kern w:val="0"/>
+          <w:sz w:val="21"/>
+          <w:szCs w:val="21"/>
+          <w14:ligatures w14:val="none"/>
+        </w:rPr>
+        <w:t>=8</w:t>
+      </w:r>
+      <w:r>
+        <w:rPr>
+          <w:rFonts w:ascii="Consolas" w:eastAsia="宋体" w:hAnsi="Consolas" w:cs="宋体"/>
+          <w:color w:val="ABB2BF"/>
+          <w:kern w:val="0"/>
+          <w:sz w:val="21"/>
+          <w:szCs w:val="21"/>
+          <w14:ligatures w14:val="none"/>
+        </w:rPr>
+        <w:t xml:space="preserve"> </w:t>
+      </w:r>
+      <w:r>
+        <w:rPr>
+          <w:rFonts w:ascii="Consolas" w:eastAsia="宋体" w:hAnsi="Consolas" w:cs="宋体"/>
+          <w:color w:val="56B6C2"/>
+          <w:kern w:val="0"/>
+          <w:sz w:val="21"/>
+          <w:szCs w:val="21"/>
+          <w14:ligatures w14:val="none"/>
+        </w:rPr>
+        <w:t>\</w:t>
+      </w:r>
+    </w:p>
+    <w:p>
+      <w:pPr>
+        <w:widowControl/>
+        <w:shd w:val="clear" w:color="auto" w:fill="282C34"/>
+        <w:spacing w:after="0" w:line="220" w:lineRule="exact"/>
+        <w:rPr>
+          <w:rFonts w:ascii="Consolas" w:eastAsia="宋体" w:hAnsi="Consolas" w:cs="宋体"/>
+          <w:color w:val="ABB2BF"/>
+          <w:kern w:val="0"/>
+          <w:sz w:val="21"/>
+          <w:szCs w:val="21"/>
+          <w14:ligatures w14:val="none"/>
+        </w:rPr>
+      </w:pPr>
+      <w:r>
+        <w:rPr>
+          <w:rFonts w:ascii="Consolas" w:eastAsia="宋体" w:hAnsi="Consolas" w:cs="宋体"/>
+          <w:color w:val="ABB2BF"/>
+          <w:kern w:val="0"/>
+          <w:sz w:val="21"/>
+          <w:szCs w:val="21"/>
+          <w14:ligatures w14:val="none"/>
+        </w:rPr>
+        <w:t xml:space="preserve">    </w:t>
+      </w:r>
+      <w:r>
+        <w:rPr>
+          <w:rFonts w:ascii="Consolas" w:eastAsia="宋体" w:hAnsi="Consolas" w:cs="宋体"/>
+          <w:color w:val="D19A66"/>
+          <w:kern w:val="0"/>
+          <w:sz w:val="21"/>
+          <w:szCs w:val="21"/>
+          <w14:ligatures w14:val="none"/>
+        </w:rPr>
+        <w:t>--checkpoint=logs/rsl_rl/g1_flat/2026-05-03_08-59-27_feet_air_0.35/model_499.pt</w:t>
+      </w:r>
+    </w:p>
+    <w:p>
+      <w:pPr>
+        <w:jc w:val="both"/>
+        <w:rPr>
+          <w:rFonts w:hint="eastAsia"/>
+        </w:rPr>
+      </w:pPr>
+      <w:r>
+        <w:t>机器人行为差异</w:t>
+      </w:r>
+      <w:r>
+        <w:rPr>
+          <w:rFonts w:hint="eastAsia"/>
+        </w:rPr>
+        <w:t>：在开始阶段，能观察出</w:t>
+      </w:r>
+      <w:proofErr w:type="spellStart"/>
+      <w:r>
+        <w:t>feet_air_time</w:t>
+      </w:r>
+      <w:proofErr w:type="spellEnd"/>
+      <w:r>
+        <w:rPr>
+          <w:rFonts w:hint="eastAsia"/>
+        </w:rPr>
+        <w:t>权重=0.35训练出来的机器人行走，相对来说，</w:t>
+      </w:r>
+      <w:r>
+        <w:t>脚步拖地，步幅小</w:t>
+      </w:r>
+      <w:r>
+        <w:rPr>
+          <w:rFonts w:hint="eastAsia"/>
+        </w:rPr>
+        <w:t>，但随着行走时间增长，</w:t>
+      </w:r>
+      <w:r>
+        <w:rPr>
+          <w:rFonts w:hint="eastAsia"/>
+        </w:rPr>
+        <w:t>个人感觉</w:t>
+      </w:r>
+      <w:r>
+        <w:t>机器人</w:t>
+      </w:r>
+      <w:r>
+        <w:rPr>
+          <w:rFonts w:hint="eastAsia"/>
+        </w:rPr>
+        <w:t>行走差异不明显。</w:t>
+      </w:r>
+    </w:p>
+    <w:p>
+      <w:pPr>
+        <w:rPr>
+          <w:rFonts w:hint="eastAsia"/>
+          <w:b/>
+          <w:bCs/>
+        </w:rPr>
+      </w:pPr>
+      <w:r>
+        <w:rPr>
+          <w:b/>
+          <w:bCs/>
+        </w:rPr>
+        <w:t>2.6 思考</w:t>
+      </w:r>
+    </w:p>
+    <w:p>
+      <w:pPr>
+        <w:numPr>
+          <w:ilvl w:val="0"/>
+          <w:numId w:val="20"/>
+        </w:numPr>
+      </w:pPr>
+      <w:r>
+        <w:t>你的实验结果和最初预测一致吗？</w:t>
+      </w:r>
+    </w:p>
+    <w:p>
+      <w:pPr>
+        <w:ind w:left="720"/>
+        <w:rPr>
+          <w:rFonts w:hint="eastAsia"/>
+        </w:rPr>
+      </w:pPr>
+      <w:proofErr w:type="spellStart"/>
+      <w:r>
+        <w:rPr>
+          <w:szCs w:val="22"/>
+        </w:rPr>
+        <w:t>feet_air_time</w:t>
+      </w:r>
+      <w:proofErr w:type="spellEnd"/>
+      <w:r>
+        <w:rPr>
+          <w:rFonts w:hint="eastAsia"/>
+          <w:szCs w:val="22"/>
+        </w:rPr>
+        <w:t>曲线</w:t>
+      </w:r>
+      <w:r>
+        <w:rPr>
+          <w:rFonts w:hint="eastAsia"/>
+          <w:szCs w:val="22"/>
+        </w:rPr>
+        <w:t>变化同预测一致，但</w:t>
+      </w:r>
+      <w:proofErr w:type="spellStart"/>
+      <w:r>
+        <w:rPr>
+          <w:szCs w:val="22"/>
+        </w:rPr>
+        <w:t>feet_slide</w:t>
+      </w:r>
+      <w:proofErr w:type="spellEnd"/>
+      <w:r>
+        <w:rPr>
+          <w:rFonts w:hint="eastAsia"/>
+          <w:szCs w:val="22"/>
+        </w:rPr>
+        <w:t>曲线变化相对较小，同预测不一致；</w:t>
+      </w:r>
+      <w:r>
+        <w:t>机器人</w:t>
+      </w:r>
+      <w:r>
+        <w:rPr>
+          <w:rFonts w:hint="eastAsia"/>
+        </w:rPr>
+        <w:t>行走变得保守，同预测一致。</w:t>
+      </w:r>
+    </w:p>
+    <w:p>
+      <w:pPr>
+        <w:numPr>
+          <w:ilvl w:val="0"/>
+          <w:numId w:val="21"/>
+        </w:numPr>
+      </w:pPr>
+      <w:r>
+        <w:t>这个 reward 项在训练里到底起了什么作用？</w:t>
+      </w:r>
+    </w:p>
+    <w:p>
+      <w:pPr>
+        <w:ind w:left="720"/>
+        <w:rPr>
+          <w:rFonts w:hint="eastAsia"/>
+        </w:rPr>
+      </w:pPr>
+      <w:r>
+        <w:rPr>
+          <w:rFonts w:hint="eastAsia"/>
+        </w:rPr>
+        <w:t>打破机器人</w:t>
+      </w:r>
+      <w:proofErr w:type="gramStart"/>
+      <w:r>
+        <w:t>拖步</w:t>
+      </w:r>
+      <w:r>
+        <w:rPr>
+          <w:rFonts w:hint="eastAsia"/>
+        </w:rPr>
+        <w:t>或者</w:t>
+      </w:r>
+      <w:proofErr w:type="gramEnd"/>
+      <w:r>
+        <w:t>原地小碎步</w:t>
+      </w:r>
+      <w:r>
+        <w:rPr>
+          <w:rFonts w:hint="eastAsia"/>
+        </w:rPr>
+        <w:t>，同时</w:t>
+      </w:r>
+      <w:r>
+        <w:t>双足之间相位互补</w:t>
+      </w:r>
+      <w:r>
+        <w:rPr>
+          <w:rFonts w:hint="eastAsia"/>
+        </w:rPr>
+        <w:t>。</w:t>
+      </w:r>
+    </w:p>
+    <w:p>
+      <w:pPr>
+        <w:numPr>
+          <w:ilvl w:val="0"/>
+          <w:numId w:val="22"/>
+        </w:numPr>
+      </w:pPr>
+      <w:r>
+        <w:t>你觉得哪个 reward 是最重要的，为什么？</w:t>
+      </w:r>
+    </w:p>
+    <w:p>
+      <w:pPr>
+        <w:ind w:left="720"/>
+        <w:rPr>
+          <w:rFonts w:hint="eastAsia"/>
+        </w:rPr>
+      </w:pPr>
+      <w:proofErr w:type="spellStart"/>
+      <w:r>
+        <w:t>track_lin_vel_xy_exp</w:t>
+      </w:r>
+      <w:proofErr w:type="spellEnd"/>
+      <w:r>
+        <w:rPr>
+          <w:rFonts w:hint="eastAsia"/>
+        </w:rPr>
+        <w:t>最重要，没有这个</w:t>
+      </w:r>
+      <w:r>
+        <w:t>reward</w:t>
+      </w:r>
+      <w:r>
+        <w:rPr>
+          <w:rFonts w:hint="eastAsia"/>
+        </w:rPr>
+        <w:t>，机器人</w:t>
+      </w:r>
+      <w:r>
+        <w:t>就站着不动</w:t>
+      </w:r>
+      <w:r>
+        <w:rPr>
+          <w:rFonts w:hint="eastAsia"/>
+        </w:rPr>
+        <w:t>了。</w:t>
+      </w:r>
     </w:p>
     <w:sectPr>
       <w:pgSz w:w="11906" w:h="16838"/>
@@ -1598,7 +8244,7 @@
   <w:abstractNum w:abstractNumId="5" w15:restartNumberingAfterBreak="0">
     <w:nsid w:val="732F2F5C"/>
     <w:multiLevelType w:val="multilevel"/>
-    <w:tmpl w:val="2B1C1CFE"/>
+    <w:tmpl w:val="B8062B84"/>
     <w:lvl w:ilvl="0">
       <w:start w:val="1"/>
       <w:numFmt w:val="decimal"/>
@@ -1611,17 +8257,17 @@
         <w:ind w:left="720" w:hanging="360"/>
       </w:pPr>
     </w:lvl>
-    <w:lvl w:ilvl="1" w:tentative="1">
+    <w:lvl w:ilvl="1">
       <w:start w:val="1"/>
       <w:numFmt w:val="decimal"/>
-      <w:lvlText w:val="%2."/>
+      <w:lvlText w:val="（%2）"/>
       <w:lvlJc w:val="left"/>
       <w:pPr>
-        <w:tabs>
-          <w:tab w:val="num" w:pos="1440"/>
-        </w:tabs>
-        <w:ind w:left="1440" w:hanging="360"/>
-      </w:pPr>
+        <w:ind w:left="1800" w:hanging="720"/>
+      </w:pPr>
+      <w:rPr>
+        <w:rFonts w:hint="default"/>
+      </w:rPr>
     </w:lvl>
     <w:lvl w:ilvl="2" w:tentative="1">
       <w:start w:val="1"/>
@@ -1824,7 +8470,7 @@
   <w:abstractNum w:abstractNumId="7" w15:restartNumberingAfterBreak="0">
     <w:nsid w:val="772B7EF3"/>
     <w:multiLevelType w:val="multilevel"/>
-    <w:tmpl w:val="FE50CD42"/>
+    <w:tmpl w:val="F52E73DE"/>
     <w:lvl w:ilvl="0">
       <w:start w:val="1"/>
       <w:numFmt w:val="decimal"/>
@@ -1837,17 +8483,17 @@
         <w:ind w:left="720" w:hanging="360"/>
       </w:pPr>
     </w:lvl>
-    <w:lvl w:ilvl="1" w:tentative="1">
+    <w:lvl w:ilvl="1">
       <w:start w:val="1"/>
       <w:numFmt w:val="decimal"/>
       <w:lvlText w:val="%2."/>
       <w:lvlJc w:val="left"/>
       <w:pPr>
-        <w:tabs>
-          <w:tab w:val="num" w:pos="1440"/>
-        </w:tabs>
         <w:ind w:left="1440" w:hanging="360"/>
       </w:pPr>
+      <w:rPr>
+        <w:rFonts w:hint="default"/>
+      </w:rPr>
     </w:lvl>
     <w:lvl w:ilvl="2" w:tentative="1">
       <w:start w:val="1"/>
@@ -2740,7 +9386,6 @@
     <w:next w:val="a"/>
     <w:link w:val="20"/>
     <w:uiPriority w:val="9"/>
-    <w:semiHidden/>
     <w:unhideWhenUsed/>
     <w:qFormat/>
     <w:rsid w:val="00401ED5"/>
@@ -2763,7 +9408,6 @@
     <w:next w:val="a"/>
     <w:link w:val="30"/>
     <w:uiPriority w:val="9"/>
-    <w:semiHidden/>
     <w:unhideWhenUsed/>
     <w:qFormat/>
     <w:rsid w:val="00401ED5"/>
@@ -2957,7 +9601,6 @@
     <w:basedOn w:val="a0"/>
     <w:link w:val="2"/>
     <w:uiPriority w:val="9"/>
-    <w:semiHidden/>
     <w:rsid w:val="00401ED5"/>
     <w:rPr>
       <w:rFonts w:asciiTheme="majorHAnsi" w:eastAsiaTheme="majorEastAsia" w:hAnsiTheme="majorHAnsi" w:cstheme="majorBidi"/>
@@ -2971,7 +9614,6 @@
     <w:basedOn w:val="a0"/>
     <w:link w:val="3"/>
     <w:uiPriority w:val="9"/>
-    <w:semiHidden/>
     <w:rsid w:val="00401ED5"/>
     <w:rPr>
       <w:rFonts w:asciiTheme="majorHAnsi" w:eastAsiaTheme="majorEastAsia" w:hAnsiTheme="majorHAnsi" w:cstheme="majorBidi"/>
@@ -3295,6 +9937,60 @@
       <w:szCs w:val="18"/>
     </w:rPr>
   </w:style>
+  <w:style w:type="character" w:styleId="af2">
+    <w:name w:val="Hyperlink"/>
+    <w:basedOn w:val="a0"/>
+    <w:uiPriority w:val="99"/>
+    <w:unhideWhenUsed/>
+    <w:rsid w:val="00783E5B"/>
+    <w:rPr>
+      <w:color w:val="467886" w:themeColor="hyperlink"/>
+      <w:u w:val="single"/>
+    </w:rPr>
+  </w:style>
+  <w:style w:type="character" w:styleId="af3">
+    <w:name w:val="Unresolved Mention"/>
+    <w:basedOn w:val="a0"/>
+    <w:uiPriority w:val="99"/>
+    <w:semiHidden/>
+    <w:unhideWhenUsed/>
+    <w:rsid w:val="00783E5B"/>
+    <w:rPr>
+      <w:color w:val="605E5C"/>
+      <w:shd w:val="clear" w:color="auto" w:fill="E1DFDD"/>
+    </w:rPr>
+  </w:style>
+  <w:style w:type="character" w:styleId="af4">
+    <w:name w:val="FollowedHyperlink"/>
+    <w:basedOn w:val="a0"/>
+    <w:uiPriority w:val="99"/>
+    <w:semiHidden/>
+    <w:unhideWhenUsed/>
+    <w:rsid w:val="00A14BF8"/>
+    <w:rPr>
+      <w:color w:val="96607D" w:themeColor="followedHyperlink"/>
+      <w:u w:val="single"/>
+    </w:rPr>
+  </w:style>
+  <w:style w:type="table" w:styleId="af5">
+    <w:name w:val="Table Grid"/>
+    <w:basedOn w:val="a1"/>
+    <w:uiPriority w:val="39"/>
+    <w:rsid w:val="0081634F"/>
+    <w:pPr>
+      <w:spacing w:after="0" w:line="240" w:lineRule="auto"/>
+    </w:pPr>
+    <w:tblPr>
+      <w:tblBorders>
+        <w:top w:val="single" w:sz="4" w:space="0" w:color="auto"/>
+        <w:left w:val="single" w:sz="4" w:space="0" w:color="auto"/>
+        <w:bottom w:val="single" w:sz="4" w:space="0" w:color="auto"/>
+        <w:right w:val="single" w:sz="4" w:space="0" w:color="auto"/>
+        <w:insideH w:val="single" w:sz="4" w:space="0" w:color="auto"/>
+        <w:insideV w:val="single" w:sz="4" w:space="0" w:color="auto"/>
+      </w:tblBorders>
+    </w:tblPr>
+  </w:style>
 </w:styles>
 </file>
 
